--- a/论文.docx
+++ b/论文.docx
@@ -1606,7 +1606,11 @@
         <w:spacing w:beforeAutospacing="0" w:afterAutospacing="0" w:line="480" w:lineRule="auto"/>
         <w:textAlignment w:val="auto"/>
         <w:rPr>
-          <w:sz w:val="24"/>
+          <w:rFonts w:hint="eastAsia" w:eastAsia="宋体"/>
+          <w:bCs/>
+          <w:sz w:val="24"/>
+          <w:szCs w:val="21"/>
+          <w:lang w:val="en-US" w:eastAsia="zh-CN"/>
         </w:rPr>
       </w:pPr>
       <w:r>
@@ -1616,7 +1620,112 @@
           <w:sz w:val="24"/>
           <w:szCs w:val="21"/>
         </w:rPr>
-        <w:t>要求：构建一个利用区块链的课程资料共享系统，通过通证激励用户贡献优质资源，确保版权追溯与公平分配。</w:t>
+        <w:t>构建一个利用区块链的课程资料共享系统，通过通证激励用户贡献优质资源，确保版权追溯与公平分配。</w:t>
+      </w:r>
+    </w:p>
+    <w:p>
+      <w:pPr>
+        <w:keepNext w:val="0"/>
+        <w:keepLines w:val="0"/>
+        <w:pageBreakBefore w:val="0"/>
+        <w:kinsoku/>
+        <w:wordWrap/>
+        <w:overflowPunct/>
+        <w:topLinePunct w:val="0"/>
+        <w:autoSpaceDE/>
+        <w:autoSpaceDN/>
+        <w:bidi w:val="0"/>
+        <w:adjustRightInd/>
+        <w:snapToGrid/>
+        <w:spacing w:beforeAutospacing="0" w:afterAutospacing="0" w:line="480" w:lineRule="auto"/>
+        <w:textAlignment w:val="auto"/>
+        <w:rPr>
+          <w:rFonts w:hint="eastAsia" w:eastAsia="宋体"/>
+          <w:bCs/>
+          <w:sz w:val="24"/>
+          <w:szCs w:val="21"/>
+          <w:lang w:val="en-US" w:eastAsia="zh-CN"/>
+        </w:rPr>
+      </w:pPr>
+      <w:r>
+        <w:rPr>
+          <w:rFonts w:hint="eastAsia" w:eastAsia="宋体"/>
+          <w:bCs/>
+          <w:sz w:val="24"/>
+          <w:szCs w:val="21"/>
+          <w:lang w:val="en-US" w:eastAsia="zh-CN"/>
+        </w:rPr>
+        <w:t>关键词：</w:t>
+      </w:r>
+    </w:p>
+    <w:p>
+      <w:pPr>
+        <w:keepNext w:val="0"/>
+        <w:keepLines w:val="0"/>
+        <w:pageBreakBefore w:val="0"/>
+        <w:kinsoku/>
+        <w:wordWrap/>
+        <w:overflowPunct/>
+        <w:topLinePunct w:val="0"/>
+        <w:autoSpaceDE/>
+        <w:autoSpaceDN/>
+        <w:bidi w:val="0"/>
+        <w:adjustRightInd/>
+        <w:snapToGrid/>
+        <w:spacing w:beforeAutospacing="0" w:afterAutospacing="0" w:line="480" w:lineRule="auto"/>
+        <w:textAlignment w:val="auto"/>
+        <w:rPr>
+          <w:rFonts w:hint="eastAsia" w:eastAsia="宋体"/>
+          <w:bCs/>
+          <w:sz w:val="24"/>
+          <w:szCs w:val="21"/>
+          <w:lang w:val="en-US" w:eastAsia="zh-CN"/>
+        </w:rPr>
+      </w:pPr>
+      <w:r>
+        <w:rPr>
+          <w:rFonts w:hint="eastAsia" w:eastAsia="宋体"/>
+          <w:bCs/>
+          <w:sz w:val="24"/>
+          <w:szCs w:val="21"/>
+          <w:lang w:val="en-US" w:eastAsia="zh-CN"/>
+        </w:rPr>
+        <w:t>中文：区块链，智能合约，去中心化应用 (DApp)，通证经济，IPFS，版权追溯。</w:t>
+      </w:r>
+    </w:p>
+    <w:p>
+      <w:pPr>
+        <w:keepNext w:val="0"/>
+        <w:keepLines w:val="0"/>
+        <w:pageBreakBefore w:val="0"/>
+        <w:kinsoku/>
+        <w:wordWrap/>
+        <w:overflowPunct/>
+        <w:topLinePunct w:val="0"/>
+        <w:autoSpaceDE/>
+        <w:autoSpaceDN/>
+        <w:bidi w:val="0"/>
+        <w:adjustRightInd/>
+        <w:snapToGrid/>
+        <w:spacing w:beforeAutospacing="0" w:afterAutospacing="0" w:line="480" w:lineRule="auto"/>
+        <w:textAlignment w:val="auto"/>
+        <w:rPr>
+          <w:rFonts w:hint="eastAsia" w:eastAsia="宋体"/>
+          <w:bCs/>
+          <w:sz w:val="24"/>
+          <w:szCs w:val="21"/>
+          <w:lang w:val="en-US" w:eastAsia="zh-CN"/>
+        </w:rPr>
+      </w:pPr>
+      <w:r>
+        <w:rPr>
+          <w:rFonts w:hint="eastAsia" w:eastAsia="宋体"/>
+          <w:bCs/>
+          <w:sz w:val="24"/>
+          <w:szCs w:val="21"/>
+          <w:lang w:val="en-US" w:eastAsia="zh-CN"/>
+        </w:rPr>
+        <w:t>英文：Blockchain, Smart Contract, DApp, Token Economy, IPFS, Copyright Traceability.</w:t>
       </w:r>
     </w:p>
     <w:p>
@@ -1696,10 +1805,107 @@
     </w:p>
     <w:p>
       <w:pPr>
+        <w:pStyle w:val="3"/>
+        <w:numPr>
+          <w:ilvl w:val="1"/>
+          <w:numId w:val="2"/>
+        </w:numPr>
+        <w:bidi w:val="0"/>
+        <w:rPr>
+          <w:rFonts w:hint="eastAsia"/>
+          <w:lang w:val="en-US" w:eastAsia="zh-CN"/>
+        </w:rPr>
+      </w:pPr>
+      <w:r>
+        <w:rPr>
+          <w:rFonts w:hint="eastAsia"/>
+          <w:lang w:val="en-US" w:eastAsia="zh-CN"/>
+        </w:rPr>
+        <w:t>应用创新价值</w:t>
+      </w:r>
+    </w:p>
+    <w:p>
+      <w:pPr>
+        <w:pStyle w:val="5"/>
+        <w:keepNext w:val="0"/>
+        <w:keepLines w:val="0"/>
+        <w:pageBreakBefore w:val="0"/>
+        <w:widowControl/>
+        <w:numPr>
+          <w:numId w:val="0"/>
+        </w:numPr>
+        <w:suppressLineNumbers w:val="0"/>
+        <w:kinsoku/>
+        <w:wordWrap/>
+        <w:overflowPunct/>
+        <w:topLinePunct w:val="0"/>
+        <w:autoSpaceDE/>
+        <w:autoSpaceDN/>
+        <w:bidi w:val="0"/>
+        <w:adjustRightInd/>
+        <w:snapToGrid/>
+        <w:spacing w:before="0" w:beforeAutospacing="0" w:after="0" w:afterAutospacing="0" w:line="480" w:lineRule="auto"/>
+        <w:ind w:leftChars="0" w:right="0" w:rightChars="0"/>
+        <w:textAlignment w:val="auto"/>
+        <w:rPr>
+          <w:rFonts w:hint="default" w:ascii="宋体" w:hAnsi="宋体" w:cs="宋体"/>
+          <w:sz w:val="24"/>
+          <w:lang w:val="en-US" w:eastAsia="zh-CN"/>
+        </w:rPr>
+      </w:pPr>
+      <w:r>
+        <w:rPr>
+          <w:rFonts w:hint="default" w:ascii="宋体" w:hAnsi="宋体" w:cs="宋体"/>
+          <w:sz w:val="24"/>
+          <w:lang w:val="en-US" w:eastAsia="zh-CN"/>
+        </w:rPr>
+        <w:t>创新点：本项目通过智能合约将“激励机制”和“权限管理”完全自动化和去信任化，与传统平台依赖中心化服务器进行结算和管理的模式有本质区别。</w:t>
+      </w:r>
+    </w:p>
+    <w:p>
+      <w:pPr>
+        <w:pStyle w:val="5"/>
+        <w:keepNext w:val="0"/>
+        <w:keepLines w:val="0"/>
+        <w:pageBreakBefore w:val="0"/>
+        <w:widowControl/>
+        <w:numPr>
+          <w:numId w:val="0"/>
+        </w:numPr>
+        <w:suppressLineNumbers w:val="0"/>
+        <w:kinsoku/>
+        <w:wordWrap/>
+        <w:overflowPunct/>
+        <w:topLinePunct w:val="0"/>
+        <w:autoSpaceDE/>
+        <w:autoSpaceDN/>
+        <w:bidi w:val="0"/>
+        <w:adjustRightInd/>
+        <w:snapToGrid/>
+        <w:spacing w:before="0" w:beforeAutospacing="0" w:after="0" w:afterAutospacing="0" w:line="480" w:lineRule="auto"/>
+        <w:ind w:leftChars="0" w:right="0" w:rightChars="0"/>
+        <w:textAlignment w:val="auto"/>
+        <w:rPr>
+          <w:rFonts w:hint="default" w:ascii="宋体" w:hAnsi="宋体" w:cs="宋体"/>
+          <w:sz w:val="24"/>
+          <w:lang w:val="en-US" w:eastAsia="zh-CN"/>
+        </w:rPr>
+      </w:pPr>
+      <w:r>
+        <w:rPr>
+          <w:rFonts w:hint="default" w:ascii="宋体" w:hAnsi="宋体" w:cs="宋体"/>
+          <w:sz w:val="24"/>
+          <w:lang w:val="en-US" w:eastAsia="zh-CN"/>
+        </w:rPr>
+        <w:t>应用价值：赋能个体知识创作者，构建一个更加公平、透明、高效的知识共享生态。</w:t>
+      </w:r>
+    </w:p>
+    <w:p>
+      <w:pPr>
         <w:pStyle w:val="2"/>
         <w:numPr>
           <w:ilvl w:val="0"/>
-          <w:numId w:val="2"/>
+          <w:numId w:val="3"/>
         </w:numPr>
         <w:bidi w:val="0"/>
         <w:rPr>
@@ -1842,6 +2048,14 @@
           <w:lang w:val="en-US" w:eastAsia="zh-CN"/>
         </w:rPr>
       </w:pPr>
+      <w:r>
+        <w:rPr>
+          <w:rFonts w:hint="default" w:ascii="宋体" w:hAnsi="宋体" w:eastAsia="宋体" w:cs="宋体"/>
+          <w:sz w:val="24"/>
+          <w:lang w:val="en-US" w:eastAsia="zh-CN"/>
+        </w:rPr>
+        <w:t>支付与授权：MetaMask 请求用户确认支付。确认后，交易被发送到以太坊网络。</w:t>
+      </w:r>
     </w:p>
     <w:p>
       <w:pPr>
@@ -1869,6 +2083,14 @@
           <w:lang w:val="en-US" w:eastAsia="zh-CN"/>
         </w:rPr>
       </w:pPr>
+      <w:r>
+        <w:rPr>
+          <w:rFonts w:hint="default" w:ascii="宋体" w:hAnsi="宋体" w:eastAsia="宋体" w:cs="宋体"/>
+          <w:sz w:val="24"/>
+          <w:lang w:val="en-US" w:eastAsia="zh-CN"/>
+        </w:rPr>
+        <w:t>自动分配：智能合约执行，首先验证支付金额是否正确，然后自动将费用转给资源所有者（实现了公平分配），同时在合约内部记录下购买者对该资源的访问权限（实现了权限管理）。</w:t>
+      </w:r>
     </w:p>
     <w:p>
       <w:pPr>
@@ -1902,7 +2124,7 @@
           <w:sz w:val="24"/>
           <w:lang w:val="en-US" w:eastAsia="zh-CN"/>
         </w:rPr>
-        <w:t>支付与授权：MetaMask 请求用户确认支付。确认后，交易被发送到以太坊网络。</w:t>
+        <w:t>获取内容：购买成功后，前端先调用智能合约的 hasAccess 函数验证用户的访问权限。验证通过后，前端从智能合约读取到该资源的 IPFS 哈希。</w:t>
       </w:r>
     </w:p>
     <w:p>
@@ -1931,6 +2153,14 @@
           <w:lang w:val="en-US" w:eastAsia="zh-CN"/>
         </w:rPr>
       </w:pPr>
+      <w:r>
+        <w:rPr>
+          <w:rFonts w:hint="default" w:ascii="宋体" w:hAnsi="宋体" w:eastAsia="宋体" w:cs="宋体"/>
+          <w:sz w:val="24"/>
+          <w:lang w:val="en-US" w:eastAsia="zh-CN"/>
+        </w:rPr>
+        <w:t>解密与展示：前端使用此哈希从 IPFS 网络下载加密的文件，并通过安全的方式获取解密密钥（例如，密钥在购买成功后由贡献者点对点发送），最终将解密后的内容展示给用户。</w:t>
+      </w:r>
     </w:p>
     <w:p>
       <w:pPr>
@@ -1958,138 +2188,6 @@
           <w:lang w:val="en-US" w:eastAsia="zh-CN"/>
         </w:rPr>
       </w:pPr>
-    </w:p>
-    <w:p>
-      <w:pPr>
-        <w:pStyle w:val="5"/>
-        <w:keepNext w:val="0"/>
-        <w:keepLines w:val="0"/>
-        <w:pageBreakBefore w:val="0"/>
-        <w:widowControl/>
-        <w:suppressLineNumbers w:val="0"/>
-        <w:kinsoku/>
-        <w:wordWrap/>
-        <w:overflowPunct/>
-        <w:topLinePunct w:val="0"/>
-        <w:autoSpaceDE/>
-        <w:autoSpaceDN/>
-        <w:bidi w:val="0"/>
-        <w:adjustRightInd/>
-        <w:snapToGrid/>
-        <w:spacing w:before="0" w:beforeAutospacing="0" w:after="0" w:afterAutospacing="0" w:line="480" w:lineRule="auto"/>
-        <w:ind w:right="0" w:firstLine="240" w:firstLineChars="100"/>
-        <w:textAlignment w:val="auto"/>
-        <w:rPr>
-          <w:rFonts w:hint="default" w:ascii="宋体" w:hAnsi="宋体" w:eastAsia="宋体" w:cs="宋体"/>
-          <w:sz w:val="24"/>
-          <w:lang w:val="en-US" w:eastAsia="zh-CN"/>
-        </w:rPr>
-      </w:pPr>
-      <w:r>
-        <w:rPr>
-          <w:rFonts w:hint="default" w:ascii="宋体" w:hAnsi="宋体" w:eastAsia="宋体" w:cs="宋体"/>
-          <w:sz w:val="24"/>
-          <w:lang w:val="en-US" w:eastAsia="zh-CN"/>
-        </w:rPr>
-        <w:t>自动分配：智能合约执行，首先验证支付金额是否正确，然后自动将费用转给资源所有者（实现了公平分配），同时在合约内部记录下购买者对该资源的访问权限（实现了权限管理）。</w:t>
-      </w:r>
-    </w:p>
-    <w:p>
-      <w:pPr>
-        <w:pStyle w:val="5"/>
-        <w:keepNext w:val="0"/>
-        <w:keepLines w:val="0"/>
-        <w:pageBreakBefore w:val="0"/>
-        <w:widowControl/>
-        <w:suppressLineNumbers w:val="0"/>
-        <w:kinsoku/>
-        <w:wordWrap/>
-        <w:overflowPunct/>
-        <w:topLinePunct w:val="0"/>
-        <w:autoSpaceDE/>
-        <w:autoSpaceDN/>
-        <w:bidi w:val="0"/>
-        <w:adjustRightInd/>
-        <w:snapToGrid/>
-        <w:spacing w:before="0" w:beforeAutospacing="0" w:after="0" w:afterAutospacing="0" w:line="480" w:lineRule="auto"/>
-        <w:ind w:right="0" w:firstLine="240" w:firstLineChars="100"/>
-        <w:textAlignment w:val="auto"/>
-        <w:rPr>
-          <w:rFonts w:hint="default" w:ascii="宋体" w:hAnsi="宋体" w:eastAsia="宋体" w:cs="宋体"/>
-          <w:sz w:val="24"/>
-          <w:lang w:val="en-US" w:eastAsia="zh-CN"/>
-        </w:rPr>
-      </w:pPr>
-      <w:r>
-        <w:rPr>
-          <w:rFonts w:hint="default" w:ascii="宋体" w:hAnsi="宋体" w:eastAsia="宋体" w:cs="宋体"/>
-          <w:sz w:val="24"/>
-          <w:lang w:val="en-US" w:eastAsia="zh-CN"/>
-        </w:rPr>
-        <w:t>获取内容：购买成功后，前端先调用智能合约的 hasAccess 函数验证用户的访问权限。验证通过后，前端从智能合约读取到该资源的 IPFS 哈希。</w:t>
-      </w:r>
-    </w:p>
-    <w:p>
-      <w:pPr>
-        <w:pStyle w:val="5"/>
-        <w:keepNext w:val="0"/>
-        <w:keepLines w:val="0"/>
-        <w:pageBreakBefore w:val="0"/>
-        <w:widowControl/>
-        <w:suppressLineNumbers w:val="0"/>
-        <w:kinsoku/>
-        <w:wordWrap/>
-        <w:overflowPunct/>
-        <w:topLinePunct w:val="0"/>
-        <w:autoSpaceDE/>
-        <w:autoSpaceDN/>
-        <w:bidi w:val="0"/>
-        <w:adjustRightInd/>
-        <w:snapToGrid/>
-        <w:spacing w:before="0" w:beforeAutospacing="0" w:after="0" w:afterAutospacing="0" w:line="480" w:lineRule="auto"/>
-        <w:ind w:right="0" w:firstLine="240" w:firstLineChars="100"/>
-        <w:textAlignment w:val="auto"/>
-        <w:rPr>
-          <w:rFonts w:hint="default" w:ascii="宋体" w:hAnsi="宋体" w:eastAsia="宋体" w:cs="宋体"/>
-          <w:sz w:val="24"/>
-          <w:lang w:val="en-US" w:eastAsia="zh-CN"/>
-        </w:rPr>
-      </w:pPr>
-      <w:r>
-        <w:rPr>
-          <w:rFonts w:hint="default" w:ascii="宋体" w:hAnsi="宋体" w:eastAsia="宋体" w:cs="宋体"/>
-          <w:sz w:val="24"/>
-          <w:lang w:val="en-US" w:eastAsia="zh-CN"/>
-        </w:rPr>
-        <w:t>解密与展示：前端使用此哈希从 IPFS 网络下载加密的文件，并通过安全的方式获取解密密钥（例如，密钥在购买成功后由贡献者点对点发送），最终将解密后的内容展示给用户。</w:t>
-      </w:r>
-    </w:p>
-    <w:p>
-      <w:pPr>
-        <w:pStyle w:val="5"/>
-        <w:keepNext w:val="0"/>
-        <w:keepLines w:val="0"/>
-        <w:pageBreakBefore w:val="0"/>
-        <w:widowControl/>
-        <w:suppressLineNumbers w:val="0"/>
-        <w:kinsoku/>
-        <w:wordWrap/>
-        <w:overflowPunct/>
-        <w:topLinePunct w:val="0"/>
-        <w:autoSpaceDE/>
-        <w:autoSpaceDN/>
-        <w:bidi w:val="0"/>
-        <w:adjustRightInd/>
-        <w:snapToGrid/>
-        <w:spacing w:before="0" w:beforeAutospacing="0" w:after="0" w:afterAutospacing="0" w:line="480" w:lineRule="auto"/>
-        <w:ind w:right="0" w:firstLine="240" w:firstLineChars="100"/>
-        <w:textAlignment w:val="auto"/>
-        <w:rPr>
-          <w:rFonts w:hint="default" w:ascii="宋体" w:hAnsi="宋体" w:eastAsia="宋体" w:cs="宋体"/>
-          <w:sz w:val="24"/>
-          <w:lang w:val="en-US" w:eastAsia="zh-CN"/>
-        </w:rPr>
-      </w:pPr>
       <w:r>
         <w:rPr>
           <w:rFonts w:hint="default" w:ascii="宋体" w:hAnsi="宋体" w:eastAsia="宋体" w:cs="宋体"/>
@@ -2104,16 +2202,16 @@
         <w:pStyle w:val="3"/>
         <w:bidi w:val="0"/>
         <w:rPr>
+          <w:rFonts w:hint="default"/>
+          <w:lang w:val="en-US" w:eastAsia="zh-CN"/>
+        </w:rPr>
+      </w:pPr>
+      <w:r>
+        <w:rPr>
           <w:rFonts w:hint="eastAsia"/>
           <w:lang w:val="en-US" w:eastAsia="zh-CN"/>
         </w:rPr>
-      </w:pPr>
-      <w:r>
-        <w:rPr>
-          <w:rFonts w:hint="eastAsia"/>
-          <w:lang w:val="en-US" w:eastAsia="zh-CN"/>
-        </w:rPr>
-        <w:t>2.2 实现细节</w:t>
+        <w:t>2.2 系统技术实现</w:t>
       </w:r>
     </w:p>
     <w:p>
@@ -2421,6 +2519,44 @@
         <w:pStyle w:val="5"/>
         <w:keepNext w:val="0"/>
         <w:keepLines w:val="0"/>
+        <w:pageBreakBefore w:val="0"/>
+        <w:widowControl/>
+        <w:suppressLineNumbers w:val="0"/>
+        <w:kinsoku/>
+        <w:wordWrap/>
+        <w:overflowPunct/>
+        <w:topLinePunct w:val="0"/>
+        <w:autoSpaceDE/>
+        <w:autoSpaceDN/>
+        <w:bidi w:val="0"/>
+        <w:adjustRightInd/>
+        <w:snapToGrid/>
+        <w:spacing w:before="0" w:beforeAutospacing="0" w:after="0" w:afterAutospacing="0" w:line="480" w:lineRule="auto"/>
+        <w:ind w:right="0"/>
+        <w:textAlignment w:val="auto"/>
+        <w:rPr>
+          <w:sz w:val="24"/>
+        </w:rPr>
+      </w:pPr>
+      <w:r>
+        <w:pict>
+          <v:shape id="_x0000_i1027" o:spt="75" type="#_x0000_t75" style="height:171.55pt;width:467.45pt;" filled="f" stroked="f" coordsize="21600,21600">
+            <v:path/>
+            <v:fill on="f" focussize="0,0"/>
+            <v:stroke on="f"/>
+            <v:imagedata r:id="rId4" o:title=""/>
+            <o:lock v:ext="edit" aspectratio="t"/>
+            <w10:wrap type="none"/>
+            <w10:anchorlock/>
+          </v:shape>
+        </w:pict>
+      </w:r>
+    </w:p>
+    <w:p>
+      <w:pPr>
+        <w:pStyle w:val="5"/>
+        <w:keepNext w:val="0"/>
+        <w:keepLines w:val="0"/>
         <w:widowControl/>
         <w:suppressLineNumbers w:val="0"/>
         <w:spacing w:before="0" w:beforeAutospacing="1" w:after="0" w:afterAutospacing="1"/>
@@ -2441,8 +2577,20 @@
         <w:ind w:right="0"/>
       </w:pPr>
       <w:r>
-        <w:t>安全与隐私保护：说明你是如何实现隐私保护的——“通过将实际的课程文件在链下加密后存入IPFS，链上只存储文件的哈希地址，从而避免了敏感内容直接上链，保护了用户隐私。”</w:t>
-      </w:r>
+        <w:pict>
+          <v:shape id="_x0000_i1028" o:spt="75" type="#_x0000_t75" style="height:247pt;width:467.55pt;" filled="f" stroked="f" coordsize="21600,21600">
+            <v:path/>
+            <v:fill on="f" focussize="0,0"/>
+            <v:stroke on="f"/>
+            <v:imagedata r:id="rId5" o:title=""/>
+            <o:lock v:ext="edit" aspectratio="t"/>
+            <w10:wrap type="none"/>
+            <w10:anchorlock/>
+          </v:shape>
+        </w:pict>
+      </w:r>
+      <w:bookmarkStart w:id="0" w:name="_GoBack"/>
+      <w:bookmarkEnd w:id="0"/>
     </w:p>
     <w:p>
       <w:pPr>
@@ -2455,7 +2603,32 @@
         <w:ind w:right="0"/>
       </w:pPr>
       <w:r>
+        <w:t>安全与隐私保护：说明你是如何实现隐私保护的——“通过将实际的课程文件在链下加密后存入IPFS，链上只存储文件的哈希地址，从而避免了敏感内容直接上链，保护了用户隐私。”</w:t>
+      </w:r>
+    </w:p>
+    <w:p>
+      <w:pPr>
+        <w:pStyle w:val="5"/>
+        <w:keepNext w:val="0"/>
+        <w:keepLines w:val="0"/>
+        <w:widowControl/>
+        <w:suppressLineNumbers w:val="0"/>
+        <w:spacing w:before="0" w:beforeAutospacing="1" w:after="0" w:afterAutospacing="1"/>
+        <w:ind w:right="0"/>
+        <w:rPr>
+          <w:rFonts w:hint="eastAsia" w:eastAsia="宋体"/>
+          <w:lang w:val="en-US" w:eastAsia="zh-CN"/>
+        </w:rPr>
+      </w:pPr>
+      <w:r>
         <w:t>性能优化：简单提一下，通过将大文件存储在链下的 IPFS，极大地降低了链上存储的成本和负担，是行业标准的性能优化方案</w:t>
+      </w:r>
+      <w:r>
+        <w:rPr>
+          <w:rFonts w:hint="eastAsia"/>
+          <w:lang w:val="en-US" w:eastAsia="zh-CN"/>
+        </w:rPr>
+        <w:t>.</w:t>
       </w:r>
     </w:p>
     <w:p>
@@ -2541,7 +2714,6 @@
         <w:suppressLineNumbers w:val="0"/>
         <w:spacing w:before="0" w:beforeAutospacing="1" w:after="0" w:afterAutospacing="1"/>
         <w:ind w:right="0"/>
-        <w:rPr/>
       </w:pPr>
       <w:r>
         <w:t>测试用例1：上传资源。</w:t>
@@ -2629,6 +2801,12 @@
           <w:rFonts w:hint="default"/>
         </w:rPr>
       </w:pPr>
+      <w:r>
+        <w:rPr>
+          <w:rFonts w:hint="default"/>
+        </w:rPr>
+        <w:t>_name: "Introduction to Blockchain"</w:t>
+      </w:r>
     </w:p>
     <w:p>
       <w:pPr>
@@ -2643,6 +2821,12 @@
           <w:rFonts w:hint="default"/>
         </w:rPr>
       </w:pPr>
+      <w:r>
+        <w:rPr>
+          <w:rFonts w:hint="default"/>
+        </w:rPr>
+        <w:t>_ipfsHash: "10000000000000000"</w:t>
+      </w:r>
     </w:p>
     <w:p>
       <w:pPr>
@@ -2661,7 +2845,7 @@
         <w:rPr>
           <w:rFonts w:hint="default"/>
         </w:rPr>
-        <w:t>_name: "Introduction to Blockchain"</w:t>
+        <w:t>_price: 10000000000000000 </w:t>
       </w:r>
     </w:p>
     <w:p>
@@ -2681,7 +2865,7 @@
         <w:rPr>
           <w:rFonts w:hint="default"/>
         </w:rPr>
-        <w:t>_ipfsHash: "10000000000000000"</w:t>
+        <w:t>验证：点击橙色的 "transact" 按钮。交易会立即成功。</w:t>
       </w:r>
     </w:p>
     <w:p>
@@ -2693,124 +2877,18 @@
         <w:suppressLineNumbers w:val="0"/>
         <w:spacing w:before="0" w:beforeAutospacing="1" w:after="0" w:afterAutospacing="1"/>
         <w:ind w:right="0"/>
+      </w:pPr>
+      <w:r>
+        <w:t>预期结果：资源信息成功上链</w:t>
+      </w:r>
+      <w:r>
         <w:rPr>
           <w:rFonts w:hint="default"/>
         </w:rPr>
-      </w:pPr>
-      <w:r>
-        <w:rPr>
-          <w:rFonts w:hint="default"/>
-        </w:rPr>
-        <w:t>_price: 10000000000000000 </w:t>
-      </w:r>
-    </w:p>
-    <w:p>
-      <w:pPr>
-        <w:pStyle w:val="5"/>
-        <w:keepNext w:val="0"/>
-        <w:keepLines w:val="0"/>
-        <w:widowControl/>
-        <w:suppressLineNumbers w:val="0"/>
-        <w:spacing w:before="0" w:beforeAutospacing="1" w:after="0" w:afterAutospacing="1"/>
-        <w:ind w:right="0"/>
-        <w:rPr>
-          <w:rFonts w:hint="default"/>
-        </w:rPr>
-      </w:pPr>
-      <w:r>
-        <w:rPr>
-          <w:rFonts w:hint="default"/>
-        </w:rPr>
-        <w:t>点击橙色的 "transact" 按钮。交易会立即成功。</w:t>
-      </w:r>
-    </w:p>
-    <w:p>
-      <w:pPr>
-        <w:pStyle w:val="5"/>
-        <w:keepNext w:val="0"/>
-        <w:keepLines w:val="0"/>
-        <w:widowControl/>
-        <w:suppressLineNumbers w:val="0"/>
-        <w:spacing w:before="0" w:beforeAutospacing="1" w:after="0" w:afterAutospacing="1"/>
-        <w:ind w:right="0"/>
-        <w:rPr>
-          <w:rFonts w:hint="default"/>
-        </w:rPr>
-      </w:pPr>
-    </w:p>
-    <w:p>
-      <w:pPr>
-        <w:pStyle w:val="5"/>
-        <w:keepNext w:val="0"/>
-        <w:keepLines w:val="0"/>
-        <w:widowControl/>
-        <w:suppressLineNumbers w:val="0"/>
-        <w:spacing w:before="0" w:beforeAutospacing="1" w:after="0" w:afterAutospacing="1"/>
-        <w:ind w:right="0"/>
-        <w:rPr>
-          <w:rFonts w:hint="default"/>
-        </w:rPr>
-      </w:pPr>
-      <w:bookmarkStart w:id="0" w:name="_GoBack"/>
-      <w:bookmarkEnd w:id="0"/>
-    </w:p>
-    <w:p>
-      <w:pPr>
-        <w:pStyle w:val="5"/>
-        <w:keepNext w:val="0"/>
-        <w:keepLines w:val="0"/>
-        <w:widowControl/>
-        <w:suppressLineNumbers w:val="0"/>
-        <w:spacing w:before="0" w:beforeAutospacing="1" w:after="0" w:afterAutospacing="1"/>
-        <w:ind w:right="0"/>
-        <w:rPr>
-          <w:rFonts w:hint="default"/>
-        </w:rPr>
-      </w:pPr>
-      <w:r>
-        <w:rPr>
-          <w:rFonts w:hint="default"/>
-        </w:rPr>
-        <w:t>验证：点击蓝色的 resourceCount 按钮，结果应为 1。</w:t>
-      </w:r>
-    </w:p>
-    <w:p>
-      <w:pPr>
-        <w:pStyle w:val="5"/>
-        <w:keepNext w:val="0"/>
-        <w:keepLines w:val="0"/>
-        <w:widowControl/>
-        <w:suppressLineNumbers w:val="0"/>
-        <w:spacing w:before="0" w:beforeAutospacing="1" w:after="0" w:afterAutospacing="1"/>
-        <w:ind w:right="0"/>
-        <w:rPr>
-          <w:rFonts w:hint="default"/>
-        </w:rPr>
-      </w:pPr>
-    </w:p>
-    <w:p>
-      <w:pPr>
-        <w:pStyle w:val="5"/>
-        <w:keepNext w:val="0"/>
-        <w:keepLines w:val="0"/>
-        <w:widowControl/>
-        <w:suppressLineNumbers w:val="0"/>
-        <w:spacing w:before="0" w:beforeAutospacing="1" w:after="0" w:afterAutospacing="1"/>
-        <w:ind w:right="0"/>
-      </w:pPr>
-    </w:p>
-    <w:p>
-      <w:pPr>
-        <w:pStyle w:val="5"/>
-        <w:keepNext w:val="0"/>
-        <w:keepLines w:val="0"/>
-        <w:widowControl/>
-        <w:suppressLineNumbers w:val="0"/>
-        <w:spacing w:before="0" w:beforeAutospacing="1" w:after="0" w:afterAutospacing="1"/>
-        <w:ind w:right="0"/>
-      </w:pPr>
-      <w:r>
-        <w:t>预期结果：资源信息成功上链，resourceCount 变为1。</w:t>
+        <w:t>交易会立即成功</w:t>
+      </w:r>
+      <w:r>
+        <w:t>。</w:t>
       </w:r>
     </w:p>
     <w:p>
@@ -2838,7 +2916,7 @@
             <v:path/>
             <v:fill on="f" focussize="0,0"/>
             <v:stroke on="f"/>
-            <v:imagedata r:id="rId4" o:title="图片1"/>
+            <v:imagedata r:id="rId6" o:title="图片1"/>
             <o:lock v:ext="edit" aspectratio="t"/>
             <w10:wrap type="none"/>
             <w10:anchorlock/>
@@ -2855,9 +2933,154 @@
         <w:suppressLineNumbers w:val="0"/>
         <w:spacing w:before="0" w:beforeAutospacing="1" w:after="0" w:afterAutospacing="1"/>
         <w:ind w:right="0"/>
+        <w:rPr/>
       </w:pPr>
       <w:r>
         <w:t>测试用例2：购买资源。预期结果：Bob成功获得权限，Alice成功收到费用</w:t>
+      </w:r>
+    </w:p>
+    <w:p>
+      <w:pPr>
+        <w:pStyle w:val="5"/>
+        <w:keepNext w:val="0"/>
+        <w:keepLines w:val="0"/>
+        <w:widowControl/>
+        <w:suppressLineNumbers w:val="0"/>
+        <w:spacing w:before="0" w:beforeAutospacing="1" w:after="0" w:afterAutospacing="1"/>
+        <w:ind w:right="0"/>
+        <w:rPr>
+          <w:rFonts w:hint="default"/>
+        </w:rPr>
+      </w:pPr>
+      <w:r>
+        <w:rPr>
+          <w:rFonts w:hint="default"/>
+        </w:rPr>
+        <w:t>切换身份：回到顶部的 ACCOUNT 下拉菜单，选择列表中的第二个账户。现在，你操作的身份就是 "Bob" 了。</w:t>
+      </w:r>
+    </w:p>
+    <w:p>
+      <w:pPr>
+        <w:pStyle w:val="5"/>
+        <w:keepNext w:val="0"/>
+        <w:keepLines w:val="0"/>
+        <w:widowControl/>
+        <w:suppressLineNumbers w:val="0"/>
+        <w:spacing w:before="0" w:beforeAutospacing="1" w:after="0" w:afterAutospacing="1"/>
+        <w:ind w:right="0"/>
+        <w:rPr>
+          <w:rFonts w:hint="default"/>
+        </w:rPr>
+      </w:pPr>
+      <w:r>
+        <w:rPr>
+          <w:rFonts w:hint="default"/>
+        </w:rPr>
+        <w:t>准备支付：在左侧的 </w:t>
+      </w:r>
+      <w:r>
+        <w:t>VALUE</w:t>
+      </w:r>
+      <w:r>
+        <w:rPr>
+          <w:rFonts w:hint="default"/>
+        </w:rPr>
+        <w:t> 输入框中，输入 10000000000000000，单位选择 wei。</w:t>
+      </w:r>
+    </w:p>
+    <w:p>
+      <w:pPr>
+        <w:pStyle w:val="5"/>
+        <w:keepNext w:val="0"/>
+        <w:keepLines w:val="0"/>
+        <w:widowControl/>
+        <w:suppressLineNumbers w:val="0"/>
+        <w:spacing w:before="0" w:beforeAutospacing="1" w:after="0" w:afterAutospacing="1"/>
+        <w:ind w:right="0"/>
+        <w:rPr>
+          <w:rFonts w:hint="default"/>
+        </w:rPr>
+      </w:pPr>
+      <w:r>
+        <w:rPr>
+          <w:rFonts w:hint="default"/>
+        </w:rPr>
+        <w:t>执行购买：在已部署的合约中，找到 grantAccess 函数。</w:t>
+      </w:r>
+    </w:p>
+    <w:p>
+      <w:pPr>
+        <w:pStyle w:val="5"/>
+        <w:keepNext w:val="0"/>
+        <w:keepLines w:val="0"/>
+        <w:widowControl/>
+        <w:suppressLineNumbers w:val="0"/>
+        <w:spacing w:before="0" w:beforeAutospacing="1" w:after="0" w:afterAutospacing="1"/>
+        <w:ind w:right="0"/>
+        <w:rPr>
+          <w:rFonts w:hint="default"/>
+        </w:rPr>
+      </w:pPr>
+      <w:r>
+        <w:rPr>
+          <w:rFonts w:hint="default"/>
+        </w:rPr>
+        <w:t>_resourceId: 输入 1</w:t>
+      </w:r>
+    </w:p>
+    <w:p>
+      <w:pPr>
+        <w:pStyle w:val="5"/>
+        <w:keepNext w:val="0"/>
+        <w:keepLines w:val="0"/>
+        <w:widowControl/>
+        <w:suppressLineNumbers w:val="0"/>
+        <w:spacing w:before="0" w:beforeAutospacing="1" w:after="0" w:afterAutospacing="1"/>
+        <w:ind w:right="0"/>
+        <w:rPr>
+          <w:rFonts w:hint="default"/>
+        </w:rPr>
+      </w:pPr>
+      <w:r>
+        <w:rPr>
+          <w:rFonts w:hint="eastAsia"/>
+          <w:lang w:val="en-US" w:eastAsia="zh-CN"/>
+        </w:rPr>
+        <w:t>验证：</w:t>
+      </w:r>
+      <w:r>
+        <w:rPr>
+          <w:rFonts w:hint="default"/>
+        </w:rPr>
+        <w:t>点击橙色的 "transact" 按钮。交易会再次立即成功。</w:t>
+      </w:r>
+    </w:p>
+    <w:p>
+      <w:pPr>
+        <w:pStyle w:val="5"/>
+        <w:keepNext w:val="0"/>
+        <w:keepLines w:val="0"/>
+        <w:widowControl/>
+        <w:suppressLineNumbers w:val="0"/>
+        <w:spacing w:before="0" w:beforeAutospacing="1" w:after="0" w:afterAutospacing="1"/>
+        <w:ind w:right="0"/>
+        <w:rPr>
+          <w:rFonts w:hint="eastAsia" w:eastAsia="宋体"/>
+          <w:lang w:val="en-US" w:eastAsia="zh-CN"/>
+        </w:rPr>
+      </w:pPr>
+      <w:r>
+        <w:rPr>
+          <w:rFonts w:hint="eastAsia"/>
+          <w:lang w:val="en-US" w:eastAsia="zh-CN"/>
+        </w:rPr>
+        <w:t>结果：</w:t>
+      </w:r>
+      <w:r>
+        <w:rPr>
+          <w:rFonts w:hint="default"/>
+        </w:rPr>
+        <w:t>交易会再次立即成功</w:t>
       </w:r>
     </w:p>
     <w:p>
@@ -2885,7 +3108,7 @@
             <v:path/>
             <v:fill on="f" focussize="0,0"/>
             <v:stroke on="f"/>
-            <v:imagedata r:id="rId5" o:title="图片2"/>
+            <v:imagedata r:id="rId7" o:title="图片2"/>
             <o:lock v:ext="edit" aspectratio="t"/>
             <w10:wrap type="none"/>
             <w10:anchorlock/>
@@ -3151,6 +3374,128 @@
 <file path=word/numbering.xml><?xml version="1.0" encoding="utf-8"?>
 <w:numbering xmlns:wpc="http://schemas.microsoft.com/office/word/2010/wordprocessingCanvas" xmlns:mc="http://schemas.openxmlformats.org/markup-compatibility/2006" xmlns:o="urn:schemas-microsoft-com:office:office" xmlns:r="http://schemas.openxmlformats.org/officeDocument/2006/relationships" xmlns:m="http://schemas.openxmlformats.org/officeDocument/2006/math" xmlns:v="urn:schemas-microsoft-com:vml" xmlns:wp14="http://schemas.microsoft.com/office/word/2010/wordprocessingDrawing" xmlns:wp="http://schemas.openxmlformats.org/drawingml/2006/wordprocessingDrawing" xmlns:w10="urn:schemas-microsoft-com:office:word" xmlns:w="http://schemas.openxmlformats.org/wordprocessingml/2006/main" xmlns:w14="http://schemas.microsoft.com/office/word/2010/wordml" xmlns:wpg="http://schemas.microsoft.com/office/word/2010/wordprocessingGroup" xmlns:wpi="http://schemas.microsoft.com/office/word/2010/wordprocessingInk" xmlns:wne="http://schemas.microsoft.com/office/word/2006/wordml" xmlns:wps="http://schemas.microsoft.com/office/word/2010/wordprocessingShape" xmlns:wpsCustomData="http://www.wps.cn/officeDocument/2013/wpsCustomData" mc:Ignorable="w14 wp14">
   <w:abstractNum w:abstractNumId="0">
+    <w:nsid w:val="D2730527"/>
+    <w:multiLevelType w:val="multilevel"/>
+    <w:tmpl w:val="D2730527"/>
+    <w:lvl w:ilvl="0" w:tentative="0">
+      <w:start w:val="1"/>
+      <w:numFmt w:val="decimal"/>
+      <w:suff w:val="space"/>
+      <w:lvlText w:val="%1"/>
+      <w:lvlJc w:val="left"/>
+      <w:pPr>
+        <w:ind w:left="0" w:leftChars="0" w:firstLine="0" w:firstLineChars="0"/>
+      </w:pPr>
+      <w:rPr>
+        <w:rFonts w:hint="default"/>
+      </w:rPr>
+    </w:lvl>
+    <w:lvl w:ilvl="1" w:tentative="0">
+      <w:start w:val="1"/>
+      <w:numFmt w:val="decimal"/>
+      <w:suff w:val="space"/>
+      <w:lvlText w:val="%1.%2"/>
+      <w:lvlJc w:val="left"/>
+      <w:pPr>
+        <w:ind w:left="0" w:leftChars="0" w:firstLine="0" w:firstLineChars="0"/>
+      </w:pPr>
+      <w:rPr>
+        <w:rFonts w:hint="default"/>
+      </w:rPr>
+    </w:lvl>
+    <w:lvl w:ilvl="2" w:tentative="0">
+      <w:start w:val="1"/>
+      <w:numFmt w:val="decimal"/>
+      <w:suff w:val="space"/>
+      <w:lvlText w:val="%1.%2.%3"/>
+      <w:lvlJc w:val="left"/>
+      <w:pPr>
+        <w:ind w:left="0" w:leftChars="0" w:firstLine="0" w:firstLineChars="0"/>
+      </w:pPr>
+      <w:rPr>
+        <w:rFonts w:hint="default"/>
+      </w:rPr>
+    </w:lvl>
+    <w:lvl w:ilvl="3" w:tentative="0">
+      <w:start w:val="1"/>
+      <w:numFmt w:val="decimal"/>
+      <w:suff w:val="space"/>
+      <w:lvlText w:val="%1.%2.%3.%4"/>
+      <w:lvlJc w:val="left"/>
+      <w:pPr>
+        <w:ind w:left="0" w:leftChars="0" w:firstLine="0" w:firstLineChars="0"/>
+      </w:pPr>
+      <w:rPr>
+        <w:rFonts w:hint="default"/>
+      </w:rPr>
+    </w:lvl>
+    <w:lvl w:ilvl="4" w:tentative="0">
+      <w:start w:val="1"/>
+      <w:numFmt w:val="decimal"/>
+      <w:suff w:val="space"/>
+      <w:lvlText w:val="%1.%2.%3.%4.%5"/>
+      <w:lvlJc w:val="left"/>
+      <w:pPr>
+        <w:ind w:left="0" w:leftChars="0" w:firstLine="0" w:firstLineChars="0"/>
+      </w:pPr>
+      <w:rPr>
+        <w:rFonts w:hint="default"/>
+      </w:rPr>
+    </w:lvl>
+    <w:lvl w:ilvl="5" w:tentative="0">
+      <w:start w:val="1"/>
+      <w:numFmt w:val="decimal"/>
+      <w:suff w:val="space"/>
+      <w:lvlText w:val="%1.%2.%3.%4.%5.%6"/>
+      <w:lvlJc w:val="left"/>
+      <w:pPr>
+        <w:ind w:left="0" w:leftChars="0" w:firstLine="0" w:firstLineChars="0"/>
+      </w:pPr>
+      <w:rPr>
+        <w:rFonts w:hint="default"/>
+      </w:rPr>
+    </w:lvl>
+    <w:lvl w:ilvl="6" w:tentative="0">
+      <w:start w:val="1"/>
+      <w:numFmt w:val="decimal"/>
+      <w:suff w:val="space"/>
+      <w:lvlText w:val="%1.%2.%3.%4.%5.%6.%7"/>
+      <w:lvlJc w:val="left"/>
+      <w:pPr>
+        <w:ind w:left="0" w:leftChars="0" w:firstLine="0" w:firstLineChars="0"/>
+      </w:pPr>
+      <w:rPr>
+        <w:rFonts w:hint="default"/>
+      </w:rPr>
+    </w:lvl>
+    <w:lvl w:ilvl="7" w:tentative="0">
+      <w:start w:val="1"/>
+      <w:numFmt w:val="decimal"/>
+      <w:suff w:val="space"/>
+      <w:lvlText w:val="%1.%2.%3.%4.%5.%6.%7.%8"/>
+      <w:lvlJc w:val="left"/>
+      <w:pPr>
+        <w:ind w:left="0" w:leftChars="0" w:firstLine="0" w:firstLineChars="0"/>
+      </w:pPr>
+      <w:rPr>
+        <w:rFonts w:hint="default"/>
+      </w:rPr>
+    </w:lvl>
+    <w:lvl w:ilvl="8" w:tentative="0">
+      <w:start w:val="1"/>
+      <w:numFmt w:val="decimal"/>
+      <w:suff w:val="space"/>
+      <w:lvlText w:val="%1.%2.%3.%4.%5.%6.%7.%8.%9"/>
+      <w:lvlJc w:val="left"/>
+      <w:pPr>
+        <w:ind w:left="0" w:leftChars="0" w:firstLine="0" w:firstLineChars="0"/>
+      </w:pPr>
+      <w:rPr>
+        <w:rFonts w:hint="default"/>
+      </w:rPr>
+    </w:lvl>
+  </w:abstractNum>
+  <w:abstractNum w:abstractNumId="1">
     <w:nsid w:val="5C94C4D8"/>
     <w:multiLevelType w:val="singleLevel"/>
     <w:tmpl w:val="5C94C4D8"/>
@@ -3165,7 +3510,7 @@
       </w:rPr>
     </w:lvl>
   </w:abstractNum>
-  <w:abstractNum w:abstractNumId="1">
+  <w:abstractNum w:abstractNumId="2">
     <w:nsid w:val="740B2ABE"/>
     <w:multiLevelType w:val="multilevel"/>
     <w:tmpl w:val="740B2ABE"/>
@@ -3252,10 +3597,13 @@
     </w:lvl>
   </w:abstractNum>
   <w:num w:numId="1">
-    <w:abstractNumId w:val="1"/>
+    <w:abstractNumId w:val="2"/>
   </w:num>
   <w:num w:numId="2">
     <w:abstractNumId w:val="0"/>
+  </w:num>
+  <w:num w:numId="3">
+    <w:abstractNumId w:val="1"/>
   </w:num>
 </w:numbering>
 </file>
@@ -3336,7 +3684,7 @@
     <w:lsdException w:qFormat="1" w:unhideWhenUsed="0" w:uiPriority="0" w:semiHidden="0" w:name="Title"/>
     <w:lsdException w:unhideWhenUsed="0" w:uiPriority="0" w:semiHidden="0" w:name="Closing"/>
     <w:lsdException w:unhideWhenUsed="0" w:uiPriority="0" w:semiHidden="0" w:name="Signature"/>
-    <w:lsdException w:unhideWhenUsed="0" w:uiPriority="0" w:name="Default Paragraph Font"/>
+    <w:lsdException w:qFormat="1" w:unhideWhenUsed="0" w:uiPriority="0" w:name="Default Paragraph Font"/>
     <w:lsdException w:unhideWhenUsed="0" w:uiPriority="0" w:semiHidden="0" w:name="Body Text"/>
     <w:lsdException w:unhideWhenUsed="0" w:uiPriority="0" w:semiHidden="0" w:name="Body Text Indent"/>
     <w:lsdException w:unhideWhenUsed="0" w:uiPriority="0" w:semiHidden="0" w:name="List Continue"/>
@@ -3602,6 +3950,7 @@
   <w:style w:type="character" w:default="1" w:styleId="7">
     <w:name w:val="Default Paragraph Font"/>
     <w:semiHidden/>
+    <w:qFormat/>
     <w:uiPriority w:val="0"/>
   </w:style>
   <w:style w:type="table" w:default="1" w:styleId="6">
@@ -3770,6 +4119,7 @@
     <w:name w:val="批注文字1"/>
     <w:basedOn w:val="1"/>
     <w:link w:val="19"/>
+    <w:qFormat/>
     <w:uiPriority w:val="0"/>
     <w:pPr>
       <w:jc w:val="left"/>

--- a/论文.docx
+++ b/论文.docx
@@ -7,6 +7,7 @@
       <w:pPr>
         <w:spacing w:after="62" w:line="360" w:lineRule="auto"/>
         <w:jc w:val="center"/>
+        <w:outlineLvl w:val="9"/>
       </w:pPr>
       <w:r>
         <w:t xml:space="preserve">  </w:t>
@@ -43,6 +44,7 @@
       <w:pPr>
         <w:spacing w:after="62" w:line="360" w:lineRule="auto"/>
         <w:jc w:val="center"/>
+        <w:outlineLvl w:val="0"/>
         <w:rPr>
           <w:rFonts w:hint="eastAsia" w:ascii="宋体" w:hAnsi="宋体"/>
           <w:b/>
@@ -50,6 +52,9 @@
           <w:szCs w:val="52"/>
         </w:rPr>
       </w:pPr>
+      <w:bookmarkStart w:id="0" w:name="_Toc22980"/>
+      <w:bookmarkStart w:id="1" w:name="_Toc28016"/>
+      <w:bookmarkStart w:id="2" w:name="_Toc241"/>
       <w:r>
         <w:rPr>
           <w:rFonts w:hint="eastAsia" w:ascii="宋体" w:hAnsi="宋体"/>
@@ -59,6 +64,9 @@
         </w:rPr>
         <w:t>《区块链技术》大作业</w:t>
       </w:r>
+      <w:bookmarkEnd w:id="0"/>
+      <w:bookmarkEnd w:id="1"/>
+      <w:bookmarkEnd w:id="2"/>
     </w:p>
     <w:p>
       <w:pPr>
@@ -373,138 +381,144 @@
       <w:pPr>
         <w:jc w:val="center"/>
         <w:rPr>
-          <w:rFonts w:hint="eastAsia" w:ascii="黑体" w:hAnsi="宋体" w:eastAsia="黑体"/>
-          <w:bCs/>
-          <w:sz w:val="32"/>
-        </w:rPr>
-      </w:pPr>
-      <w:r>
-        <w:rPr>
-          <w:rFonts w:hint="eastAsia" w:ascii="黑体" w:hAnsi="宋体" w:eastAsia="黑体"/>
-          <w:bCs/>
-          <w:sz w:val="32"/>
-        </w:rPr>
-        <w:br w:type="page"/>
-      </w:r>
-    </w:p>
-    <w:p>
-      <w:pPr>
-        <w:jc w:val="center"/>
-        <w:rPr>
           <w:b/>
           <w:sz w:val="32"/>
           <w:szCs w:val="32"/>
           <w:lang w:bidi="ar"/>
         </w:rPr>
-      </w:pPr>
-      <w:r>
+        <w:sectPr>
+          <w:pgSz w:w="11906" w:h="16838"/>
+          <w:pgMar w:top="1134" w:right="1134" w:bottom="1134" w:left="1418" w:header="851" w:footer="992" w:gutter="0"/>
+          <w:pgBorders>
+            <w:top w:val="none" w:sz="0" w:space="0"/>
+            <w:left w:val="none" w:sz="0" w:space="0"/>
+            <w:bottom w:val="none" w:sz="0" w:space="0"/>
+            <w:right w:val="none" w:sz="0" w:space="0"/>
+          </w:pgBorders>
+          <w:pgNumType w:fmt="decimal" w:start="1"/>
+          <w:cols w:space="720" w:num="1"/>
+          <w:docGrid w:type="lines" w:linePitch="312" w:charSpace="0"/>
+        </w:sectPr>
+      </w:pPr>
+    </w:p>
+    <w:p>
+      <w:pPr>
+        <w:jc w:val="center"/>
         <w:rPr>
           <w:b/>
           <w:sz w:val="32"/>
           <w:szCs w:val="32"/>
           <w:lang w:bidi="ar"/>
         </w:rPr>
-        <w:t>202</w:t>
-      </w:r>
-      <w:r>
-        <w:rPr>
-          <w:rFonts w:hint="eastAsia"/>
+      </w:pPr>
+      <w:r>
+        <w:rPr>
           <w:b/>
           <w:sz w:val="32"/>
           <w:szCs w:val="32"/>
           <w:lang w:bidi="ar"/>
         </w:rPr>
-        <w:t>5</w:t>
-      </w:r>
-      <w:r>
-        <w:rPr>
+        <w:t>202</w:t>
+      </w:r>
+      <w:r>
+        <w:rPr>
+          <w:rFonts w:hint="eastAsia"/>
           <w:b/>
           <w:sz w:val="32"/>
           <w:szCs w:val="32"/>
           <w:lang w:bidi="ar"/>
         </w:rPr>
-        <w:t>-202</w:t>
-      </w:r>
-      <w:r>
-        <w:rPr>
-          <w:rFonts w:hint="eastAsia"/>
+        <w:t>5</w:t>
+      </w:r>
+      <w:r>
+        <w:rPr>
           <w:b/>
           <w:sz w:val="32"/>
           <w:szCs w:val="32"/>
           <w:lang w:bidi="ar"/>
         </w:rPr>
-        <w:t>6</w:t>
-      </w:r>
-      <w:r>
-        <w:rPr>
+        <w:t>-202</w:t>
+      </w:r>
+      <w:r>
+        <w:rPr>
+          <w:rFonts w:hint="eastAsia"/>
           <w:b/>
           <w:sz w:val="32"/>
           <w:szCs w:val="32"/>
           <w:lang w:bidi="ar"/>
         </w:rPr>
-        <w:t>学年第</w:t>
-      </w:r>
-      <w:r>
-        <w:rPr>
-          <w:rFonts w:hint="eastAsia"/>
+        <w:t>6</w:t>
+      </w:r>
+      <w:r>
+        <w:rPr>
           <w:b/>
           <w:sz w:val="32"/>
           <w:szCs w:val="32"/>
           <w:lang w:bidi="ar"/>
         </w:rPr>
-        <w:t>1</w:t>
-      </w:r>
-      <w:r>
-        <w:rPr>
+        <w:t>学年第</w:t>
+      </w:r>
+      <w:r>
+        <w:rPr>
+          <w:rFonts w:hint="eastAsia"/>
           <w:b/>
           <w:sz w:val="32"/>
           <w:szCs w:val="32"/>
           <w:lang w:bidi="ar"/>
         </w:rPr>
-        <w:t>学期《</w:t>
-      </w:r>
-      <w:r>
-        <w:rPr>
-          <w:rFonts w:hint="eastAsia"/>
+        <w:t>1</w:t>
+      </w:r>
+      <w:r>
+        <w:rPr>
           <w:b/>
           <w:sz w:val="32"/>
           <w:szCs w:val="32"/>
           <w:lang w:bidi="ar"/>
         </w:rPr>
-        <w:t>区块链</w:t>
-      </w:r>
-      <w:r>
-        <w:rPr>
+        <w:t>学期《</w:t>
+      </w:r>
+      <w:r>
+        <w:rPr>
+          <w:rFonts w:hint="eastAsia"/>
           <w:b/>
           <w:sz w:val="32"/>
           <w:szCs w:val="32"/>
           <w:lang w:bidi="ar"/>
         </w:rPr>
-        <w:t>技术》</w:t>
-      </w:r>
-      <w:r>
-        <w:rPr>
-          <w:rFonts w:hint="eastAsia"/>
+        <w:t>区块链</w:t>
+      </w:r>
+      <w:r>
+        <w:rPr>
           <w:b/>
           <w:sz w:val="32"/>
           <w:szCs w:val="32"/>
           <w:lang w:bidi="ar"/>
         </w:rPr>
-        <w:t>大作业</w:t>
-      </w:r>
-      <w:r>
-        <w:rPr>
+        <w:t>技术》</w:t>
+      </w:r>
+      <w:r>
+        <w:rPr>
+          <w:rFonts w:hint="eastAsia"/>
           <w:b/>
           <w:sz w:val="32"/>
           <w:szCs w:val="32"/>
           <w:lang w:bidi="ar"/>
         </w:rPr>
+        <w:t>大作业</w:t>
+      </w:r>
+      <w:r>
+        <w:rPr>
+          <w:b/>
+          <w:sz w:val="32"/>
+          <w:szCs w:val="32"/>
+          <w:lang w:bidi="ar"/>
+        </w:rPr>
         <w:t>评分标准</w:t>
       </w:r>
     </w:p>
     <w:tbl>
       <w:tblPr>
-        <w:tblStyle w:val="6"/>
+        <w:tblStyle w:val="12"/>
         <w:tblW w:w="0" w:type="auto"/>
         <w:tblInd w:w="534" w:type="dxa"/>
         <w:tblBorders>
@@ -1012,7 +1026,7 @@
             <w:pPr>
               <w:numPr>
                 <w:ilvl w:val="0"/>
-                <w:numId w:val="1"/>
+                <w:numId w:val="3"/>
               </w:numPr>
               <w:spacing w:line="280" w:lineRule="exact"/>
             </w:pPr>
@@ -1535,11 +1549,6 @@
       </w:pPr>
     </w:p>
     <w:p>
-      <w:r>
-        <w:br w:type="page"/>
-      </w:r>
-    </w:p>
-    <w:p>
       <w:pPr>
         <w:keepNext w:val="0"/>
         <w:keepLines w:val="0"/>
@@ -1554,40 +1563,32 @@
         <w:adjustRightInd/>
         <w:snapToGrid/>
         <w:spacing w:beforeAutospacing="0" w:afterAutospacing="0" w:line="480" w:lineRule="auto"/>
+        <w:jc w:val="center"/>
         <w:textAlignment w:val="auto"/>
-        <w:rPr>
+        <w:outlineLvl w:val="0"/>
+        <w:rPr>
+          <w:rFonts w:hint="eastAsia"/>
           <w:bCs/>
           <w:sz w:val="24"/>
           <w:szCs w:val="21"/>
-        </w:rPr>
-      </w:pPr>
-      <w:r>
-        <w:rPr>
-          <w:rFonts w:hint="eastAsia"/>
-          <w:bCs/>
-          <w:sz w:val="24"/>
-          <w:szCs w:val="21"/>
-          <w:lang w:val="en-US" w:eastAsia="zh-CN"/>
-        </w:rPr>
-        <w:t>题目：</w:t>
-      </w:r>
-      <w:r>
-        <w:rPr>
-          <w:rFonts w:hint="eastAsia"/>
-          <w:bCs/>
-          <w:sz w:val="24"/>
-          <w:szCs w:val="21"/>
-        </w:rPr>
-        <w:t>去中心化课程资源共享平台</w:t>
-      </w:r>
-      <w:r>
-        <w:rPr>
-          <w:bCs/>
-          <w:sz w:val="24"/>
-          <w:szCs w:val="21"/>
-        </w:rPr>
-        <w:t>‌</w:t>
-      </w:r>
+          <w:lang w:val="en-US" w:eastAsia="zh-CN"/>
+        </w:rPr>
+        <w:sectPr>
+          <w:footerReference r:id="rId3" w:type="default"/>
+          <w:pgSz w:w="11906" w:h="16838"/>
+          <w:pgMar w:top="1134" w:right="1134" w:bottom="1134" w:left="1418" w:header="851" w:footer="992" w:gutter="0"/>
+          <w:pgBorders>
+            <w:top w:val="none" w:sz="0" w:space="0"/>
+            <w:left w:val="none" w:sz="0" w:space="0"/>
+            <w:bottom w:val="none" w:sz="0" w:space="0"/>
+            <w:right w:val="none" w:sz="0" w:space="0"/>
+          </w:pgBorders>
+          <w:pgNumType w:fmt="decimal" w:start="1"/>
+          <w:cols w:space="720" w:num="1"/>
+          <w:docGrid w:type="lines" w:linePitch="312" w:charSpace="0"/>
+        </w:sectPr>
+      </w:pPr>
+      <w:bookmarkStart w:id="3" w:name="_Toc16651"/>
     </w:p>
     <w:p>
       <w:pPr>
@@ -1604,24 +1605,138 @@
         <w:adjustRightInd/>
         <w:snapToGrid/>
         <w:spacing w:beforeAutospacing="0" w:afterAutospacing="0" w:line="480" w:lineRule="auto"/>
+        <w:jc w:val="center"/>
         <w:textAlignment w:val="auto"/>
-        <w:rPr>
-          <w:rFonts w:hint="eastAsia" w:eastAsia="宋体"/>
+        <w:outlineLvl w:val="0"/>
+        <w:rPr>
+          <w:rFonts w:hint="eastAsia"/>
           <w:bCs/>
           <w:sz w:val="24"/>
           <w:szCs w:val="21"/>
-          <w:lang w:val="en-US" w:eastAsia="zh-CN"/>
-        </w:rPr>
-      </w:pPr>
+        </w:rPr>
+      </w:pPr>
+      <w:bookmarkStart w:id="4" w:name="_Toc4982"/>
+      <w:bookmarkStart w:id="5" w:name="_Toc933"/>
       <w:r>
         <w:rPr>
           <w:rFonts w:hint="eastAsia"/>
           <w:bCs/>
           <w:sz w:val="24"/>
           <w:szCs w:val="21"/>
-        </w:rPr>
-        <w:t>构建一个利用区块链的课程资料共享系统，通过通证激励用户贡献优质资源，确保版权追溯与公平分配。</w:t>
-      </w:r>
+          <w:lang w:val="en-US" w:eastAsia="zh-CN"/>
+        </w:rPr>
+        <w:t>题目：</w:t>
+      </w:r>
+      <w:r>
+        <w:rPr>
+          <w:rFonts w:hint="eastAsia"/>
+          <w:bCs/>
+          <w:sz w:val="24"/>
+          <w:szCs w:val="21"/>
+        </w:rPr>
+        <w:t>去中心化课程资源共享平台</w:t>
+      </w:r>
+      <w:bookmarkEnd w:id="3"/>
+      <w:bookmarkEnd w:id="4"/>
+      <w:bookmarkEnd w:id="5"/>
+    </w:p>
+    <w:p>
+      <w:pPr>
+        <w:pStyle w:val="3"/>
+        <w:bidi w:val="0"/>
+        <w:jc w:val="center"/>
+        <w:outlineLvl w:val="0"/>
+        <w:rPr>
+          <w:bCs/>
+          <w:sz w:val="24"/>
+          <w:szCs w:val="21"/>
+        </w:rPr>
+      </w:pPr>
+      <w:bookmarkStart w:id="6" w:name="_Toc31554"/>
+      <w:bookmarkStart w:id="7" w:name="_Toc26596"/>
+      <w:bookmarkStart w:id="8" w:name="_Toc1919"/>
+      <w:r>
+        <w:rPr>
+          <w:rStyle w:val="31"/>
+          <w:rFonts w:hint="eastAsia"/>
+          <w:b w:val="0"/>
+          <w:lang w:val="en-US" w:eastAsia="zh-CN"/>
+        </w:rPr>
+        <w:t>摘要</w:t>
+      </w:r>
+      <w:r>
+        <w:rPr>
+          <w:bCs/>
+          <w:sz w:val="24"/>
+          <w:szCs w:val="21"/>
+        </w:rPr>
+        <w:t>‌</w:t>
+      </w:r>
+      <w:bookmarkEnd w:id="6"/>
+      <w:bookmarkEnd w:id="7"/>
+      <w:bookmarkEnd w:id="8"/>
+    </w:p>
+    <w:p>
+      <w:pPr>
+        <w:keepNext w:val="0"/>
+        <w:keepLines w:val="0"/>
+        <w:pageBreakBefore w:val="0"/>
+        <w:widowControl w:val="0"/>
+        <w:kinsoku/>
+        <w:wordWrap/>
+        <w:overflowPunct/>
+        <w:topLinePunct w:val="0"/>
+        <w:autoSpaceDE/>
+        <w:autoSpaceDN/>
+        <w:bidi w:val="0"/>
+        <w:adjustRightInd/>
+        <w:snapToGrid/>
+        <w:spacing w:beforeAutospacing="0" w:afterAutospacing="0" w:line="480" w:lineRule="auto"/>
+        <w:ind w:firstLine="480" w:firstLineChars="200"/>
+        <w:textAlignment w:val="auto"/>
+        <w:rPr>
+          <w:rFonts w:hint="eastAsia" w:eastAsia="宋体"/>
+          <w:bCs/>
+          <w:sz w:val="24"/>
+          <w:szCs w:val="21"/>
+          <w:lang w:val="en-US" w:eastAsia="zh-CN"/>
+        </w:rPr>
+      </w:pPr>
+      <w:r>
+        <w:rPr>
+          <w:rFonts w:hint="eastAsia" w:eastAsia="宋体"/>
+          <w:bCs/>
+          <w:sz w:val="24"/>
+          <w:szCs w:val="21"/>
+          <w:lang w:val="en-US" w:eastAsia="zh-CN"/>
+        </w:rPr>
+        <w:t>为解决传统课程资源平台存在的版权追溯困难、收益分配不公及中心化管理等问题，本项目设计并实现了一个基于区块链技术的去中心化课程资料共享系统。系统以以太坊智能合约为核心，构建了一个无需信任第三方的去中心化应用（DApp）。通过设计合理的通证经济模型，利用智能合约自动执行收益分配，从而激励用户贡献优质资源。同时，系统采用链上链下结合的架构，将课程资源的哈希存证与所有权信息记录在区块链上，确保了版权信息的不可篡改与可追溯性；而将资源实体文件存储于星际文件系统（IPFS），有效解决了链上存储的成本与效率问题。本实践验证了区块链在构建公平、透明、高效的知识共享生态中的可行性与应用价值。</w:t>
+      </w:r>
+    </w:p>
+    <w:p>
+      <w:pPr>
+        <w:pStyle w:val="3"/>
+        <w:bidi w:val="0"/>
+        <w:jc w:val="center"/>
+        <w:outlineLvl w:val="0"/>
+        <w:rPr>
+          <w:rFonts w:hint="eastAsia"/>
+          <w:lang w:val="en-US" w:eastAsia="zh-CN"/>
+        </w:rPr>
+      </w:pPr>
+      <w:bookmarkStart w:id="9" w:name="_Toc27519"/>
+      <w:bookmarkStart w:id="10" w:name="_Toc14515"/>
+      <w:bookmarkStart w:id="11" w:name="_Toc26364"/>
+      <w:r>
+        <w:rPr>
+          <w:rFonts w:hint="eastAsia"/>
+          <w:lang w:val="en-US" w:eastAsia="zh-CN"/>
+        </w:rPr>
+        <w:t>关键词：</w:t>
+      </w:r>
+      <w:bookmarkEnd w:id="9"/>
+      <w:bookmarkEnd w:id="10"/>
+      <w:bookmarkEnd w:id="11"/>
     </w:p>
     <w:p>
       <w:pPr>
@@ -1655,7 +1770,7 @@
           <w:szCs w:val="21"/>
           <w:lang w:val="en-US" w:eastAsia="zh-CN"/>
         </w:rPr>
-        <w:t>关键词：</w:t>
+        <w:t>中文：区块链，智能合约，去中心化应用 (DApp)，通证经济，IPFS，版权追溯。</w:t>
       </w:r>
     </w:p>
     <w:p>
@@ -1690,7 +1805,7 @@
           <w:szCs w:val="21"/>
           <w:lang w:val="en-US" w:eastAsia="zh-CN"/>
         </w:rPr>
-        <w:t>中文：区块链，智能合约，去中心化应用 (DApp)，通证经济，IPFS，版权追溯。</w:t>
+        <w:t>英文：Blockchain, Smart Contract, DApp, Token Economy, IPFS, Copyright Traceability.</w:t>
       </w:r>
     </w:p>
     <w:p>
@@ -1716,8 +1831,1186 @@
           <w:szCs w:val="21"/>
           <w:lang w:val="en-US" w:eastAsia="zh-CN"/>
         </w:rPr>
-      </w:pPr>
-      <w:r>
+        <w:sectPr>
+          <w:footerReference r:id="rId4" w:type="default"/>
+          <w:pgSz w:w="11906" w:h="16838"/>
+          <w:pgMar w:top="1134" w:right="1134" w:bottom="1134" w:left="1418" w:header="851" w:footer="992" w:gutter="0"/>
+          <w:pgBorders>
+            <w:top w:val="none" w:sz="0" w:space="0"/>
+            <w:left w:val="none" w:sz="0" w:space="0"/>
+            <w:bottom w:val="none" w:sz="0" w:space="0"/>
+            <w:right w:val="none" w:sz="0" w:space="0"/>
+          </w:pgBorders>
+          <w:pgNumType w:fmt="decimal" w:start="1"/>
+          <w:cols w:space="720" w:num="1"/>
+          <w:docGrid w:type="lines" w:linePitch="312" w:charSpace="0"/>
+        </w:sectPr>
+      </w:pPr>
+    </w:p>
+    <w:p>
+      <w:pPr>
+        <w:keepNext w:val="0"/>
+        <w:keepLines w:val="0"/>
+        <w:pageBreakBefore w:val="0"/>
+        <w:kinsoku/>
+        <w:wordWrap/>
+        <w:overflowPunct/>
+        <w:topLinePunct w:val="0"/>
+        <w:autoSpaceDE/>
+        <w:autoSpaceDN/>
+        <w:bidi w:val="0"/>
+        <w:adjustRightInd/>
+        <w:snapToGrid/>
+        <w:spacing w:beforeAutospacing="0" w:afterAutospacing="0" w:line="480" w:lineRule="auto"/>
+        <w:textAlignment w:val="auto"/>
+        <w:rPr>
+          <w:rFonts w:hint="eastAsia" w:eastAsia="宋体"/>
+          <w:bCs/>
+          <w:szCs w:val="21"/>
+          <w:lang w:val="en-US" w:eastAsia="zh-CN"/>
+        </w:rPr>
+      </w:pPr>
+    </w:p>
+    <w:p>
+      <w:pPr>
+        <w:spacing w:before="0" w:beforeLines="0" w:after="0" w:afterLines="0" w:line="240" w:lineRule="auto"/>
+        <w:ind w:left="0" w:leftChars="0" w:right="0" w:rightChars="0" w:firstLine="0" w:firstLineChars="0"/>
+        <w:jc w:val="center"/>
+      </w:pPr>
+      <w:r>
+        <w:rPr>
+          <w:rFonts w:ascii="宋体" w:hAnsi="宋体" w:eastAsia="宋体"/>
+          <w:sz w:val="21"/>
+        </w:rPr>
+        <w:t>目录</w:t>
+      </w:r>
+    </w:p>
+    <w:p>
+      <w:pPr>
+        <w:pStyle w:val="9"/>
+        <w:tabs>
+          <w:tab w:val="right" w:leader="dot" w:pos="9354"/>
+        </w:tabs>
+      </w:pPr>
+      <w:r>
+        <w:rPr>
+          <w:rFonts w:hint="eastAsia" w:eastAsia="宋体"/>
+          <w:bCs/>
+          <w:szCs w:val="21"/>
+          <w:lang w:val="en-US" w:eastAsia="zh-CN"/>
+        </w:rPr>
+        <w:fldChar w:fldCharType="begin"/>
+      </w:r>
+      <w:r>
+        <w:rPr>
+          <w:rFonts w:hint="eastAsia" w:eastAsia="宋体"/>
+          <w:bCs/>
+          <w:szCs w:val="21"/>
+          <w:lang w:val="en-US" w:eastAsia="zh-CN"/>
+        </w:rPr>
+        <w:instrText xml:space="preserve">TOC \o "1-3" \h \u </w:instrText>
+      </w:r>
+      <w:r>
+        <w:rPr>
+          <w:rFonts w:hint="eastAsia" w:eastAsia="宋体"/>
+          <w:bCs/>
+          <w:szCs w:val="21"/>
+          <w:lang w:val="en-US" w:eastAsia="zh-CN"/>
+        </w:rPr>
+        <w:fldChar w:fldCharType="separate"/>
+      </w:r>
+    </w:p>
+    <w:p>
+      <w:pPr>
+        <w:pStyle w:val="9"/>
+        <w:tabs>
+          <w:tab w:val="right" w:leader="dot" w:pos="9354"/>
+        </w:tabs>
+      </w:pPr>
+      <w:r>
+        <w:rPr>
+          <w:rFonts w:hint="eastAsia" w:eastAsia="宋体"/>
+          <w:bCs/>
+          <w:szCs w:val="21"/>
+          <w:lang w:val="en-US" w:eastAsia="zh-CN"/>
+        </w:rPr>
+        <w:fldChar w:fldCharType="begin"/>
+      </w:r>
+      <w:r>
+        <w:rPr>
+          <w:rFonts w:hint="eastAsia" w:eastAsia="宋体"/>
+          <w:bCs/>
+          <w:szCs w:val="21"/>
+          <w:lang w:val="en-US" w:eastAsia="zh-CN"/>
+        </w:rPr>
+        <w:instrText xml:space="preserve"> HYPERLINK \l _Toc6806 </w:instrText>
+      </w:r>
+      <w:r>
+        <w:rPr>
+          <w:rFonts w:hint="eastAsia" w:eastAsia="宋体"/>
+          <w:bCs/>
+          <w:szCs w:val="21"/>
+          <w:lang w:val="en-US" w:eastAsia="zh-CN"/>
+        </w:rPr>
+        <w:fldChar w:fldCharType="separate"/>
+      </w:r>
+      <w:r>
+        <w:rPr>
+          <w:rFonts w:hint="default"/>
+        </w:rPr>
+        <w:t xml:space="preserve">1. </w:t>
+      </w:r>
+      <w:r>
+        <w:t>项目背景与需求分析</w:t>
+      </w:r>
+      <w:r>
+        <w:tab/>
+      </w:r>
+      <w:r>
+        <w:fldChar w:fldCharType="begin"/>
+      </w:r>
+      <w:r>
+        <w:instrText xml:space="preserve"> PAGEREF _Toc6806 \h </w:instrText>
+      </w:r>
+      <w:r>
+        <w:fldChar w:fldCharType="separate"/>
+      </w:r>
+      <w:r>
+        <w:t>1</w:t>
+      </w:r>
+      <w:r>
+        <w:fldChar w:fldCharType="end"/>
+      </w:r>
+      <w:r>
+        <w:rPr>
+          <w:rFonts w:hint="eastAsia" w:eastAsia="宋体"/>
+          <w:bCs/>
+          <w:szCs w:val="21"/>
+          <w:lang w:val="en-US" w:eastAsia="zh-CN"/>
+        </w:rPr>
+        <w:fldChar w:fldCharType="end"/>
+      </w:r>
+    </w:p>
+    <w:p>
+      <w:pPr>
+        <w:pStyle w:val="6"/>
+        <w:tabs>
+          <w:tab w:val="right" w:leader="dot" w:pos="9354"/>
+        </w:tabs>
+      </w:pPr>
+      <w:r>
+        <w:rPr>
+          <w:rFonts w:hint="eastAsia" w:eastAsia="宋体"/>
+          <w:bCs/>
+          <w:szCs w:val="21"/>
+          <w:lang w:val="en-US" w:eastAsia="zh-CN"/>
+        </w:rPr>
+        <w:fldChar w:fldCharType="begin"/>
+      </w:r>
+      <w:r>
+        <w:rPr>
+          <w:rFonts w:hint="eastAsia" w:eastAsia="宋体"/>
+          <w:bCs/>
+          <w:szCs w:val="21"/>
+          <w:lang w:val="en-US" w:eastAsia="zh-CN"/>
+        </w:rPr>
+        <w:instrText xml:space="preserve"> HYPERLINK \l _Toc4106 </w:instrText>
+      </w:r>
+      <w:r>
+        <w:rPr>
+          <w:rFonts w:hint="eastAsia" w:eastAsia="宋体"/>
+          <w:bCs/>
+          <w:szCs w:val="21"/>
+          <w:lang w:val="en-US" w:eastAsia="zh-CN"/>
+        </w:rPr>
+        <w:fldChar w:fldCharType="separate"/>
+      </w:r>
+      <w:r>
+        <w:rPr>
+          <w:rFonts w:hint="default"/>
+          <w:lang w:val="en-US" w:eastAsia="zh-CN"/>
+        </w:rPr>
+        <w:t xml:space="preserve">1.1 </w:t>
+      </w:r>
+      <w:r>
+        <w:rPr>
+          <w:rFonts w:hint="eastAsia"/>
+          <w:lang w:val="en-US" w:eastAsia="zh-CN"/>
+        </w:rPr>
+        <w:t>应用创新价值</w:t>
+      </w:r>
+      <w:r>
+        <w:tab/>
+      </w:r>
+      <w:r>
+        <w:fldChar w:fldCharType="begin"/>
+      </w:r>
+      <w:r>
+        <w:instrText xml:space="preserve"> PAGEREF _Toc4106 \h </w:instrText>
+      </w:r>
+      <w:r>
+        <w:fldChar w:fldCharType="separate"/>
+      </w:r>
+      <w:r>
+        <w:t>1</w:t>
+      </w:r>
+      <w:r>
+        <w:fldChar w:fldCharType="end"/>
+      </w:r>
+      <w:r>
+        <w:rPr>
+          <w:rFonts w:hint="eastAsia" w:eastAsia="宋体"/>
+          <w:bCs/>
+          <w:szCs w:val="21"/>
+          <w:lang w:val="en-US" w:eastAsia="zh-CN"/>
+        </w:rPr>
+        <w:fldChar w:fldCharType="end"/>
+      </w:r>
+    </w:p>
+    <w:p>
+      <w:pPr>
+        <w:pStyle w:val="6"/>
+        <w:tabs>
+          <w:tab w:val="right" w:leader="dot" w:pos="9354"/>
+        </w:tabs>
+      </w:pPr>
+      <w:r>
+        <w:rPr>
+          <w:rFonts w:hint="eastAsia" w:eastAsia="宋体"/>
+          <w:bCs/>
+          <w:szCs w:val="21"/>
+          <w:lang w:val="en-US" w:eastAsia="zh-CN"/>
+        </w:rPr>
+        <w:fldChar w:fldCharType="begin"/>
+      </w:r>
+      <w:r>
+        <w:rPr>
+          <w:rFonts w:hint="eastAsia" w:eastAsia="宋体"/>
+          <w:bCs/>
+          <w:szCs w:val="21"/>
+          <w:lang w:val="en-US" w:eastAsia="zh-CN"/>
+        </w:rPr>
+        <w:instrText xml:space="preserve"> HYPERLINK \l _Toc11156 </w:instrText>
+      </w:r>
+      <w:r>
+        <w:rPr>
+          <w:rFonts w:hint="eastAsia" w:eastAsia="宋体"/>
+          <w:bCs/>
+          <w:szCs w:val="21"/>
+          <w:lang w:val="en-US" w:eastAsia="zh-CN"/>
+        </w:rPr>
+        <w:fldChar w:fldCharType="separate"/>
+      </w:r>
+      <w:r>
+        <w:rPr>
+          <w:rFonts w:hint="default"/>
+          <w:lang w:val="en-US" w:eastAsia="zh-CN"/>
+        </w:rPr>
+        <w:t xml:space="preserve">1.2 </w:t>
+      </w:r>
+      <w:r>
+        <w:rPr>
+          <w:rFonts w:hint="eastAsia"/>
+          <w:lang w:val="en-US" w:eastAsia="zh-CN"/>
+        </w:rPr>
+        <w:t>研究内容</w:t>
+      </w:r>
+      <w:r>
+        <w:tab/>
+      </w:r>
+      <w:r>
+        <w:fldChar w:fldCharType="begin"/>
+      </w:r>
+      <w:r>
+        <w:instrText xml:space="preserve"> PAGEREF _Toc11156 \h </w:instrText>
+      </w:r>
+      <w:r>
+        <w:fldChar w:fldCharType="separate"/>
+      </w:r>
+      <w:r>
+        <w:t>1</w:t>
+      </w:r>
+      <w:r>
+        <w:fldChar w:fldCharType="end"/>
+      </w:r>
+      <w:r>
+        <w:rPr>
+          <w:rFonts w:hint="eastAsia" w:eastAsia="宋体"/>
+          <w:bCs/>
+          <w:szCs w:val="21"/>
+          <w:lang w:val="en-US" w:eastAsia="zh-CN"/>
+        </w:rPr>
+        <w:fldChar w:fldCharType="end"/>
+      </w:r>
+    </w:p>
+    <w:p>
+      <w:pPr>
+        <w:pStyle w:val="9"/>
+        <w:tabs>
+          <w:tab w:val="right" w:leader="dot" w:pos="9354"/>
+        </w:tabs>
+      </w:pPr>
+      <w:r>
+        <w:rPr>
+          <w:rFonts w:hint="eastAsia" w:eastAsia="宋体"/>
+          <w:bCs/>
+          <w:szCs w:val="21"/>
+          <w:lang w:val="en-US" w:eastAsia="zh-CN"/>
+        </w:rPr>
+        <w:fldChar w:fldCharType="begin"/>
+      </w:r>
+      <w:r>
+        <w:rPr>
+          <w:rFonts w:hint="eastAsia" w:eastAsia="宋体"/>
+          <w:bCs/>
+          <w:szCs w:val="21"/>
+          <w:lang w:val="en-US" w:eastAsia="zh-CN"/>
+        </w:rPr>
+        <w:instrText xml:space="preserve"> HYPERLINK \l _Toc7989 </w:instrText>
+      </w:r>
+      <w:r>
+        <w:rPr>
+          <w:rFonts w:hint="eastAsia" w:eastAsia="宋体"/>
+          <w:bCs/>
+          <w:szCs w:val="21"/>
+          <w:lang w:val="en-US" w:eastAsia="zh-CN"/>
+        </w:rPr>
+        <w:fldChar w:fldCharType="separate"/>
+      </w:r>
+      <w:r>
+        <w:rPr>
+          <w:rFonts w:hint="default"/>
+          <w:lang w:val="en-US" w:eastAsia="zh-CN"/>
+        </w:rPr>
+        <w:t xml:space="preserve">2. </w:t>
+      </w:r>
+      <w:r>
+        <w:rPr>
+          <w:lang w:val="en-US" w:eastAsia="zh-CN"/>
+        </w:rPr>
+        <w:t>技术实现方案</w:t>
+      </w:r>
+      <w:r>
+        <w:tab/>
+      </w:r>
+      <w:r>
+        <w:fldChar w:fldCharType="begin"/>
+      </w:r>
+      <w:r>
+        <w:instrText xml:space="preserve"> PAGEREF _Toc7989 \h </w:instrText>
+      </w:r>
+      <w:r>
+        <w:fldChar w:fldCharType="separate"/>
+      </w:r>
+      <w:r>
+        <w:t>2</w:t>
+      </w:r>
+      <w:r>
+        <w:fldChar w:fldCharType="end"/>
+      </w:r>
+      <w:r>
+        <w:rPr>
+          <w:rFonts w:hint="eastAsia" w:eastAsia="宋体"/>
+          <w:bCs/>
+          <w:szCs w:val="21"/>
+          <w:lang w:val="en-US" w:eastAsia="zh-CN"/>
+        </w:rPr>
+        <w:fldChar w:fldCharType="end"/>
+      </w:r>
+    </w:p>
+    <w:p>
+      <w:pPr>
+        <w:pStyle w:val="6"/>
+        <w:tabs>
+          <w:tab w:val="right" w:leader="dot" w:pos="9354"/>
+        </w:tabs>
+      </w:pPr>
+      <w:r>
+        <w:rPr>
+          <w:rFonts w:hint="eastAsia" w:eastAsia="宋体"/>
+          <w:bCs/>
+          <w:szCs w:val="21"/>
+          <w:lang w:val="en-US" w:eastAsia="zh-CN"/>
+        </w:rPr>
+        <w:fldChar w:fldCharType="begin"/>
+      </w:r>
+      <w:r>
+        <w:rPr>
+          <w:rFonts w:hint="eastAsia" w:eastAsia="宋体"/>
+          <w:bCs/>
+          <w:szCs w:val="21"/>
+          <w:lang w:val="en-US" w:eastAsia="zh-CN"/>
+        </w:rPr>
+        <w:instrText xml:space="preserve"> HYPERLINK \l _Toc966 </w:instrText>
+      </w:r>
+      <w:r>
+        <w:rPr>
+          <w:rFonts w:hint="eastAsia" w:eastAsia="宋体"/>
+          <w:bCs/>
+          <w:szCs w:val="21"/>
+          <w:lang w:val="en-US" w:eastAsia="zh-CN"/>
+        </w:rPr>
+        <w:fldChar w:fldCharType="separate"/>
+      </w:r>
+      <w:r>
+        <w:rPr>
+          <w:rFonts w:hint="eastAsia"/>
+          <w:lang w:val="en-US" w:eastAsia="zh-CN"/>
+        </w:rPr>
+        <w:t>2.1 架构设计</w:t>
+      </w:r>
+      <w:r>
+        <w:tab/>
+      </w:r>
+      <w:r>
+        <w:fldChar w:fldCharType="begin"/>
+      </w:r>
+      <w:r>
+        <w:instrText xml:space="preserve"> PAGEREF _Toc966 \h </w:instrText>
+      </w:r>
+      <w:r>
+        <w:fldChar w:fldCharType="separate"/>
+      </w:r>
+      <w:r>
+        <w:t>2</w:t>
+      </w:r>
+      <w:r>
+        <w:fldChar w:fldCharType="end"/>
+      </w:r>
+      <w:r>
+        <w:rPr>
+          <w:rFonts w:hint="eastAsia" w:eastAsia="宋体"/>
+          <w:bCs/>
+          <w:szCs w:val="21"/>
+          <w:lang w:val="en-US" w:eastAsia="zh-CN"/>
+        </w:rPr>
+        <w:fldChar w:fldCharType="end"/>
+      </w:r>
+    </w:p>
+    <w:p>
+      <w:pPr>
+        <w:pStyle w:val="6"/>
+        <w:tabs>
+          <w:tab w:val="right" w:leader="dot" w:pos="9354"/>
+        </w:tabs>
+      </w:pPr>
+      <w:r>
+        <w:rPr>
+          <w:rFonts w:hint="eastAsia" w:eastAsia="宋体"/>
+          <w:bCs/>
+          <w:szCs w:val="21"/>
+          <w:lang w:val="en-US" w:eastAsia="zh-CN"/>
+        </w:rPr>
+        <w:fldChar w:fldCharType="begin"/>
+      </w:r>
+      <w:r>
+        <w:rPr>
+          <w:rFonts w:hint="eastAsia" w:eastAsia="宋体"/>
+          <w:bCs/>
+          <w:szCs w:val="21"/>
+          <w:lang w:val="en-US" w:eastAsia="zh-CN"/>
+        </w:rPr>
+        <w:instrText xml:space="preserve"> HYPERLINK \l _Toc8487 </w:instrText>
+      </w:r>
+      <w:r>
+        <w:rPr>
+          <w:rFonts w:hint="eastAsia" w:eastAsia="宋体"/>
+          <w:bCs/>
+          <w:szCs w:val="21"/>
+          <w:lang w:val="en-US" w:eastAsia="zh-CN"/>
+        </w:rPr>
+        <w:fldChar w:fldCharType="separate"/>
+      </w:r>
+      <w:r>
+        <w:rPr>
+          <w:rFonts w:hint="eastAsia"/>
+          <w:lang w:val="en-US" w:eastAsia="zh-CN"/>
+        </w:rPr>
+        <w:t>2.2 系统技术实现</w:t>
+      </w:r>
+      <w:r>
+        <w:tab/>
+      </w:r>
+      <w:r>
+        <w:fldChar w:fldCharType="begin"/>
+      </w:r>
+      <w:r>
+        <w:instrText xml:space="preserve"> PAGEREF _Toc8487 \h </w:instrText>
+      </w:r>
+      <w:r>
+        <w:fldChar w:fldCharType="separate"/>
+      </w:r>
+      <w:r>
+        <w:t>5</w:t>
+      </w:r>
+      <w:r>
+        <w:fldChar w:fldCharType="end"/>
+      </w:r>
+      <w:r>
+        <w:rPr>
+          <w:rFonts w:hint="eastAsia" w:eastAsia="宋体"/>
+          <w:bCs/>
+          <w:szCs w:val="21"/>
+          <w:lang w:val="en-US" w:eastAsia="zh-CN"/>
+        </w:rPr>
+        <w:fldChar w:fldCharType="end"/>
+      </w:r>
+    </w:p>
+    <w:p>
+      <w:pPr>
+        <w:pStyle w:val="6"/>
+        <w:tabs>
+          <w:tab w:val="right" w:leader="dot" w:pos="9354"/>
+        </w:tabs>
+      </w:pPr>
+      <w:r>
+        <w:rPr>
+          <w:rFonts w:hint="eastAsia" w:eastAsia="宋体"/>
+          <w:bCs/>
+          <w:szCs w:val="21"/>
+          <w:lang w:val="en-US" w:eastAsia="zh-CN"/>
+        </w:rPr>
+        <w:fldChar w:fldCharType="begin"/>
+      </w:r>
+      <w:r>
+        <w:rPr>
+          <w:rFonts w:hint="eastAsia" w:eastAsia="宋体"/>
+          <w:bCs/>
+          <w:szCs w:val="21"/>
+          <w:lang w:val="en-US" w:eastAsia="zh-CN"/>
+        </w:rPr>
+        <w:instrText xml:space="preserve"> HYPERLINK \l _Toc2934 </w:instrText>
+      </w:r>
+      <w:r>
+        <w:rPr>
+          <w:rFonts w:hint="eastAsia" w:eastAsia="宋体"/>
+          <w:bCs/>
+          <w:szCs w:val="21"/>
+          <w:lang w:val="en-US" w:eastAsia="zh-CN"/>
+        </w:rPr>
+        <w:fldChar w:fldCharType="separate"/>
+      </w:r>
+      <w:r>
+        <w:rPr>
+          <w:rFonts w:hint="eastAsia"/>
+          <w:lang w:val="en-US" w:eastAsia="zh-CN"/>
+        </w:rPr>
+        <w:t>2.3 系统流程</w:t>
+      </w:r>
+      <w:r>
+        <w:tab/>
+      </w:r>
+      <w:r>
+        <w:fldChar w:fldCharType="begin"/>
+      </w:r>
+      <w:r>
+        <w:instrText xml:space="preserve"> PAGEREF _Toc2934 \h </w:instrText>
+      </w:r>
+      <w:r>
+        <w:fldChar w:fldCharType="separate"/>
+      </w:r>
+      <w:r>
+        <w:t>7</w:t>
+      </w:r>
+      <w:r>
+        <w:fldChar w:fldCharType="end"/>
+      </w:r>
+      <w:r>
+        <w:rPr>
+          <w:rFonts w:hint="eastAsia" w:eastAsia="宋体"/>
+          <w:bCs/>
+          <w:szCs w:val="21"/>
+          <w:lang w:val="en-US" w:eastAsia="zh-CN"/>
+        </w:rPr>
+        <w:fldChar w:fldCharType="end"/>
+      </w:r>
+    </w:p>
+    <w:p>
+      <w:pPr>
+        <w:pStyle w:val="6"/>
+        <w:tabs>
+          <w:tab w:val="right" w:leader="dot" w:pos="9354"/>
+        </w:tabs>
+      </w:pPr>
+      <w:r>
+        <w:rPr>
+          <w:rFonts w:hint="eastAsia" w:eastAsia="宋体"/>
+          <w:bCs/>
+          <w:szCs w:val="21"/>
+          <w:lang w:val="en-US" w:eastAsia="zh-CN"/>
+        </w:rPr>
+        <w:fldChar w:fldCharType="begin"/>
+      </w:r>
+      <w:r>
+        <w:rPr>
+          <w:rFonts w:hint="eastAsia" w:eastAsia="宋体"/>
+          <w:bCs/>
+          <w:szCs w:val="21"/>
+          <w:lang w:val="en-US" w:eastAsia="zh-CN"/>
+        </w:rPr>
+        <w:instrText xml:space="preserve"> HYPERLINK \l _Toc23080 </w:instrText>
+      </w:r>
+      <w:r>
+        <w:rPr>
+          <w:rFonts w:hint="eastAsia" w:eastAsia="宋体"/>
+          <w:bCs/>
+          <w:szCs w:val="21"/>
+          <w:lang w:val="en-US" w:eastAsia="zh-CN"/>
+        </w:rPr>
+        <w:fldChar w:fldCharType="separate"/>
+      </w:r>
+      <w:r>
+        <w:rPr>
+          <w:rFonts w:hint="eastAsia"/>
+          <w:lang w:val="en-US" w:eastAsia="zh-CN"/>
+        </w:rPr>
+        <w:t>2.4 难点与解决方案</w:t>
+      </w:r>
+      <w:r>
+        <w:tab/>
+      </w:r>
+      <w:r>
+        <w:fldChar w:fldCharType="begin"/>
+      </w:r>
+      <w:r>
+        <w:instrText xml:space="preserve"> PAGEREF _Toc23080 \h </w:instrText>
+      </w:r>
+      <w:r>
+        <w:fldChar w:fldCharType="separate"/>
+      </w:r>
+      <w:r>
+        <w:t>7</w:t>
+      </w:r>
+      <w:r>
+        <w:fldChar w:fldCharType="end"/>
+      </w:r>
+      <w:r>
+        <w:rPr>
+          <w:rFonts w:hint="eastAsia" w:eastAsia="宋体"/>
+          <w:bCs/>
+          <w:szCs w:val="21"/>
+          <w:lang w:val="en-US" w:eastAsia="zh-CN"/>
+        </w:rPr>
+        <w:fldChar w:fldCharType="end"/>
+      </w:r>
+    </w:p>
+    <w:p>
+      <w:pPr>
+        <w:pStyle w:val="9"/>
+        <w:tabs>
+          <w:tab w:val="right" w:leader="dot" w:pos="9354"/>
+        </w:tabs>
+      </w:pPr>
+      <w:r>
+        <w:rPr>
+          <w:rFonts w:hint="eastAsia" w:eastAsia="宋体"/>
+          <w:bCs/>
+          <w:szCs w:val="21"/>
+          <w:lang w:val="en-US" w:eastAsia="zh-CN"/>
+        </w:rPr>
+        <w:fldChar w:fldCharType="begin"/>
+      </w:r>
+      <w:r>
+        <w:rPr>
+          <w:rFonts w:hint="eastAsia" w:eastAsia="宋体"/>
+          <w:bCs/>
+          <w:szCs w:val="21"/>
+          <w:lang w:val="en-US" w:eastAsia="zh-CN"/>
+        </w:rPr>
+        <w:instrText xml:space="preserve"> HYPERLINK \l _Toc1638 </w:instrText>
+      </w:r>
+      <w:r>
+        <w:rPr>
+          <w:rFonts w:hint="eastAsia" w:eastAsia="宋体"/>
+          <w:bCs/>
+          <w:szCs w:val="21"/>
+          <w:lang w:val="en-US" w:eastAsia="zh-CN"/>
+        </w:rPr>
+        <w:fldChar w:fldCharType="separate"/>
+      </w:r>
+      <w:r>
+        <w:rPr>
+          <w:rFonts w:hint="default"/>
+        </w:rPr>
+        <w:t xml:space="preserve">3. </w:t>
+      </w:r>
+      <w:r>
+        <w:t>创新性与应用价值</w:t>
+      </w:r>
+      <w:r>
+        <w:tab/>
+      </w:r>
+      <w:r>
+        <w:fldChar w:fldCharType="begin"/>
+      </w:r>
+      <w:r>
+        <w:instrText xml:space="preserve"> PAGEREF _Toc1638 \h </w:instrText>
+      </w:r>
+      <w:r>
+        <w:fldChar w:fldCharType="separate"/>
+      </w:r>
+      <w:r>
+        <w:t>8</w:t>
+      </w:r>
+      <w:r>
+        <w:fldChar w:fldCharType="end"/>
+      </w:r>
+      <w:r>
+        <w:rPr>
+          <w:rFonts w:hint="eastAsia" w:eastAsia="宋体"/>
+          <w:bCs/>
+          <w:szCs w:val="21"/>
+          <w:lang w:val="en-US" w:eastAsia="zh-CN"/>
+        </w:rPr>
+        <w:fldChar w:fldCharType="end"/>
+      </w:r>
+    </w:p>
+    <w:p>
+      <w:pPr>
+        <w:pStyle w:val="6"/>
+        <w:tabs>
+          <w:tab w:val="right" w:leader="dot" w:pos="9354"/>
+        </w:tabs>
+      </w:pPr>
+      <w:r>
+        <w:rPr>
+          <w:rFonts w:hint="eastAsia" w:eastAsia="宋体"/>
+          <w:bCs/>
+          <w:szCs w:val="21"/>
+          <w:lang w:val="en-US" w:eastAsia="zh-CN"/>
+        </w:rPr>
+        <w:fldChar w:fldCharType="begin"/>
+      </w:r>
+      <w:r>
+        <w:rPr>
+          <w:rFonts w:hint="eastAsia" w:eastAsia="宋体"/>
+          <w:bCs/>
+          <w:szCs w:val="21"/>
+          <w:lang w:val="en-US" w:eastAsia="zh-CN"/>
+        </w:rPr>
+        <w:instrText xml:space="preserve"> HYPERLINK \l _Toc13598 </w:instrText>
+      </w:r>
+      <w:r>
+        <w:rPr>
+          <w:rFonts w:hint="eastAsia" w:eastAsia="宋体"/>
+          <w:bCs/>
+          <w:szCs w:val="21"/>
+          <w:lang w:val="en-US" w:eastAsia="zh-CN"/>
+        </w:rPr>
+        <w:fldChar w:fldCharType="separate"/>
+      </w:r>
+      <w:r>
+        <w:rPr>
+          <w:rFonts w:hint="eastAsia"/>
+          <w:lang w:val="en-US" w:eastAsia="zh-CN"/>
+        </w:rPr>
+        <w:t>3.1 技术与场景创新点</w:t>
+      </w:r>
+      <w:r>
+        <w:tab/>
+      </w:r>
+      <w:r>
+        <w:fldChar w:fldCharType="begin"/>
+      </w:r>
+      <w:r>
+        <w:instrText xml:space="preserve"> PAGEREF _Toc13598 \h </w:instrText>
+      </w:r>
+      <w:r>
+        <w:fldChar w:fldCharType="separate"/>
+      </w:r>
+      <w:r>
+        <w:t>8</w:t>
+      </w:r>
+      <w:r>
+        <w:fldChar w:fldCharType="end"/>
+      </w:r>
+      <w:r>
+        <w:rPr>
+          <w:rFonts w:hint="eastAsia" w:eastAsia="宋体"/>
+          <w:bCs/>
+          <w:szCs w:val="21"/>
+          <w:lang w:val="en-US" w:eastAsia="zh-CN"/>
+        </w:rPr>
+        <w:fldChar w:fldCharType="end"/>
+      </w:r>
+    </w:p>
+    <w:p>
+      <w:pPr>
+        <w:pStyle w:val="6"/>
+        <w:tabs>
+          <w:tab w:val="right" w:leader="dot" w:pos="9354"/>
+        </w:tabs>
+      </w:pPr>
+      <w:r>
+        <w:rPr>
+          <w:rFonts w:hint="eastAsia" w:eastAsia="宋体"/>
+          <w:bCs/>
+          <w:szCs w:val="21"/>
+          <w:lang w:val="en-US" w:eastAsia="zh-CN"/>
+        </w:rPr>
+        <w:fldChar w:fldCharType="begin"/>
+      </w:r>
+      <w:r>
+        <w:rPr>
+          <w:rFonts w:hint="eastAsia" w:eastAsia="宋体"/>
+          <w:bCs/>
+          <w:szCs w:val="21"/>
+          <w:lang w:val="en-US" w:eastAsia="zh-CN"/>
+        </w:rPr>
+        <w:instrText xml:space="preserve"> HYPERLINK \l _Toc22863 </w:instrText>
+      </w:r>
+      <w:r>
+        <w:rPr>
+          <w:rFonts w:hint="eastAsia" w:eastAsia="宋体"/>
+          <w:bCs/>
+          <w:szCs w:val="21"/>
+          <w:lang w:val="en-US" w:eastAsia="zh-CN"/>
+        </w:rPr>
+        <w:fldChar w:fldCharType="separate"/>
+      </w:r>
+      <w:r>
+        <w:rPr>
+          <w:rFonts w:hint="eastAsia"/>
+          <w:lang w:val="en-US" w:eastAsia="zh-CN"/>
+        </w:rPr>
+        <w:t>3.2 应用价值</w:t>
+      </w:r>
+      <w:r>
+        <w:tab/>
+      </w:r>
+      <w:r>
+        <w:fldChar w:fldCharType="begin"/>
+      </w:r>
+      <w:r>
+        <w:instrText xml:space="preserve"> PAGEREF _Toc22863 \h </w:instrText>
+      </w:r>
+      <w:r>
+        <w:fldChar w:fldCharType="separate"/>
+      </w:r>
+      <w:r>
+        <w:t>9</w:t>
+      </w:r>
+      <w:r>
+        <w:fldChar w:fldCharType="end"/>
+      </w:r>
+      <w:r>
+        <w:rPr>
+          <w:rFonts w:hint="eastAsia" w:eastAsia="宋体"/>
+          <w:bCs/>
+          <w:szCs w:val="21"/>
+          <w:lang w:val="en-US" w:eastAsia="zh-CN"/>
+        </w:rPr>
+        <w:fldChar w:fldCharType="end"/>
+      </w:r>
+    </w:p>
+    <w:p>
+      <w:pPr>
+        <w:pStyle w:val="9"/>
+        <w:tabs>
+          <w:tab w:val="right" w:leader="dot" w:pos="9354"/>
+        </w:tabs>
+      </w:pPr>
+      <w:r>
+        <w:rPr>
+          <w:rFonts w:hint="eastAsia" w:eastAsia="宋体"/>
+          <w:bCs/>
+          <w:szCs w:val="21"/>
+          <w:lang w:val="en-US" w:eastAsia="zh-CN"/>
+        </w:rPr>
+        <w:fldChar w:fldCharType="begin"/>
+      </w:r>
+      <w:r>
+        <w:rPr>
+          <w:rFonts w:hint="eastAsia" w:eastAsia="宋体"/>
+          <w:bCs/>
+          <w:szCs w:val="21"/>
+          <w:lang w:val="en-US" w:eastAsia="zh-CN"/>
+        </w:rPr>
+        <w:instrText xml:space="preserve"> HYPERLINK \l _Toc15269 </w:instrText>
+      </w:r>
+      <w:r>
+        <w:rPr>
+          <w:rFonts w:hint="eastAsia" w:eastAsia="宋体"/>
+          <w:bCs/>
+          <w:szCs w:val="21"/>
+          <w:lang w:val="en-US" w:eastAsia="zh-CN"/>
+        </w:rPr>
+        <w:fldChar w:fldCharType="separate"/>
+      </w:r>
+      <w:r>
+        <w:rPr>
+          <w:rFonts w:hint="default"/>
+        </w:rPr>
+        <w:t xml:space="preserve">4. </w:t>
+      </w:r>
+      <w:r>
+        <w:t>测试与验证</w:t>
+      </w:r>
+      <w:r>
+        <w:tab/>
+      </w:r>
+      <w:r>
+        <w:fldChar w:fldCharType="begin"/>
+      </w:r>
+      <w:r>
+        <w:instrText xml:space="preserve"> PAGEREF _Toc15269 \h </w:instrText>
+      </w:r>
+      <w:r>
+        <w:fldChar w:fldCharType="separate"/>
+      </w:r>
+      <w:r>
+        <w:t>10</w:t>
+      </w:r>
+      <w:r>
+        <w:fldChar w:fldCharType="end"/>
+      </w:r>
+      <w:r>
+        <w:rPr>
+          <w:rFonts w:hint="eastAsia" w:eastAsia="宋体"/>
+          <w:bCs/>
+          <w:szCs w:val="21"/>
+          <w:lang w:val="en-US" w:eastAsia="zh-CN"/>
+        </w:rPr>
+        <w:fldChar w:fldCharType="end"/>
+      </w:r>
+    </w:p>
+    <w:p>
+      <w:pPr>
+        <w:pStyle w:val="6"/>
+        <w:tabs>
+          <w:tab w:val="right" w:leader="dot" w:pos="9354"/>
+        </w:tabs>
+      </w:pPr>
+      <w:r>
+        <w:rPr>
+          <w:rFonts w:hint="eastAsia" w:eastAsia="宋体"/>
+          <w:bCs/>
+          <w:szCs w:val="21"/>
+          <w:lang w:val="en-US" w:eastAsia="zh-CN"/>
+        </w:rPr>
+        <w:fldChar w:fldCharType="begin"/>
+      </w:r>
+      <w:r>
+        <w:rPr>
+          <w:rFonts w:hint="eastAsia" w:eastAsia="宋体"/>
+          <w:bCs/>
+          <w:szCs w:val="21"/>
+          <w:lang w:val="en-US" w:eastAsia="zh-CN"/>
+        </w:rPr>
+        <w:instrText xml:space="preserve"> HYPERLINK \l _Toc18451 </w:instrText>
+      </w:r>
+      <w:r>
+        <w:rPr>
+          <w:rFonts w:hint="eastAsia" w:eastAsia="宋体"/>
+          <w:bCs/>
+          <w:szCs w:val="21"/>
+          <w:lang w:val="en-US" w:eastAsia="zh-CN"/>
+        </w:rPr>
+        <w:fldChar w:fldCharType="separate"/>
+      </w:r>
+      <w:r>
+        <w:rPr>
+          <w:rFonts w:hint="eastAsia"/>
+          <w:lang w:val="en-US" w:eastAsia="zh-CN"/>
+        </w:rPr>
+        <w:t>4.1</w:t>
+      </w:r>
+      <w:r>
+        <w:rPr>
+          <w:rFonts w:hint="eastAsia"/>
+          <w:lang w:eastAsia="zh-CN"/>
+        </w:rPr>
+        <w:t>测试用例与结果</w:t>
+      </w:r>
+      <w:r>
+        <w:tab/>
+      </w:r>
+      <w:r>
+        <w:fldChar w:fldCharType="begin"/>
+      </w:r>
+      <w:r>
+        <w:instrText xml:space="preserve"> PAGEREF _Toc18451 \h </w:instrText>
+      </w:r>
+      <w:r>
+        <w:fldChar w:fldCharType="separate"/>
+      </w:r>
+      <w:r>
+        <w:t>10</w:t>
+      </w:r>
+      <w:r>
+        <w:fldChar w:fldCharType="end"/>
+      </w:r>
+      <w:r>
+        <w:rPr>
+          <w:rFonts w:hint="eastAsia" w:eastAsia="宋体"/>
+          <w:bCs/>
+          <w:szCs w:val="21"/>
+          <w:lang w:val="en-US" w:eastAsia="zh-CN"/>
+        </w:rPr>
+        <w:fldChar w:fldCharType="end"/>
+      </w:r>
+    </w:p>
+    <w:p>
+      <w:pPr>
+        <w:pStyle w:val="10"/>
+        <w:tabs>
+          <w:tab w:val="right" w:leader="dot" w:pos="9354"/>
+        </w:tabs>
+      </w:pPr>
+      <w:r>
+        <w:rPr>
+          <w:rFonts w:hint="eastAsia" w:eastAsia="宋体"/>
+          <w:bCs/>
+          <w:szCs w:val="21"/>
+          <w:lang w:val="en-US" w:eastAsia="zh-CN"/>
+        </w:rPr>
+        <w:fldChar w:fldCharType="begin"/>
+      </w:r>
+      <w:r>
+        <w:rPr>
+          <w:rFonts w:hint="eastAsia" w:eastAsia="宋体"/>
+          <w:bCs/>
+          <w:szCs w:val="21"/>
+          <w:lang w:val="en-US" w:eastAsia="zh-CN"/>
+        </w:rPr>
+        <w:instrText xml:space="preserve"> HYPERLINK \l _Toc26599 </w:instrText>
+      </w:r>
+      <w:r>
+        <w:rPr>
+          <w:rFonts w:hint="eastAsia" w:eastAsia="宋体"/>
+          <w:bCs/>
+          <w:szCs w:val="21"/>
+          <w:lang w:val="en-US" w:eastAsia="zh-CN"/>
+        </w:rPr>
+        <w:fldChar w:fldCharType="separate"/>
+      </w:r>
+      <w:r>
+        <w:rPr>
+          <w:rFonts w:hint="eastAsia"/>
+          <w:lang w:val="en-US" w:eastAsia="zh-CN"/>
+        </w:rPr>
+        <w:t>参考</w:t>
+      </w:r>
+      <w:r>
+        <w:t>文献</w:t>
+      </w:r>
+      <w:r>
+        <w:tab/>
+      </w:r>
+      <w:r>
+        <w:fldChar w:fldCharType="begin"/>
+      </w:r>
+      <w:r>
+        <w:instrText xml:space="preserve"> PAGEREF _Toc26599 \h </w:instrText>
+      </w:r>
+      <w:r>
+        <w:fldChar w:fldCharType="separate"/>
+      </w:r>
+      <w:r>
+        <w:t>12</w:t>
+      </w:r>
+      <w:r>
+        <w:fldChar w:fldCharType="end"/>
+      </w:r>
+      <w:r>
+        <w:rPr>
+          <w:rFonts w:hint="eastAsia" w:eastAsia="宋体"/>
+          <w:bCs/>
+          <w:szCs w:val="21"/>
+          <w:lang w:val="en-US" w:eastAsia="zh-CN"/>
+        </w:rPr>
+        <w:fldChar w:fldCharType="end"/>
+      </w:r>
+    </w:p>
+    <w:p>
+      <w:pPr>
+        <w:keepNext w:val="0"/>
+        <w:keepLines w:val="0"/>
+        <w:pageBreakBefore w:val="0"/>
+        <w:kinsoku/>
+        <w:wordWrap/>
+        <w:overflowPunct/>
+        <w:topLinePunct w:val="0"/>
+        <w:autoSpaceDE/>
+        <w:autoSpaceDN/>
+        <w:bidi w:val="0"/>
+        <w:adjustRightInd/>
+        <w:snapToGrid/>
+        <w:spacing w:beforeAutospacing="0" w:afterAutospacing="0" w:line="480" w:lineRule="auto"/>
+        <w:textAlignment w:val="auto"/>
+        <w:rPr>
+          <w:rFonts w:hint="eastAsia" w:eastAsia="宋体"/>
+          <w:bCs/>
+          <w:szCs w:val="21"/>
+          <w:lang w:val="en-US" w:eastAsia="zh-CN"/>
+        </w:rPr>
+      </w:pPr>
+      <w:r>
+        <w:rPr>
+          <w:rFonts w:hint="eastAsia" w:eastAsia="宋体"/>
+          <w:bCs/>
+          <w:szCs w:val="21"/>
+          <w:lang w:val="en-US" w:eastAsia="zh-CN"/>
+        </w:rPr>
+        <w:fldChar w:fldCharType="end"/>
+      </w:r>
+    </w:p>
+    <w:p>
+      <w:pPr>
+        <w:keepNext w:val="0"/>
+        <w:keepLines w:val="0"/>
+        <w:pageBreakBefore w:val="0"/>
+        <w:kinsoku/>
+        <w:wordWrap/>
+        <w:overflowPunct/>
+        <w:topLinePunct w:val="0"/>
+        <w:autoSpaceDE/>
+        <w:autoSpaceDN/>
+        <w:bidi w:val="0"/>
+        <w:adjustRightInd/>
+        <w:snapToGrid/>
+        <w:spacing w:beforeAutospacing="0" w:afterAutospacing="0" w:line="480" w:lineRule="auto"/>
+        <w:textAlignment w:val="auto"/>
+        <w:rPr>
+          <w:rFonts w:hint="eastAsia" w:eastAsia="宋体"/>
+          <w:bCs/>
+          <w:szCs w:val="21"/>
+          <w:lang w:val="en-US" w:eastAsia="zh-CN"/>
+        </w:rPr>
+        <w:sectPr>
+          <w:footerReference r:id="rId5" w:type="default"/>
+          <w:pgSz w:w="11906" w:h="16838"/>
+          <w:pgMar w:top="1134" w:right="1134" w:bottom="1134" w:left="1418" w:header="851" w:footer="992" w:gutter="0"/>
+          <w:pgBorders>
+            <w:top w:val="none" w:sz="0" w:space="0"/>
+            <w:left w:val="none" w:sz="0" w:space="0"/>
+            <w:bottom w:val="none" w:sz="0" w:space="0"/>
+            <w:right w:val="none" w:sz="0" w:space="0"/>
+          </w:pgBorders>
+          <w:pgNumType w:fmt="decimal" w:start="1"/>
+          <w:cols w:space="720" w:num="1"/>
+          <w:docGrid w:type="lines" w:linePitch="312" w:charSpace="0"/>
+        </w:sectPr>
+      </w:pPr>
+      <w:bookmarkStart w:id="34" w:name="_GoBack"/>
+      <w:bookmarkEnd w:id="34"/>
+    </w:p>
+    <w:p>
+      <w:pPr>
+        <w:keepNext w:val="0"/>
+        <w:keepLines w:val="0"/>
+        <w:pageBreakBefore w:val="0"/>
+        <w:kinsoku/>
+        <w:wordWrap/>
+        <w:overflowPunct/>
+        <w:topLinePunct w:val="0"/>
+        <w:autoSpaceDE/>
+        <w:autoSpaceDN/>
+        <w:bidi w:val="0"/>
+        <w:adjustRightInd/>
+        <w:snapToGrid/>
+        <w:spacing w:beforeAutospacing="0" w:afterAutospacing="0" w:line="480" w:lineRule="auto"/>
+        <w:textAlignment w:val="auto"/>
         <w:rPr>
           <w:rFonts w:hint="eastAsia" w:eastAsia="宋体"/>
           <w:bCs/>
@@ -1725,21 +3018,33 @@
           <w:szCs w:val="21"/>
           <w:lang w:val="en-US" w:eastAsia="zh-CN"/>
         </w:rPr>
-        <w:t>英文：Blockchain, Smart Contract, DApp, Token Economy, IPFS, Copyright Traceability.</w:t>
-      </w:r>
-    </w:p>
-    <w:p>
-      <w:pPr>
-        <w:pStyle w:val="2"/>
-        <w:bidi w:val="0"/>
-      </w:pPr>
-      <w:r>
-        <w:t>一、项目背景与需求分析</w:t>
-      </w:r>
-    </w:p>
-    <w:p>
-      <w:pPr>
-        <w:pStyle w:val="5"/>
+      </w:pPr>
+    </w:p>
+    <w:p>
+      <w:pPr>
+        <w:pStyle w:val="30"/>
+        <w:bidi w:val="0"/>
+        <w:ind w:left="0" w:leftChars="0" w:firstLine="420" w:firstLineChars="0"/>
+        <w:outlineLvl w:val="0"/>
+      </w:pPr>
+      <w:r>
+        <w:rPr>
+          <w:rFonts w:hint="eastAsia"/>
+          <w:lang w:val="en-US" w:eastAsia="zh-CN"/>
+        </w:rPr>
+        <w:t xml:space="preserve"> </w:t>
+      </w:r>
+      <w:bookmarkStart w:id="12" w:name="_Toc3498"/>
+      <w:bookmarkStart w:id="13" w:name="_Toc6806"/>
+      <w:r>
+        <w:t>项目背景与需求分析</w:t>
+      </w:r>
+      <w:bookmarkEnd w:id="12"/>
+      <w:bookmarkEnd w:id="13"/>
+    </w:p>
+    <w:p>
+      <w:pPr>
+        <w:pStyle w:val="11"/>
         <w:keepNext w:val="0"/>
         <w:keepLines w:val="0"/>
         <w:pageBreakBefore w:val="0"/>
@@ -1755,7 +3060,7 @@
         <w:adjustRightInd/>
         <w:snapToGrid/>
         <w:spacing w:before="0" w:beforeAutospacing="0" w:after="0" w:afterAutospacing="0" w:line="480" w:lineRule="auto"/>
-        <w:ind w:right="0"/>
+        <w:ind w:right="0" w:firstLine="480" w:firstLineChars="200"/>
         <w:textAlignment w:val="auto"/>
         <w:rPr>
           <w:rFonts w:hint="eastAsia" w:ascii="宋体" w:hAnsi="宋体" w:eastAsia="宋体" w:cs="宋体"/>
@@ -1772,7 +3077,7 @@
     </w:p>
     <w:p>
       <w:pPr>
-        <w:pStyle w:val="5"/>
+        <w:pStyle w:val="11"/>
         <w:keepNext w:val="0"/>
         <w:keepLines w:val="0"/>
         <w:pageBreakBefore w:val="0"/>
@@ -1788,7 +3093,7 @@
         <w:adjustRightInd/>
         <w:snapToGrid/>
         <w:spacing w:before="0" w:beforeAutospacing="0" w:after="0" w:afterAutospacing="0" w:line="480" w:lineRule="auto"/>
-        <w:ind w:right="0"/>
+        <w:ind w:right="0" w:firstLine="480" w:firstLineChars="200"/>
         <w:textAlignment w:val="auto"/>
         <w:rPr>
           <w:rFonts w:hint="eastAsia" w:ascii="宋体" w:hAnsi="宋体" w:eastAsia="宋体" w:cs="宋体"/>
@@ -1805,140 +3110,7 @@
     </w:p>
     <w:p>
       <w:pPr>
-        <w:pStyle w:val="3"/>
-        <w:numPr>
-          <w:ilvl w:val="1"/>
-          <w:numId w:val="2"/>
-        </w:numPr>
-        <w:bidi w:val="0"/>
-        <w:rPr>
-          <w:rFonts w:hint="eastAsia"/>
-          <w:lang w:val="en-US" w:eastAsia="zh-CN"/>
-        </w:rPr>
-      </w:pPr>
-      <w:r>
-        <w:rPr>
-          <w:rFonts w:hint="eastAsia"/>
-          <w:lang w:val="en-US" w:eastAsia="zh-CN"/>
-        </w:rPr>
-        <w:t>应用创新价值</w:t>
-      </w:r>
-    </w:p>
-    <w:p>
-      <w:pPr>
-        <w:pStyle w:val="5"/>
-        <w:keepNext w:val="0"/>
-        <w:keepLines w:val="0"/>
-        <w:pageBreakBefore w:val="0"/>
-        <w:widowControl/>
-        <w:numPr>
-          <w:numId w:val="0"/>
-        </w:numPr>
-        <w:suppressLineNumbers w:val="0"/>
-        <w:kinsoku/>
-        <w:wordWrap/>
-        <w:overflowPunct/>
-        <w:topLinePunct w:val="0"/>
-        <w:autoSpaceDE/>
-        <w:autoSpaceDN/>
-        <w:bidi w:val="0"/>
-        <w:adjustRightInd/>
-        <w:snapToGrid/>
-        <w:spacing w:before="0" w:beforeAutospacing="0" w:after="0" w:afterAutospacing="0" w:line="480" w:lineRule="auto"/>
-        <w:ind w:leftChars="0" w:right="0" w:rightChars="0"/>
-        <w:textAlignment w:val="auto"/>
-        <w:rPr>
-          <w:rFonts w:hint="default" w:ascii="宋体" w:hAnsi="宋体" w:cs="宋体"/>
-          <w:sz w:val="24"/>
-          <w:lang w:val="en-US" w:eastAsia="zh-CN"/>
-        </w:rPr>
-      </w:pPr>
-      <w:r>
-        <w:rPr>
-          <w:rFonts w:hint="default" w:ascii="宋体" w:hAnsi="宋体" w:cs="宋体"/>
-          <w:sz w:val="24"/>
-          <w:lang w:val="en-US" w:eastAsia="zh-CN"/>
-        </w:rPr>
-        <w:t>创新点：本项目通过智能合约将“激励机制”和“权限管理”完全自动化和去信任化，与传统平台依赖中心化服务器进行结算和管理的模式有本质区别。</w:t>
-      </w:r>
-    </w:p>
-    <w:p>
-      <w:pPr>
-        <w:pStyle w:val="5"/>
-        <w:keepNext w:val="0"/>
-        <w:keepLines w:val="0"/>
-        <w:pageBreakBefore w:val="0"/>
-        <w:widowControl/>
-        <w:numPr>
-          <w:numId w:val="0"/>
-        </w:numPr>
-        <w:suppressLineNumbers w:val="0"/>
-        <w:kinsoku/>
-        <w:wordWrap/>
-        <w:overflowPunct/>
-        <w:topLinePunct w:val="0"/>
-        <w:autoSpaceDE/>
-        <w:autoSpaceDN/>
-        <w:bidi w:val="0"/>
-        <w:adjustRightInd/>
-        <w:snapToGrid/>
-        <w:spacing w:before="0" w:beforeAutospacing="0" w:after="0" w:afterAutospacing="0" w:line="480" w:lineRule="auto"/>
-        <w:ind w:leftChars="0" w:right="0" w:rightChars="0"/>
-        <w:textAlignment w:val="auto"/>
-        <w:rPr>
-          <w:rFonts w:hint="default" w:ascii="宋体" w:hAnsi="宋体" w:cs="宋体"/>
-          <w:sz w:val="24"/>
-          <w:lang w:val="en-US" w:eastAsia="zh-CN"/>
-        </w:rPr>
-      </w:pPr>
-      <w:r>
-        <w:rPr>
-          <w:rFonts w:hint="default" w:ascii="宋体" w:hAnsi="宋体" w:cs="宋体"/>
-          <w:sz w:val="24"/>
-          <w:lang w:val="en-US" w:eastAsia="zh-CN"/>
-        </w:rPr>
-        <w:t>应用价值：赋能个体知识创作者，构建一个更加公平、透明、高效的知识共享生态。</w:t>
-      </w:r>
-    </w:p>
-    <w:p>
-      <w:pPr>
-        <w:pStyle w:val="2"/>
-        <w:numPr>
-          <w:ilvl w:val="0"/>
-          <w:numId w:val="3"/>
-        </w:numPr>
-        <w:bidi w:val="0"/>
-        <w:rPr>
-          <w:lang w:val="en-US" w:eastAsia="zh-CN"/>
-        </w:rPr>
-      </w:pPr>
-      <w:r>
-        <w:rPr>
-          <w:lang w:val="en-US" w:eastAsia="zh-CN"/>
-        </w:rPr>
-        <w:t>技术实现方案</w:t>
-      </w:r>
-    </w:p>
-    <w:p>
-      <w:pPr>
-        <w:pStyle w:val="3"/>
-        <w:bidi w:val="0"/>
-        <w:rPr>
-          <w:rFonts w:hint="eastAsia"/>
-          <w:lang w:val="en-US" w:eastAsia="zh-CN"/>
-        </w:rPr>
-      </w:pPr>
-      <w:r>
-        <w:rPr>
-          <w:rFonts w:hint="eastAsia"/>
-          <w:lang w:val="en-US" w:eastAsia="zh-CN"/>
-        </w:rPr>
-        <w:t>2.1 架构设计</w:t>
-      </w:r>
-    </w:p>
-    <w:p>
-      <w:pPr>
-        <w:pStyle w:val="5"/>
+        <w:pStyle w:val="11"/>
         <w:keepNext w:val="0"/>
         <w:keepLines w:val="0"/>
         <w:pageBreakBefore w:val="0"/>
@@ -1954,26 +3126,24 @@
         <w:adjustRightInd/>
         <w:snapToGrid/>
         <w:spacing w:before="0" w:beforeAutospacing="0" w:after="0" w:afterAutospacing="0" w:line="480" w:lineRule="auto"/>
-        <w:ind w:right="0" w:firstLine="240" w:firstLineChars="100"/>
+        <w:ind w:right="0" w:firstLine="480" w:firstLineChars="200"/>
         <w:textAlignment w:val="auto"/>
         <w:rPr>
-          <w:rFonts w:hint="default" w:ascii="宋体" w:hAnsi="宋体" w:eastAsia="宋体" w:cs="宋体"/>
+          <w:rFonts w:hint="eastAsia" w:ascii="宋体" w:hAnsi="宋体" w:eastAsia="宋体" w:cs="宋体"/>
           <w:sz w:val="24"/>
-          <w:lang w:val="en-US" w:eastAsia="zh-CN"/>
-        </w:rPr>
-      </w:pPr>
-      <w:r>
-        <w:rPr>
-          <w:rFonts w:hint="default" w:ascii="宋体" w:hAnsi="宋体" w:eastAsia="宋体" w:cs="宋体"/>
+        </w:rPr>
+      </w:pPr>
+      <w:r>
+        <w:rPr>
+          <w:rFonts w:hint="eastAsia" w:ascii="宋体" w:hAnsi="宋体" w:eastAsia="宋体" w:cs="宋体"/>
           <w:sz w:val="24"/>
-          <w:lang w:val="en-US" w:eastAsia="zh-CN"/>
-        </w:rPr>
-        <w:t>本系统采用链上（On-Chain）与链下（Off-Chain）相结合的混合架构，旨在最大化利用区块链技术优势的同时，规避其在性能和成本上的局限性。</w:t>
-      </w:r>
-    </w:p>
-    <w:p>
-      <w:pPr>
-        <w:pStyle w:val="5"/>
+        </w:rPr>
+        <w:t>SWOT分析</w:t>
+      </w:r>
+    </w:p>
+    <w:p>
+      <w:pPr>
+        <w:pStyle w:val="11"/>
         <w:keepNext w:val="0"/>
         <w:keepLines w:val="0"/>
         <w:pageBreakBefore w:val="0"/>
@@ -1989,42 +3159,24 @@
         <w:adjustRightInd/>
         <w:snapToGrid/>
         <w:spacing w:before="0" w:beforeAutospacing="0" w:after="0" w:afterAutospacing="0" w:line="480" w:lineRule="auto"/>
-        <w:ind w:right="0" w:firstLine="240" w:firstLineChars="100"/>
+        <w:ind w:right="0" w:firstLine="480" w:firstLineChars="200"/>
         <w:textAlignment w:val="auto"/>
         <w:rPr>
-          <w:rFonts w:hint="default" w:ascii="宋体" w:hAnsi="宋体" w:eastAsia="宋体" w:cs="宋体"/>
+          <w:rFonts w:hint="eastAsia" w:ascii="宋体" w:hAnsi="宋体" w:eastAsia="宋体" w:cs="宋体"/>
           <w:sz w:val="24"/>
-          <w:lang w:val="en-US" w:eastAsia="zh-CN"/>
-        </w:rPr>
-      </w:pPr>
-      <w:r>
-        <w:rPr>
-          <w:rFonts w:hint="default" w:ascii="宋体" w:hAnsi="宋体" w:eastAsia="宋体" w:cs="宋体"/>
+        </w:rPr>
+      </w:pPr>
+      <w:r>
+        <w:rPr>
+          <w:rFonts w:hint="eastAsia" w:ascii="宋体" w:hAnsi="宋体" w:eastAsia="宋体" w:cs="宋体"/>
           <w:sz w:val="24"/>
-          <w:lang w:val="en-US" w:eastAsia="zh-CN"/>
-        </w:rPr>
-        <w:t xml:space="preserve">发起购买：用户（消费者）在前端 DApp 浏览并选择一个资源进行购买。前端调用智能合约的 grantAccess 函数，并通过 </w:t>
-      </w:r>
-      <w:r>
-        <w:rPr>
-          <w:rFonts w:hint="eastAsia" w:ascii="宋体" w:hAnsi="宋体" w:cs="宋体"/>
-          <w:sz w:val="24"/>
-          <w:lang w:val="en-US" w:eastAsia="zh-CN"/>
-        </w:rPr>
-        <w:t>Remix</w:t>
-      </w:r>
-      <w:r>
-        <w:rPr>
-          <w:rFonts w:hint="default" w:ascii="宋体" w:hAnsi="宋体" w:eastAsia="宋体" w:cs="宋体"/>
-          <w:sz w:val="24"/>
-          <w:lang w:val="en-US" w:eastAsia="zh-CN"/>
-        </w:rPr>
-        <w:t>附加相应的费用（msg.value）。</w:t>
-      </w:r>
-    </w:p>
-    <w:p>
-      <w:pPr>
-        <w:pStyle w:val="5"/>
+        </w:rPr>
+        <w:t>优势(S): 版权追溯清晰、收益分配公平透明、系统抗审查。</w:t>
+      </w:r>
+    </w:p>
+    <w:p>
+      <w:pPr>
+        <w:pStyle w:val="11"/>
         <w:keepNext w:val="0"/>
         <w:keepLines w:val="0"/>
         <w:pageBreakBefore w:val="0"/>
@@ -2040,26 +3192,24 @@
         <w:adjustRightInd/>
         <w:snapToGrid/>
         <w:spacing w:before="0" w:beforeAutospacing="0" w:after="0" w:afterAutospacing="0" w:line="480" w:lineRule="auto"/>
-        <w:ind w:right="0" w:firstLine="240" w:firstLineChars="100"/>
+        <w:ind w:right="0" w:firstLine="480" w:firstLineChars="200"/>
         <w:textAlignment w:val="auto"/>
         <w:rPr>
-          <w:rFonts w:hint="default" w:ascii="宋体" w:hAnsi="宋体" w:eastAsia="宋体" w:cs="宋体"/>
+          <w:rFonts w:hint="eastAsia" w:ascii="宋体" w:hAnsi="宋体" w:eastAsia="宋体" w:cs="宋体"/>
           <w:sz w:val="24"/>
-          <w:lang w:val="en-US" w:eastAsia="zh-CN"/>
-        </w:rPr>
-      </w:pPr>
-      <w:r>
-        <w:rPr>
-          <w:rFonts w:hint="default" w:ascii="宋体" w:hAnsi="宋体" w:eastAsia="宋体" w:cs="宋体"/>
+        </w:rPr>
+      </w:pPr>
+      <w:r>
+        <w:rPr>
+          <w:rFonts w:hint="eastAsia" w:ascii="宋体" w:hAnsi="宋体" w:eastAsia="宋体" w:cs="宋体"/>
           <w:sz w:val="24"/>
-          <w:lang w:val="en-US" w:eastAsia="zh-CN"/>
-        </w:rPr>
-        <w:t>支付与授权：MetaMask 请求用户确认支付。确认后，交易被发送到以太坊网络。</w:t>
-      </w:r>
-    </w:p>
-    <w:p>
-      <w:pPr>
-        <w:pStyle w:val="5"/>
+        </w:rPr>
+        <w:t>劣势(W): 区块链性能（TPS）较低、用户需要学习使用钱包（如MetaMask）、链上存储成本高（所以我们用IPFS）。</w:t>
+      </w:r>
+    </w:p>
+    <w:p>
+      <w:pPr>
+        <w:pStyle w:val="11"/>
         <w:keepNext w:val="0"/>
         <w:keepLines w:val="0"/>
         <w:pageBreakBefore w:val="0"/>
@@ -2075,26 +3225,24 @@
         <w:adjustRightInd/>
         <w:snapToGrid/>
         <w:spacing w:before="0" w:beforeAutospacing="0" w:after="0" w:afterAutospacing="0" w:line="480" w:lineRule="auto"/>
-        <w:ind w:right="0" w:firstLine="240" w:firstLineChars="100"/>
+        <w:ind w:right="0" w:firstLine="480" w:firstLineChars="200"/>
         <w:textAlignment w:val="auto"/>
         <w:rPr>
-          <w:rFonts w:hint="default" w:ascii="宋体" w:hAnsi="宋体" w:eastAsia="宋体" w:cs="宋体"/>
+          <w:rFonts w:hint="eastAsia" w:ascii="宋体" w:hAnsi="宋体" w:eastAsia="宋体" w:cs="宋体"/>
           <w:sz w:val="24"/>
-          <w:lang w:val="en-US" w:eastAsia="zh-CN"/>
-        </w:rPr>
-      </w:pPr>
-      <w:r>
-        <w:rPr>
-          <w:rFonts w:hint="default" w:ascii="宋体" w:hAnsi="宋体" w:eastAsia="宋体" w:cs="宋体"/>
+        </w:rPr>
+      </w:pPr>
+      <w:r>
+        <w:rPr>
+          <w:rFonts w:hint="eastAsia" w:ascii="宋体" w:hAnsi="宋体" w:eastAsia="宋体" w:cs="宋体"/>
           <w:sz w:val="24"/>
-          <w:lang w:val="en-US" w:eastAsia="zh-CN"/>
-        </w:rPr>
-        <w:t>自动分配：智能合约执行，首先验证支付金额是否正确，然后自动将费用转给资源所有者（实现了公平分配），同时在合约内部记录下购买者对该资源的访问权限（实现了权限管理）。</w:t>
-      </w:r>
-    </w:p>
-    <w:p>
-      <w:pPr>
-        <w:pStyle w:val="5"/>
+        </w:rPr>
+        <w:t>机会(O): 知识付费市场广阔，用户对数据隐私和所有权日益重视。</w:t>
+      </w:r>
+    </w:p>
+    <w:p>
+      <w:pPr>
+        <w:pStyle w:val="11"/>
         <w:keepNext w:val="0"/>
         <w:keepLines w:val="0"/>
         <w:pageBreakBefore w:val="0"/>
@@ -2110,26 +3258,1275 @@
         <w:adjustRightInd/>
         <w:snapToGrid/>
         <w:spacing w:before="0" w:beforeAutospacing="0" w:after="0" w:afterAutospacing="0" w:line="480" w:lineRule="auto"/>
-        <w:ind w:right="0" w:firstLine="240" w:firstLineChars="100"/>
+        <w:ind w:right="0" w:firstLine="480" w:firstLineChars="200"/>
         <w:textAlignment w:val="auto"/>
         <w:rPr>
-          <w:rFonts w:hint="default" w:ascii="宋体" w:hAnsi="宋体" w:eastAsia="宋体" w:cs="宋体"/>
+          <w:rFonts w:hint="eastAsia" w:ascii="宋体" w:hAnsi="宋体" w:eastAsia="宋体" w:cs="宋体"/>
           <w:sz w:val="24"/>
-          <w:lang w:val="en-US" w:eastAsia="zh-CN"/>
-        </w:rPr>
-      </w:pPr>
-      <w:r>
-        <w:rPr>
-          <w:rFonts w:hint="default" w:ascii="宋体" w:hAnsi="宋体" w:eastAsia="宋体" w:cs="宋体"/>
+        </w:rPr>
+      </w:pPr>
+      <w:r>
+        <w:rPr>
+          <w:rFonts w:hint="eastAsia" w:ascii="宋体" w:hAnsi="宋体" w:eastAsia="宋体" w:cs="宋体"/>
           <w:sz w:val="24"/>
-          <w:lang w:val="en-US" w:eastAsia="zh-CN"/>
-        </w:rPr>
-        <w:t>获取内容：购买成功后，前端先调用智能合约的 hasAccess 函数验证用户的访问权限。验证通过后，前端从智能合约读取到该资源的 IPFS 哈希。</w:t>
-      </w:r>
-    </w:p>
-    <w:p>
-      <w:pPr>
-        <w:pStyle w:val="5"/>
+        </w:rPr>
+        <w:t>威胁(T): 相关法规不明确，面临传统平台的竞争。</w:t>
+      </w:r>
+    </w:p>
+    <w:p>
+      <w:pPr>
+        <w:pStyle w:val="4"/>
+        <w:keepNext w:val="0"/>
+        <w:keepLines w:val="0"/>
+        <w:pageBreakBefore w:val="0"/>
+        <w:widowControl w:val="0"/>
+        <w:numPr>
+          <w:ilvl w:val="1"/>
+          <w:numId w:val="2"/>
+        </w:numPr>
+        <w:kinsoku/>
+        <w:wordWrap/>
+        <w:overflowPunct/>
+        <w:topLinePunct w:val="0"/>
+        <w:autoSpaceDE/>
+        <w:autoSpaceDN/>
+        <w:bidi w:val="0"/>
+        <w:adjustRightInd/>
+        <w:snapToGrid/>
+        <w:ind w:left="0" w:leftChars="0" w:firstLine="542" w:firstLineChars="200"/>
+        <w:textAlignment w:val="auto"/>
+        <w:outlineLvl w:val="1"/>
+        <w:rPr>
+          <w:rFonts w:hint="eastAsia"/>
+          <w:lang w:val="en-US" w:eastAsia="zh-CN"/>
+        </w:rPr>
+      </w:pPr>
+      <w:bookmarkStart w:id="14" w:name="_Toc8163"/>
+      <w:bookmarkStart w:id="15" w:name="_Toc4106"/>
+      <w:r>
+        <w:rPr>
+          <w:rFonts w:hint="eastAsia"/>
+          <w:lang w:val="en-US" w:eastAsia="zh-CN"/>
+        </w:rPr>
+        <w:t>应用创新价值</w:t>
+      </w:r>
+      <w:bookmarkEnd w:id="14"/>
+      <w:bookmarkEnd w:id="15"/>
+    </w:p>
+    <w:p>
+      <w:pPr>
+        <w:pStyle w:val="34"/>
+        <w:bidi w:val="0"/>
+        <w:rPr>
+          <w:rFonts w:hint="default"/>
+          <w:lang w:val="en-US" w:eastAsia="zh-CN"/>
+        </w:rPr>
+      </w:pPr>
+      <w:r>
+        <w:rPr>
+          <w:rFonts w:hint="default"/>
+          <w:lang w:val="en-US" w:eastAsia="zh-CN"/>
+        </w:rPr>
+        <w:t>创新点：本项目通过智能合约将“激励机制”和“权限管理”完全自动化和去信任化，与传统平台依赖中心化服务器进行结算和管理的模式有本质区别。</w:t>
+      </w:r>
+    </w:p>
+    <w:p>
+      <w:pPr>
+        <w:pStyle w:val="34"/>
+        <w:bidi w:val="0"/>
+        <w:rPr>
+          <w:rFonts w:hint="default"/>
+          <w:lang w:val="en-US" w:eastAsia="zh-CN"/>
+        </w:rPr>
+      </w:pPr>
+      <w:r>
+        <w:rPr>
+          <w:rFonts w:hint="default"/>
+          <w:lang w:val="en-US" w:eastAsia="zh-CN"/>
+        </w:rPr>
+        <w:t>应用价值：赋能个体知识创作者，构建一个更加公平、透明、高效的知识共享生态。</w:t>
+      </w:r>
+    </w:p>
+    <w:p>
+      <w:pPr>
+        <w:pStyle w:val="32"/>
+        <w:bidi w:val="0"/>
+        <w:rPr>
+          <w:rFonts w:hint="default"/>
+          <w:lang w:val="en-US" w:eastAsia="zh-CN"/>
+        </w:rPr>
+      </w:pPr>
+      <w:r>
+        <w:rPr>
+          <w:rFonts w:hint="eastAsia"/>
+          <w:lang w:val="en-US" w:eastAsia="zh-CN"/>
+        </w:rPr>
+        <w:t xml:space="preserve"> </w:t>
+      </w:r>
+      <w:bookmarkStart w:id="16" w:name="_Toc11156"/>
+      <w:r>
+        <w:rPr>
+          <w:rFonts w:hint="eastAsia"/>
+          <w:lang w:val="en-US" w:eastAsia="zh-CN"/>
+        </w:rPr>
+        <w:t>研究内容</w:t>
+      </w:r>
+      <w:bookmarkEnd w:id="16"/>
+    </w:p>
+    <w:p>
+      <w:pPr>
+        <w:pStyle w:val="34"/>
+        <w:bidi w:val="0"/>
+        <w:rPr>
+          <w:rFonts w:hint="default"/>
+          <w:lang w:val="en-US" w:eastAsia="zh-CN"/>
+        </w:rPr>
+      </w:pPr>
+      <w:r>
+        <w:rPr>
+          <w:rFonts w:hint="default"/>
+          <w:lang w:val="en-US" w:eastAsia="zh-CN"/>
+        </w:rPr>
+        <w:t>在研究初期，我们曾考虑过将所有数据（包括课程文件本身）全部上链的方案。但分析发现，当前公链的存储成本（Gas Fee）极其高昂，且交易吞吐量（TPS）有限，完全不适用于存储大型文件。因此，我们得出结论，混合架构是当前阶段开发实用型 DApp 的唯一可行路径。我们将最关键的、对数据一致性要求最高的“账本”信息（所有权、交易记录、权限列表）放在链上，而将大体积的、非结构化的数据实体存放在链下的 IPFS。IPFS 的内容寻址特性（基于文件哈希而非位置）与区块链的哈希存证形成了天然的协同效应，确保了链下数据的不可篡改性和可验证性。</w:t>
+      </w:r>
+    </w:p>
+    <w:p>
+      <w:pPr>
+        <w:pStyle w:val="30"/>
+        <w:keepNext/>
+        <w:keepLines/>
+        <w:pageBreakBefore w:val="0"/>
+        <w:widowControl w:val="0"/>
+        <w:kinsoku/>
+        <w:wordWrap/>
+        <w:overflowPunct/>
+        <w:topLinePunct w:val="0"/>
+        <w:autoSpaceDE/>
+        <w:autoSpaceDN/>
+        <w:bidi w:val="0"/>
+        <w:adjustRightInd/>
+        <w:snapToGrid/>
+        <w:spacing w:line="413" w:lineRule="auto"/>
+        <w:ind w:left="0" w:leftChars="0" w:firstLine="420" w:firstLineChars="0"/>
+        <w:textAlignment w:val="auto"/>
+        <w:outlineLvl w:val="0"/>
+        <w:rPr>
+          <w:lang w:val="en-US" w:eastAsia="zh-CN"/>
+        </w:rPr>
+      </w:pPr>
+      <w:r>
+        <w:rPr>
+          <w:rFonts w:hint="eastAsia"/>
+          <w:lang w:val="en-US" w:eastAsia="zh-CN"/>
+        </w:rPr>
+        <w:t xml:space="preserve"> </w:t>
+      </w:r>
+      <w:bookmarkStart w:id="17" w:name="_Toc16375"/>
+      <w:bookmarkStart w:id="18" w:name="_Toc7989"/>
+      <w:r>
+        <w:rPr>
+          <w:lang w:val="en-US" w:eastAsia="zh-CN"/>
+        </w:rPr>
+        <w:t>技术实现方案</w:t>
+      </w:r>
+      <w:bookmarkEnd w:id="17"/>
+      <w:bookmarkEnd w:id="18"/>
+    </w:p>
+    <w:p>
+      <w:pPr>
+        <w:pStyle w:val="32"/>
+        <w:numPr>
+          <w:ilvl w:val="1"/>
+          <w:numId w:val="0"/>
+        </w:numPr>
+        <w:bidi w:val="0"/>
+        <w:ind w:leftChars="200"/>
+        <w:rPr>
+          <w:rFonts w:hint="eastAsia"/>
+          <w:lang w:val="en-US" w:eastAsia="zh-CN"/>
+        </w:rPr>
+      </w:pPr>
+      <w:bookmarkStart w:id="19" w:name="_Toc22707"/>
+      <w:bookmarkStart w:id="20" w:name="_Toc966"/>
+      <w:r>
+        <w:rPr>
+          <w:rFonts w:hint="eastAsia"/>
+          <w:lang w:val="en-US" w:eastAsia="zh-CN"/>
+        </w:rPr>
+        <w:t>2.1 架构设计</w:t>
+      </w:r>
+      <w:bookmarkEnd w:id="19"/>
+      <w:bookmarkEnd w:id="20"/>
+    </w:p>
+    <w:p>
+      <w:pPr>
+        <w:pStyle w:val="34"/>
+        <w:bidi w:val="0"/>
+        <w:rPr>
+          <w:rFonts w:hint="default"/>
+        </w:rPr>
+      </w:pPr>
+      <w:r>
+        <w:rPr>
+          <w:rFonts w:hint="default"/>
+        </w:rPr>
+        <w:t>区块链本质上是一个由区块（Block）以密码学方式链接起来的分布式账本。每一个区块都像是一页账本，记录了特定时间段内发生的所有交易。一个区块主要由两部分组成：区块头（Block Header）和交易列表（Transaction List）。</w:t>
+      </w:r>
+    </w:p>
+    <w:p>
+      <w:pPr>
+        <w:pStyle w:val="34"/>
+        <w:bidi w:val="0"/>
+        <w:rPr>
+          <w:rFonts w:hint="default"/>
+        </w:rPr>
+      </w:pPr>
+      <w:r>
+        <w:rPr>
+          <w:rFonts w:hint="default"/>
+        </w:rPr>
+        <w:t>区块头：包含了区块的元数据，是区块的“摘要”信息，主要字段有：</w:t>
+      </w:r>
+    </w:p>
+    <w:p>
+      <w:pPr>
+        <w:pStyle w:val="34"/>
+        <w:bidi w:val="0"/>
+        <w:rPr>
+          <w:rFonts w:hint="default"/>
+        </w:rPr>
+      </w:pPr>
+      <w:r>
+        <w:rPr>
+          <w:rFonts w:hint="default"/>
+        </w:rPr>
+        <w:t>父区块哈希 (Parent Hash)：指向上一个区块的哈希值，正是这个字段将所有区块链接成一条不可篡改的链条。</w:t>
+      </w:r>
+    </w:p>
+    <w:p>
+      <w:pPr>
+        <w:pStyle w:val="34"/>
+        <w:bidi w:val="0"/>
+        <w:rPr>
+          <w:rFonts w:hint="default"/>
+        </w:rPr>
+      </w:pPr>
+      <w:r>
+        <w:rPr>
+          <w:rFonts w:hint="default"/>
+        </w:rPr>
+        <w:t>时间戳 (Timestamp)：记录了该区块被矿工（或验证者）打包的大致时间。</w:t>
+      </w:r>
+    </w:p>
+    <w:p>
+      <w:pPr>
+        <w:pStyle w:val="34"/>
+        <w:bidi w:val="0"/>
+        <w:rPr>
+          <w:rFonts w:hint="default"/>
+        </w:rPr>
+      </w:pPr>
+      <w:r>
+        <w:rPr>
+          <w:rFonts w:hint="default"/>
+        </w:rPr>
+        <w:t>Nonce 和 Difficulty：在PoW共识机制下，用于记录矿工完成计算题的工作量证明。</w:t>
+      </w:r>
+    </w:p>
+    <w:p>
+      <w:pPr>
+        <w:pStyle w:val="34"/>
+        <w:bidi w:val="0"/>
+        <w:rPr>
+          <w:rFonts w:hint="default"/>
+        </w:rPr>
+      </w:pPr>
+      <w:r>
+        <w:rPr>
+          <w:rFonts w:hint="default"/>
+        </w:rPr>
+        <w:t>状态根/交易根/收据根 (State/Transactions/Receipts Root)：通过默克尔树（Merkle Tree）算法，将区块内所有交易的哈希值、状态变更和交易回执压缩成一个唯一的哈希值，既能保证数据完整性，又能实现轻量化验证。</w:t>
+      </w:r>
+    </w:p>
+    <w:p>
+      <w:pPr>
+        <w:pStyle w:val="34"/>
+        <w:bidi w:val="0"/>
+        <w:rPr>
+          <w:rFonts w:hint="default"/>
+        </w:rPr>
+      </w:pPr>
+      <w:r>
+        <w:rPr>
+          <w:rFonts w:hint="default"/>
+        </w:rPr>
+        <w:t>交易列表：记录了本区块包含的所有交易。在本项目中，一次交易就是一次对智能合约的调用，例如：</w:t>
+      </w:r>
+    </w:p>
+    <w:p>
+      <w:pPr>
+        <w:pStyle w:val="34"/>
+        <w:bidi w:val="0"/>
+        <w:rPr>
+          <w:rFonts w:hint="default"/>
+        </w:rPr>
+      </w:pPr>
+      <w:r>
+        <w:rPr>
+          <w:rFonts w:hint="default"/>
+        </w:rPr>
+        <w:t>交易1：用户 Alice 调用 </w:t>
+      </w:r>
+      <w:r>
+        <w:t>addResource</w:t>
+      </w:r>
+      <w:r>
+        <w:rPr>
+          <w:rFonts w:hint="default"/>
+        </w:rPr>
+        <w:t> 函数，上传了“区块链入门”课程。</w:t>
+      </w:r>
+    </w:p>
+    <w:p>
+      <w:pPr>
+        <w:pStyle w:val="34"/>
+        <w:bidi w:val="0"/>
+        <w:rPr>
+          <w:rFonts w:hint="default"/>
+        </w:rPr>
+      </w:pPr>
+    </w:p>
+    <w:p>
+      <w:pPr>
+        <w:pStyle w:val="34"/>
+        <w:bidi w:val="0"/>
+        <w:rPr>
+          <w:rFonts w:hint="default"/>
+        </w:rPr>
+      </w:pPr>
+    </w:p>
+    <w:p>
+      <w:pPr>
+        <w:pStyle w:val="34"/>
+        <w:bidi w:val="0"/>
+        <w:rPr>
+          <w:rFonts w:hint="eastAsia"/>
+          <w:lang w:val="en-US" w:eastAsia="zh-CN"/>
+        </w:rPr>
+      </w:pPr>
+      <w:r>
+        <w:rPr>
+          <w:rFonts w:hint="default"/>
+        </w:rPr>
+        <w:t>交易2：用户 Bob 调用 grantAccess 函数，支付了 0.01 ETH 购买了该课程的访问权。</w:t>
+      </w:r>
+      <w:r>
+        <w:rPr>
+          <w:rFonts w:hint="eastAsia"/>
+          <w:lang w:val="en-US" w:eastAsia="zh-CN"/>
+        </w:rPr>
+        <w:t>如下为具体代码实现</w:t>
+      </w:r>
+    </w:p>
+    <w:p>
+      <w:pPr>
+        <w:pStyle w:val="34"/>
+        <w:shd w:val="clear" w:fill="EEECE1" w:themeFill="background2"/>
+        <w:bidi w:val="0"/>
+        <w:ind w:left="0" w:leftChars="0" w:firstLine="0" w:firstLineChars="0"/>
+        <w:rPr>
+          <w:rFonts w:hint="default" w:ascii="Courier" w:hAnsi="Courier" w:cs="Courier"/>
+          <w:lang w:val="en-US" w:eastAsia="zh-CN"/>
+        </w:rPr>
+      </w:pPr>
+      <w:r>
+        <w:rPr>
+          <w:rFonts w:hint="default" w:ascii="Courier" w:hAnsi="Courier" w:cs="Courier"/>
+          <w:lang w:val="en-US" w:eastAsia="zh-CN"/>
+        </w:rPr>
+        <w:t>pragma solidity ^0.8.0;</w:t>
+      </w:r>
+    </w:p>
+    <w:p>
+      <w:pPr>
+        <w:pStyle w:val="34"/>
+        <w:shd w:val="clear" w:fill="EEECE1" w:themeFill="background2"/>
+        <w:bidi w:val="0"/>
+        <w:rPr>
+          <w:rFonts w:hint="default" w:ascii="Courier" w:hAnsi="Courier" w:cs="Courier"/>
+          <w:lang w:val="en-US" w:eastAsia="zh-CN"/>
+        </w:rPr>
+      </w:pPr>
+      <w:r>
+        <w:rPr>
+          <w:rFonts w:hint="default" w:ascii="Courier" w:hAnsi="Courier" w:cs="Courier"/>
+          <w:lang w:val="en-US" w:eastAsia="zh-CN"/>
+        </w:rPr>
+        <w:t>contract CourseSharing {</w:t>
+      </w:r>
+    </w:p>
+    <w:p>
+      <w:pPr>
+        <w:pStyle w:val="34"/>
+        <w:shd w:val="clear" w:fill="EEECE1" w:themeFill="background2"/>
+        <w:bidi w:val="0"/>
+        <w:rPr>
+          <w:rFonts w:hint="default" w:ascii="Courier" w:hAnsi="Courier" w:cs="Courier"/>
+          <w:lang w:val="en-US" w:eastAsia="zh-CN"/>
+        </w:rPr>
+      </w:pPr>
+      <w:r>
+        <w:rPr>
+          <w:rFonts w:hint="default" w:ascii="Courier" w:hAnsi="Courier" w:cs="Courier"/>
+          <w:lang w:val="en-US" w:eastAsia="zh-CN"/>
+        </w:rPr>
+        <w:t xml:space="preserve">    // 1. 数据结构：定义了如何在链上存储资源信息</w:t>
+      </w:r>
+    </w:p>
+    <w:p>
+      <w:pPr>
+        <w:pStyle w:val="34"/>
+        <w:shd w:val="clear" w:fill="EEECE1" w:themeFill="background2"/>
+        <w:bidi w:val="0"/>
+        <w:rPr>
+          <w:rFonts w:hint="default" w:ascii="Courier" w:hAnsi="Courier" w:cs="Courier"/>
+          <w:lang w:val="en-US" w:eastAsia="zh-CN"/>
+        </w:rPr>
+      </w:pPr>
+      <w:r>
+        <w:rPr>
+          <w:rFonts w:hint="default" w:ascii="Courier" w:hAnsi="Courier" w:cs="Courier"/>
+          <w:lang w:val="en-US" w:eastAsia="zh-CN"/>
+        </w:rPr>
+        <w:t xml:space="preserve">    struct Resource {</w:t>
+      </w:r>
+    </w:p>
+    <w:p>
+      <w:pPr>
+        <w:pStyle w:val="34"/>
+        <w:shd w:val="clear" w:fill="EEECE1" w:themeFill="background2"/>
+        <w:bidi w:val="0"/>
+        <w:rPr>
+          <w:rFonts w:hint="default" w:ascii="Courier" w:hAnsi="Courier" w:cs="Courier"/>
+          <w:lang w:val="en-US" w:eastAsia="zh-CN"/>
+        </w:rPr>
+      </w:pPr>
+      <w:r>
+        <w:rPr>
+          <w:rFonts w:hint="default" w:ascii="Courier" w:hAnsi="Courier" w:cs="Courier"/>
+          <w:lang w:val="en-US" w:eastAsia="zh-CN"/>
+        </w:rPr>
+        <w:t xml:space="preserve">        uint id;</w:t>
+      </w:r>
+    </w:p>
+    <w:p>
+      <w:pPr>
+        <w:pStyle w:val="34"/>
+        <w:shd w:val="clear" w:fill="EEECE1" w:themeFill="background2"/>
+        <w:bidi w:val="0"/>
+        <w:rPr>
+          <w:rFonts w:hint="default" w:ascii="Courier" w:hAnsi="Courier" w:cs="Courier"/>
+          <w:lang w:val="en-US" w:eastAsia="zh-CN"/>
+        </w:rPr>
+      </w:pPr>
+      <w:r>
+        <w:rPr>
+          <w:rFonts w:hint="default" w:ascii="Courier" w:hAnsi="Courier" w:cs="Courier"/>
+          <w:lang w:val="en-US" w:eastAsia="zh-CN"/>
+        </w:rPr>
+        <w:t xml:space="preserve">        string name;</w:t>
+      </w:r>
+    </w:p>
+    <w:p>
+      <w:pPr>
+        <w:pStyle w:val="34"/>
+        <w:shd w:val="clear" w:fill="EEECE1" w:themeFill="background2"/>
+        <w:bidi w:val="0"/>
+        <w:rPr>
+          <w:rFonts w:hint="default" w:ascii="Courier" w:hAnsi="Courier" w:cs="Courier"/>
+          <w:lang w:val="en-US" w:eastAsia="zh-CN"/>
+        </w:rPr>
+      </w:pPr>
+      <w:r>
+        <w:rPr>
+          <w:rFonts w:hint="default" w:ascii="Courier" w:hAnsi="Courier" w:cs="Courier"/>
+          <w:lang w:val="en-US" w:eastAsia="zh-CN"/>
+        </w:rPr>
+        <w:t xml:space="preserve">        string ipfsHash;</w:t>
+      </w:r>
+    </w:p>
+    <w:p>
+      <w:pPr>
+        <w:pStyle w:val="34"/>
+        <w:shd w:val="clear" w:fill="EEECE1" w:themeFill="background2"/>
+        <w:bidi w:val="0"/>
+        <w:rPr>
+          <w:rFonts w:hint="default" w:ascii="Courier" w:hAnsi="Courier" w:cs="Courier"/>
+          <w:lang w:val="en-US" w:eastAsia="zh-CN"/>
+        </w:rPr>
+      </w:pPr>
+      <w:r>
+        <w:rPr>
+          <w:rFonts w:hint="default" w:ascii="Courier" w:hAnsi="Courier" w:cs="Courier"/>
+          <w:lang w:val="en-US" w:eastAsia="zh-CN"/>
+        </w:rPr>
+        <w:t xml:space="preserve">        address payable owner; // 资源所有者地址，用于接收付款</w:t>
+      </w:r>
+    </w:p>
+    <w:p>
+      <w:pPr>
+        <w:pStyle w:val="34"/>
+        <w:shd w:val="clear" w:fill="EEECE1" w:themeFill="background2"/>
+        <w:bidi w:val="0"/>
+        <w:rPr>
+          <w:rFonts w:hint="default" w:ascii="Courier" w:hAnsi="Courier" w:cs="Courier"/>
+          <w:lang w:val="en-US" w:eastAsia="zh-CN"/>
+        </w:rPr>
+      </w:pPr>
+      <w:r>
+        <w:rPr>
+          <w:rFonts w:hint="default" w:ascii="Courier" w:hAnsi="Courier" w:cs="Courier"/>
+          <w:lang w:val="en-US" w:eastAsia="zh-CN"/>
+        </w:rPr>
+        <w:t xml:space="preserve">        uint price;</w:t>
+      </w:r>
+    </w:p>
+    <w:p>
+      <w:pPr>
+        <w:pStyle w:val="34"/>
+        <w:shd w:val="clear" w:fill="EEECE1" w:themeFill="background2"/>
+        <w:bidi w:val="0"/>
+        <w:rPr>
+          <w:rFonts w:hint="default" w:ascii="Courier" w:hAnsi="Courier" w:cs="Courier"/>
+          <w:lang w:val="en-US" w:eastAsia="zh-CN"/>
+        </w:rPr>
+      </w:pPr>
+      <w:r>
+        <w:rPr>
+          <w:rFonts w:hint="default" w:ascii="Courier" w:hAnsi="Courier" w:cs="Courier"/>
+          <w:lang w:val="en-US" w:eastAsia="zh-CN"/>
+        </w:rPr>
+        <w:t xml:space="preserve">    }</w:t>
+      </w:r>
+    </w:p>
+    <w:p>
+      <w:pPr>
+        <w:pStyle w:val="34"/>
+        <w:shd w:val="clear" w:fill="EEECE1" w:themeFill="background2"/>
+        <w:bidi w:val="0"/>
+        <w:rPr>
+          <w:rFonts w:hint="default" w:ascii="Courier" w:hAnsi="Courier" w:cs="Courier"/>
+          <w:lang w:val="en-US" w:eastAsia="zh-CN"/>
+        </w:rPr>
+      </w:pPr>
+      <w:r>
+        <w:rPr>
+          <w:rFonts w:hint="default" w:ascii="Courier" w:hAnsi="Courier" w:cs="Courier"/>
+          <w:lang w:val="en-US" w:eastAsia="zh-CN"/>
+        </w:rPr>
+        <w:t xml:space="preserve">    // 2. 状态变量：作为链上的数据库</w:t>
+      </w:r>
+    </w:p>
+    <w:p>
+      <w:pPr>
+        <w:pStyle w:val="34"/>
+        <w:shd w:val="clear" w:fill="EEECE1" w:themeFill="background2"/>
+        <w:bidi w:val="0"/>
+        <w:rPr>
+          <w:rFonts w:hint="default" w:ascii="Courier" w:hAnsi="Courier" w:cs="Courier"/>
+          <w:lang w:val="en-US" w:eastAsia="zh-CN"/>
+        </w:rPr>
+      </w:pPr>
+      <w:r>
+        <w:rPr>
+          <w:rFonts w:hint="default" w:ascii="Courier" w:hAnsi="Courier" w:cs="Courier"/>
+          <w:lang w:val="en-US" w:eastAsia="zh-CN"/>
+        </w:rPr>
+        <w:t xml:space="preserve">    mapping(uint =&gt; Resource) public resources;</w:t>
+      </w:r>
+    </w:p>
+    <w:p>
+      <w:pPr>
+        <w:pStyle w:val="34"/>
+        <w:shd w:val="clear" w:fill="EEECE1" w:themeFill="background2"/>
+        <w:bidi w:val="0"/>
+        <w:rPr>
+          <w:rFonts w:hint="default" w:ascii="Courier" w:hAnsi="Courier" w:cs="Courier"/>
+          <w:lang w:val="en-US" w:eastAsia="zh-CN"/>
+        </w:rPr>
+      </w:pPr>
+      <w:r>
+        <w:rPr>
+          <w:rFonts w:hint="default" w:ascii="Courier" w:hAnsi="Courier" w:cs="Courier"/>
+          <w:lang w:val="en-US" w:eastAsia="zh-CN"/>
+        </w:rPr>
+        <w:t xml:space="preserve">    uint public resourceCount = 0;</w:t>
+      </w:r>
+    </w:p>
+    <w:p>
+      <w:pPr>
+        <w:pStyle w:val="34"/>
+        <w:shd w:val="clear" w:fill="EEECE1" w:themeFill="background2"/>
+        <w:bidi w:val="0"/>
+        <w:rPr>
+          <w:rFonts w:hint="default" w:ascii="Courier" w:hAnsi="Courier" w:cs="Courier"/>
+          <w:lang w:val="en-US" w:eastAsia="zh-CN"/>
+        </w:rPr>
+      </w:pPr>
+      <w:r>
+        <w:rPr>
+          <w:rFonts w:hint="default" w:ascii="Courier" w:hAnsi="Courier" w:cs="Courier"/>
+          <w:lang w:val="en-US" w:eastAsia="zh-CN"/>
+        </w:rPr>
+        <w:t xml:space="preserve">    mapping(uint =&gt; mapping(address =&gt; bool)) public accessPermissions;</w:t>
+      </w:r>
+    </w:p>
+    <w:p>
+      <w:pPr>
+        <w:pStyle w:val="34"/>
+        <w:shd w:val="clear" w:fill="EEECE1" w:themeFill="background2"/>
+        <w:bidi w:val="0"/>
+        <w:rPr>
+          <w:rFonts w:hint="default" w:ascii="Courier" w:hAnsi="Courier" w:cs="Courier"/>
+          <w:lang w:val="en-US" w:eastAsia="zh-CN"/>
+        </w:rPr>
+      </w:pPr>
+      <w:r>
+        <w:rPr>
+          <w:rFonts w:hint="default" w:ascii="Courier" w:hAnsi="Courier" w:cs="Courier"/>
+          <w:lang w:val="en-US" w:eastAsia="zh-CN"/>
+        </w:rPr>
+        <w:t xml:space="preserve">    // 3. 核心功能一：上传资源与版权确权</w:t>
+      </w:r>
+    </w:p>
+    <w:p>
+      <w:pPr>
+        <w:pStyle w:val="34"/>
+        <w:shd w:val="clear" w:fill="EEECE1" w:themeFill="background2"/>
+        <w:bidi w:val="0"/>
+        <w:rPr>
+          <w:rFonts w:hint="default" w:ascii="Courier" w:hAnsi="Courier" w:cs="Courier"/>
+          <w:lang w:val="en-US" w:eastAsia="zh-CN"/>
+        </w:rPr>
+      </w:pPr>
+      <w:r>
+        <w:rPr>
+          <w:rFonts w:hint="default" w:ascii="Courier" w:hAnsi="Courier" w:cs="Courier"/>
+          <w:lang w:val="en-US" w:eastAsia="zh-CN"/>
+        </w:rPr>
+        <w:t xml:space="preserve">    function addResource(string memory _name, string memory _ipfsHash, uint _price) public {</w:t>
+      </w:r>
+    </w:p>
+    <w:p>
+      <w:pPr>
+        <w:pStyle w:val="34"/>
+        <w:shd w:val="clear" w:fill="EEECE1" w:themeFill="background2"/>
+        <w:bidi w:val="0"/>
+        <w:rPr>
+          <w:rFonts w:hint="default" w:ascii="Courier" w:hAnsi="Courier" w:cs="Courier"/>
+          <w:lang w:val="en-US" w:eastAsia="zh-CN"/>
+        </w:rPr>
+      </w:pPr>
+      <w:r>
+        <w:rPr>
+          <w:rFonts w:hint="default" w:ascii="Courier" w:hAnsi="Courier" w:cs="Courier"/>
+          <w:lang w:val="en-US" w:eastAsia="zh-CN"/>
+        </w:rPr>
+        <w:t xml:space="preserve">        resourceCount++;</w:t>
+      </w:r>
+    </w:p>
+    <w:p>
+      <w:pPr>
+        <w:pStyle w:val="34"/>
+        <w:shd w:val="clear" w:fill="EEECE1" w:themeFill="background2"/>
+        <w:bidi w:val="0"/>
+        <w:rPr>
+          <w:rFonts w:hint="default" w:ascii="Courier" w:hAnsi="Courier" w:cs="Courier"/>
+          <w:lang w:val="en-US" w:eastAsia="zh-CN"/>
+        </w:rPr>
+      </w:pPr>
+      <w:r>
+        <w:rPr>
+          <w:rFonts w:hint="default" w:ascii="Courier" w:hAnsi="Courier" w:cs="Courier"/>
+          <w:lang w:val="en-US" w:eastAsia="zh-CN"/>
+        </w:rPr>
+        <w:t xml:space="preserve">        // 将调用者地址(msg.sender)与资源绑定，实现版权追溯</w:t>
+      </w:r>
+    </w:p>
+    <w:p>
+      <w:pPr>
+        <w:pStyle w:val="34"/>
+        <w:shd w:val="clear" w:fill="EEECE1" w:themeFill="background2"/>
+        <w:bidi w:val="0"/>
+        <w:rPr>
+          <w:rFonts w:hint="default" w:ascii="Courier" w:hAnsi="Courier" w:cs="Courier"/>
+          <w:lang w:val="en-US" w:eastAsia="zh-CN"/>
+        </w:rPr>
+      </w:pPr>
+      <w:r>
+        <w:rPr>
+          <w:rFonts w:hint="default" w:ascii="Courier" w:hAnsi="Courier" w:cs="Courier"/>
+          <w:lang w:val="en-US" w:eastAsia="zh-CN"/>
+        </w:rPr>
+        <w:t xml:space="preserve">        resources[resourceCount] = Resource(resourceCount, _name, _ipfsHash, payable(msg.sender), _price);</w:t>
+      </w:r>
+    </w:p>
+    <w:p>
+      <w:pPr>
+        <w:pStyle w:val="34"/>
+        <w:shd w:val="clear" w:fill="EEECE1" w:themeFill="background2"/>
+        <w:bidi w:val="0"/>
+        <w:rPr>
+          <w:rFonts w:hint="default" w:ascii="Courier" w:hAnsi="Courier" w:cs="Courier"/>
+          <w:lang w:val="en-US" w:eastAsia="zh-CN"/>
+        </w:rPr>
+      </w:pPr>
+      <w:r>
+        <w:rPr>
+          <w:rFonts w:hint="default" w:ascii="Courier" w:hAnsi="Courier" w:cs="Courier"/>
+          <w:lang w:val="en-US" w:eastAsia="zh-CN"/>
+        </w:rPr>
+        <w:t xml:space="preserve">        accessPermissions[resourceCount][msg.sender] = true;    }</w:t>
+      </w:r>
+    </w:p>
+    <w:p>
+      <w:pPr>
+        <w:pStyle w:val="34"/>
+        <w:shd w:val="clear" w:fill="EEECE1" w:themeFill="background2"/>
+        <w:bidi w:val="0"/>
+        <w:rPr>
+          <w:rFonts w:hint="default" w:ascii="Courier" w:hAnsi="Courier" w:cs="Courier"/>
+          <w:lang w:val="en-US" w:eastAsia="zh-CN"/>
+        </w:rPr>
+      </w:pPr>
+      <w:r>
+        <w:rPr>
+          <w:rFonts w:hint="default" w:ascii="Courier" w:hAnsi="Courier" w:cs="Courier"/>
+          <w:lang w:val="en-US" w:eastAsia="zh-CN"/>
+        </w:rPr>
+        <w:t xml:space="preserve">    // 4. 核心功能二：付费授权与公平分配</w:t>
+      </w:r>
+    </w:p>
+    <w:p>
+      <w:pPr>
+        <w:pStyle w:val="34"/>
+        <w:shd w:val="clear" w:fill="EEECE1" w:themeFill="background2"/>
+        <w:bidi w:val="0"/>
+        <w:rPr>
+          <w:rFonts w:hint="default" w:ascii="Courier" w:hAnsi="Courier" w:cs="Courier"/>
+          <w:lang w:val="en-US" w:eastAsia="zh-CN"/>
+        </w:rPr>
+      </w:pPr>
+      <w:r>
+        <w:rPr>
+          <w:rFonts w:hint="default" w:ascii="Courier" w:hAnsi="Courier" w:cs="Courier"/>
+          <w:lang w:val="en-US" w:eastAsia="zh-CN"/>
+        </w:rPr>
+        <w:t xml:space="preserve">    function grantAccess(uint _resourceId) public payable {</w:t>
+      </w:r>
+    </w:p>
+    <w:p>
+      <w:pPr>
+        <w:pStyle w:val="34"/>
+        <w:shd w:val="clear" w:fill="EEECE1" w:themeFill="background2"/>
+        <w:bidi w:val="0"/>
+        <w:rPr>
+          <w:rFonts w:hint="default" w:ascii="Courier" w:hAnsi="Courier" w:cs="Courier"/>
+          <w:lang w:val="en-US" w:eastAsia="zh-CN"/>
+        </w:rPr>
+      </w:pPr>
+      <w:r>
+        <w:rPr>
+          <w:rFonts w:hint="default" w:ascii="Courier" w:hAnsi="Courier" w:cs="Courier"/>
+          <w:lang w:val="en-US" w:eastAsia="zh-CN"/>
+        </w:rPr>
+        <w:t xml:space="preserve">        // 检查1: 资源必须存在</w:t>
+      </w:r>
+    </w:p>
+    <w:p>
+      <w:pPr>
+        <w:pStyle w:val="34"/>
+        <w:shd w:val="clear" w:fill="EEECE1" w:themeFill="background2"/>
+        <w:bidi w:val="0"/>
+        <w:rPr>
+          <w:rFonts w:hint="default" w:ascii="Courier" w:hAnsi="Courier" w:cs="Courier"/>
+          <w:lang w:val="en-US" w:eastAsia="zh-CN"/>
+        </w:rPr>
+      </w:pPr>
+      <w:r>
+        <w:rPr>
+          <w:rFonts w:hint="default" w:ascii="Courier" w:hAnsi="Courier" w:cs="Courier"/>
+          <w:lang w:val="en-US" w:eastAsia="zh-CN"/>
+        </w:rPr>
+        <w:t xml:space="preserve">        require(_resourceId &gt; 0 &amp;&amp; _resourceId &lt;= resourceCount, "Resource not found");</w:t>
+      </w:r>
+    </w:p>
+    <w:p>
+      <w:pPr>
+        <w:pStyle w:val="34"/>
+        <w:shd w:val="clear" w:fill="EEECE1" w:themeFill="background2"/>
+        <w:bidi w:val="0"/>
+        <w:rPr>
+          <w:rFonts w:hint="default" w:ascii="Courier" w:hAnsi="Courier" w:cs="Courier"/>
+          <w:lang w:val="en-US" w:eastAsia="zh-CN"/>
+        </w:rPr>
+      </w:pPr>
+      <w:r>
+        <w:rPr>
+          <w:rFonts w:hint="default" w:ascii="Courier" w:hAnsi="Courier" w:cs="Courier"/>
+          <w:lang w:val="en-US" w:eastAsia="zh-CN"/>
+        </w:rPr>
+        <w:t xml:space="preserve">        Resource storage resource = resources[_resourceId];</w:t>
+      </w:r>
+    </w:p>
+    <w:p>
+      <w:pPr>
+        <w:pStyle w:val="34"/>
+        <w:shd w:val="clear" w:fill="EEECE1" w:themeFill="background2"/>
+        <w:bidi w:val="0"/>
+        <w:rPr>
+          <w:rFonts w:hint="default" w:ascii="Courier" w:hAnsi="Courier" w:cs="Courier"/>
+          <w:lang w:val="en-US" w:eastAsia="zh-CN"/>
+        </w:rPr>
+      </w:pPr>
+      <w:r>
+        <w:rPr>
+          <w:rFonts w:hint="default" w:ascii="Courier" w:hAnsi="Courier" w:cs="Courier"/>
+          <w:lang w:val="en-US" w:eastAsia="zh-CN"/>
+        </w:rPr>
+        <w:t xml:space="preserve">        // 检查2: 支付的费用必须等于定价 (实现通证激励)</w:t>
+      </w:r>
+    </w:p>
+    <w:p>
+      <w:pPr>
+        <w:pStyle w:val="34"/>
+        <w:shd w:val="clear" w:fill="EEECE1" w:themeFill="background2"/>
+        <w:bidi w:val="0"/>
+        <w:rPr>
+          <w:rFonts w:hint="default" w:ascii="Courier" w:hAnsi="Courier" w:cs="Courier"/>
+          <w:lang w:val="en-US" w:eastAsia="zh-CN"/>
+        </w:rPr>
+      </w:pPr>
+      <w:r>
+        <w:rPr>
+          <w:rFonts w:hint="default" w:ascii="Courier" w:hAnsi="Courier" w:cs="Courier"/>
+          <w:lang w:val="en-US" w:eastAsia="zh-CN"/>
+        </w:rPr>
+        <w:t xml:space="preserve">        require(msg.value == resource.price, "Please pay the correct price");</w:t>
+      </w:r>
+    </w:p>
+    <w:p>
+      <w:pPr>
+        <w:pStyle w:val="34"/>
+        <w:shd w:val="clear" w:fill="EEECE1" w:themeFill="background2"/>
+        <w:bidi w:val="0"/>
+        <w:rPr>
+          <w:rFonts w:hint="default" w:ascii="Courier" w:hAnsi="Courier" w:cs="Courier"/>
+          <w:lang w:val="en-US" w:eastAsia="zh-CN"/>
+        </w:rPr>
+      </w:pPr>
+      <w:r>
+        <w:rPr>
+          <w:rFonts w:hint="default" w:ascii="Courier" w:hAnsi="Courier" w:cs="Courier"/>
+          <w:lang w:val="en-US" w:eastAsia="zh-CN"/>
+        </w:rPr>
+        <w:t xml:space="preserve">        // 检查3: 防止重复购买</w:t>
+      </w:r>
+    </w:p>
+    <w:p>
+      <w:pPr>
+        <w:pStyle w:val="34"/>
+        <w:shd w:val="clear" w:fill="EEECE1" w:themeFill="background2"/>
+        <w:bidi w:val="0"/>
+        <w:rPr>
+          <w:rFonts w:hint="default" w:ascii="Courier" w:hAnsi="Courier" w:cs="Courier"/>
+          <w:lang w:val="en-US" w:eastAsia="zh-CN"/>
+        </w:rPr>
+      </w:pPr>
+      <w:r>
+        <w:rPr>
+          <w:rFonts w:hint="default" w:ascii="Courier" w:hAnsi="Courier" w:cs="Courier"/>
+          <w:lang w:val="en-US" w:eastAsia="zh-CN"/>
+        </w:rPr>
+        <w:t xml:space="preserve">        require(!accessPermissions[_resourceId][msg.sender], "You already have access");</w:t>
+      </w:r>
+    </w:p>
+    <w:p>
+      <w:pPr>
+        <w:pStyle w:val="34"/>
+        <w:shd w:val="clear" w:fill="EEECE1" w:themeFill="background2"/>
+        <w:bidi w:val="0"/>
+        <w:rPr>
+          <w:rFonts w:hint="default" w:ascii="Courier" w:hAnsi="Courier" w:cs="Courier"/>
+          <w:lang w:val="en-US" w:eastAsia="zh-CN"/>
+        </w:rPr>
+      </w:pPr>
+      <w:r>
+        <w:rPr>
+          <w:rFonts w:hint="default" w:ascii="Courier" w:hAnsi="Courier" w:cs="Courier"/>
+          <w:lang w:val="en-US" w:eastAsia="zh-CN"/>
+        </w:rPr>
+        <w:t xml:space="preserve">        // 核心步骤: 自动将费用转给资源所有者 (实现公平分配)</w:t>
+      </w:r>
+    </w:p>
+    <w:p>
+      <w:pPr>
+        <w:pStyle w:val="34"/>
+        <w:shd w:val="clear" w:fill="EEECE1" w:themeFill="background2"/>
+        <w:bidi w:val="0"/>
+        <w:rPr>
+          <w:rFonts w:hint="default" w:ascii="Courier" w:hAnsi="Courier" w:cs="Courier"/>
+          <w:lang w:val="en-US" w:eastAsia="zh-CN"/>
+        </w:rPr>
+      </w:pPr>
+      <w:r>
+        <w:rPr>
+          <w:rFonts w:hint="default" w:ascii="Courier" w:hAnsi="Courier" w:cs="Courier"/>
+          <w:lang w:val="en-US" w:eastAsia="zh-CN"/>
+        </w:rPr>
+        <w:t xml:space="preserve">        (bool success, ) = resource.owner.call{value: msg.value}("");</w:t>
+      </w:r>
+    </w:p>
+    <w:p>
+      <w:pPr>
+        <w:pStyle w:val="34"/>
+        <w:shd w:val="clear" w:fill="EEECE1" w:themeFill="background2"/>
+        <w:bidi w:val="0"/>
+        <w:rPr>
+          <w:rFonts w:hint="default" w:ascii="Courier" w:hAnsi="Courier" w:cs="Courier"/>
+          <w:lang w:val="en-US" w:eastAsia="zh-CN"/>
+        </w:rPr>
+      </w:pPr>
+      <w:r>
+        <w:rPr>
+          <w:rFonts w:hint="default" w:ascii="Courier" w:hAnsi="Courier" w:cs="Courier"/>
+          <w:lang w:val="en-US" w:eastAsia="zh-CN"/>
+        </w:rPr>
+        <w:t xml:space="preserve">        require(success, "Failed to send Ether");</w:t>
+      </w:r>
+    </w:p>
+    <w:p>
+      <w:pPr>
+        <w:pStyle w:val="34"/>
+        <w:shd w:val="clear" w:fill="EEECE1" w:themeFill="background2"/>
+        <w:bidi w:val="0"/>
+        <w:rPr>
+          <w:rFonts w:hint="default" w:ascii="Courier" w:hAnsi="Courier" w:cs="Courier"/>
+          <w:lang w:val="en-US" w:eastAsia="zh-CN"/>
+        </w:rPr>
+      </w:pPr>
+      <w:r>
+        <w:rPr>
+          <w:rFonts w:hint="default" w:ascii="Courier" w:hAnsi="Courier" w:cs="Courier"/>
+          <w:lang w:val="en-US" w:eastAsia="zh-CN"/>
+        </w:rPr>
+        <w:t xml:space="preserve">        // 授予购买者访问权限</w:t>
+      </w:r>
+    </w:p>
+    <w:p>
+      <w:pPr>
+        <w:pStyle w:val="34"/>
+        <w:shd w:val="clear" w:fill="EEECE1" w:themeFill="background2"/>
+        <w:bidi w:val="0"/>
+        <w:rPr>
+          <w:rFonts w:hint="default" w:ascii="Courier" w:hAnsi="Courier" w:cs="Courier"/>
+          <w:lang w:val="en-US" w:eastAsia="zh-CN"/>
+        </w:rPr>
+      </w:pPr>
+      <w:r>
+        <w:rPr>
+          <w:rFonts w:hint="default" w:ascii="Courier" w:hAnsi="Courier" w:cs="Courier"/>
+          <w:lang w:val="en-US" w:eastAsia="zh-CN"/>
+        </w:rPr>
+        <w:t xml:space="preserve">        accessPermissions[_resourceId][msg.sender] = true;</w:t>
+      </w:r>
+    </w:p>
+    <w:p>
+      <w:pPr>
+        <w:pStyle w:val="34"/>
+        <w:shd w:val="clear" w:fill="EEECE1" w:themeFill="background2"/>
+        <w:bidi w:val="0"/>
+        <w:rPr>
+          <w:rFonts w:hint="default" w:ascii="Courier" w:hAnsi="Courier" w:cs="Courier"/>
+          <w:lang w:val="en-US" w:eastAsia="zh-CN"/>
+        </w:rPr>
+      </w:pPr>
+      <w:r>
+        <w:rPr>
+          <w:rFonts w:hint="default" w:ascii="Courier" w:hAnsi="Courier" w:cs="Courier"/>
+          <w:lang w:val="en-US" w:eastAsia="zh-CN"/>
+        </w:rPr>
+        <w:t xml:space="preserve">    }</w:t>
+      </w:r>
+    </w:p>
+    <w:p>
+      <w:pPr>
+        <w:pStyle w:val="34"/>
+        <w:shd w:val="clear" w:fill="EEECE1" w:themeFill="background2"/>
+        <w:bidi w:val="0"/>
+        <w:rPr>
+          <w:rFonts w:hint="default" w:ascii="Courier" w:hAnsi="Courier" w:cs="Courier"/>
+          <w:lang w:val="en-US" w:eastAsia="zh-CN"/>
+        </w:rPr>
+      </w:pPr>
+    </w:p>
+    <w:p>
+      <w:pPr>
+        <w:pStyle w:val="34"/>
+        <w:shd w:val="clear" w:fill="EEECE1" w:themeFill="background2"/>
+        <w:bidi w:val="0"/>
+        <w:rPr>
+          <w:rFonts w:hint="default" w:ascii="Courier" w:hAnsi="Courier" w:cs="Courier"/>
+          <w:lang w:val="en-US" w:eastAsia="zh-CN"/>
+        </w:rPr>
+      </w:pPr>
+      <w:r>
+        <w:rPr>
+          <w:rFonts w:hint="default" w:ascii="Courier" w:hAnsi="Courier" w:cs="Courier"/>
+          <w:lang w:val="en-US" w:eastAsia="zh-CN"/>
+        </w:rPr>
+        <w:t xml:space="preserve">    // 5. 查询功能：检查访问权限</w:t>
+      </w:r>
+    </w:p>
+    <w:p>
+      <w:pPr>
+        <w:pStyle w:val="34"/>
+        <w:shd w:val="clear" w:fill="EEECE1" w:themeFill="background2"/>
+        <w:bidi w:val="0"/>
+        <w:rPr>
+          <w:rFonts w:hint="default" w:ascii="Courier" w:hAnsi="Courier" w:cs="Courier"/>
+          <w:lang w:val="en-US" w:eastAsia="zh-CN"/>
+        </w:rPr>
+      </w:pPr>
+      <w:r>
+        <w:rPr>
+          <w:rFonts w:hint="default" w:ascii="Courier" w:hAnsi="Courier" w:cs="Courier"/>
+          <w:lang w:val="en-US" w:eastAsia="zh-CN"/>
+        </w:rPr>
+        <w:t xml:space="preserve">    function hasAccess(uint _resourceId, address _user) public view returns (bool) {</w:t>
+      </w:r>
+    </w:p>
+    <w:p>
+      <w:pPr>
+        <w:pStyle w:val="34"/>
+        <w:shd w:val="clear" w:fill="EEECE1" w:themeFill="background2"/>
+        <w:bidi w:val="0"/>
+        <w:rPr>
+          <w:rFonts w:hint="default" w:ascii="Courier" w:hAnsi="Courier" w:cs="Courier"/>
+          <w:lang w:val="en-US" w:eastAsia="zh-CN"/>
+        </w:rPr>
+      </w:pPr>
+      <w:r>
+        <w:rPr>
+          <w:rFonts w:hint="default" w:ascii="Courier" w:hAnsi="Courier" w:cs="Courier"/>
+          <w:lang w:val="en-US" w:eastAsia="zh-CN"/>
+        </w:rPr>
+        <w:t xml:space="preserve">        return accessPermissions[_resourceId][_user];</w:t>
+      </w:r>
+    </w:p>
+    <w:p>
+      <w:pPr>
+        <w:pStyle w:val="34"/>
+        <w:shd w:val="clear" w:fill="EEECE1" w:themeFill="background2"/>
+        <w:bidi w:val="0"/>
+        <w:rPr>
+          <w:rFonts w:hint="default" w:ascii="Courier" w:hAnsi="Courier" w:cs="Courier"/>
+          <w:lang w:val="en-US" w:eastAsia="zh-CN"/>
+        </w:rPr>
+      </w:pPr>
+      <w:r>
+        <w:rPr>
+          <w:rFonts w:hint="default" w:ascii="Courier" w:hAnsi="Courier" w:cs="Courier"/>
+          <w:lang w:val="en-US" w:eastAsia="zh-CN"/>
+        </w:rPr>
+        <w:t xml:space="preserve">    }</w:t>
+      </w:r>
+    </w:p>
+    <w:p>
+      <w:pPr>
+        <w:pStyle w:val="34"/>
+        <w:shd w:val="clear" w:fill="EEECE1" w:themeFill="background2"/>
+        <w:bidi w:val="0"/>
+        <w:rPr>
+          <w:rFonts w:hint="default" w:ascii="Courier" w:hAnsi="Courier" w:cs="Courier"/>
+          <w:lang w:val="en-US" w:eastAsia="zh-CN"/>
+        </w:rPr>
+      </w:pPr>
+      <w:r>
+        <w:rPr>
+          <w:rFonts w:hint="default" w:ascii="Courier" w:hAnsi="Courier" w:cs="Courier"/>
+          <w:lang w:val="en-US" w:eastAsia="zh-CN"/>
+        </w:rPr>
+        <w:t>}</w:t>
+      </w:r>
+    </w:p>
+    <w:p>
+      <w:pPr>
+        <w:pStyle w:val="32"/>
+        <w:numPr>
+          <w:ilvl w:val="1"/>
+          <w:numId w:val="0"/>
+        </w:numPr>
+        <w:bidi w:val="0"/>
+        <w:ind w:leftChars="200"/>
+        <w:rPr>
+          <w:rFonts w:hint="default"/>
+          <w:lang w:val="en-US" w:eastAsia="zh-CN"/>
+        </w:rPr>
+      </w:pPr>
+      <w:bookmarkStart w:id="21" w:name="_Toc27656"/>
+      <w:bookmarkStart w:id="22" w:name="_Toc8487"/>
+      <w:r>
+        <w:rPr>
+          <w:rFonts w:hint="eastAsia"/>
+          <w:lang w:val="en-US" w:eastAsia="zh-CN"/>
+        </w:rPr>
+        <w:t>2.2 系统技术实现</w:t>
+      </w:r>
+      <w:bookmarkEnd w:id="21"/>
+      <w:bookmarkEnd w:id="22"/>
+    </w:p>
+    <w:p>
+      <w:pPr>
+        <w:pStyle w:val="34"/>
+        <w:bidi w:val="0"/>
+        <w:rPr>
+          <w:rFonts w:hint="eastAsia"/>
+        </w:rPr>
+      </w:pPr>
+      <w:r>
+        <w:rPr>
+          <w:rFonts w:hint="eastAsia"/>
+        </w:rPr>
+        <w:t>核心组件设计：</w:t>
+      </w:r>
+    </w:p>
+    <w:p>
+      <w:pPr>
+        <w:pStyle w:val="34"/>
+        <w:bidi w:val="0"/>
+        <w:rPr>
+          <w:rFonts w:hint="default"/>
+        </w:rPr>
+      </w:pPr>
+      <w:r>
+        <w:rPr>
+          <w:rFonts w:hint="default"/>
+        </w:rPr>
+        <w:t>用户 (User)：系统的最终使用者，如课程资源的上传者（贡献者）和购买者（消费者）。</w:t>
+      </w:r>
+    </w:p>
+    <w:p>
+      <w:pPr>
+        <w:pStyle w:val="34"/>
+        <w:bidi w:val="0"/>
+        <w:rPr>
+          <w:rFonts w:hint="default"/>
+        </w:rPr>
+      </w:pPr>
+      <w:r>
+        <w:rPr>
+          <w:rFonts w:hint="default"/>
+        </w:rPr>
+        <w:t>前端 DApp (Browser)：去中心化应用的用户界面，运行在用户的浏览器中。它负责与用户进行交互，并作为连接链上和链下世界的桥梁。</w:t>
+      </w:r>
+    </w:p>
+    <w:p>
+      <w:pPr>
+        <w:pStyle w:val="34"/>
+        <w:bidi w:val="0"/>
+        <w:rPr>
+          <w:rFonts w:hint="default"/>
+        </w:rPr>
+      </w:pPr>
+      <w:r>
+        <w:rPr>
+          <w:rFonts w:hint="eastAsia"/>
+          <w:lang w:val="en-US" w:eastAsia="zh-CN"/>
+        </w:rPr>
+        <w:t>Remix</w:t>
+      </w:r>
+      <w:r>
+        <w:rPr>
+          <w:rFonts w:hint="default"/>
+        </w:rPr>
+        <w:t>：作为浏览器插件，它管理用户的账户（私钥），并帮助用户对交易进行签名和授权，是用户在区块链世界的数字身份和钱包。</w:t>
+      </w:r>
+    </w:p>
+    <w:p>
+      <w:pPr>
+        <w:pStyle w:val="34"/>
+        <w:bidi w:val="0"/>
+        <w:rPr>
+          <w:rFonts w:hint="default"/>
+        </w:rPr>
+      </w:pPr>
+      <w:r>
+        <w:rPr>
+          <w:rFonts w:hint="default"/>
+        </w:rPr>
+        <w:t>IPFS (链下存储)：星际文件系统（InterPlanetary File System）是一个点对点的分布式文件存储网络。它负责存储大体积的实际课程文件（如PDF、视频等）。文件存储后会返回一个唯一的哈希地址。</w:t>
+      </w:r>
+    </w:p>
+    <w:p>
+      <w:pPr>
+        <w:pStyle w:val="34"/>
+        <w:bidi w:val="0"/>
+        <w:rPr>
+          <w:rFonts w:hint="default"/>
+        </w:rPr>
+      </w:pPr>
+      <w:r>
+        <w:rPr>
+          <w:rFonts w:hint="default"/>
+        </w:rPr>
+        <w:t>智能合约 (链上逻辑)：部署在以太坊区块链上的核心业务逻辑。它是一个不可篡改的程序，负责管理资源元数据、访问权限和价值转移，是整个系统的“信任机器”。</w:t>
+      </w:r>
+    </w:p>
+    <w:p>
+      <w:pPr>
+        <w:pStyle w:val="34"/>
+        <w:bidi w:val="0"/>
+      </w:pPr>
+      <w:r>
+        <w:rPr>
+          <w:rFonts w:hint="default"/>
+        </w:rPr>
+        <w:t>以太坊区块链 (链上账本)：一个公开、去中心化的账本，负责安全地记录所有交易和智能合约的状态变更。</w:t>
+      </w:r>
+    </w:p>
+    <w:p>
+      <w:pPr>
+        <w:pStyle w:val="34"/>
+        <w:bidi w:val="0"/>
+      </w:pPr>
+      <w:r>
+        <w:t>Resource 结构体：解释你如何设计链上存储的数据结构。</w:t>
+      </w:r>
+    </w:p>
+    <w:p>
+      <w:pPr>
+        <w:pStyle w:val="34"/>
+        <w:bidi w:val="0"/>
+        <w:rPr>
+          <w:rFonts w:hint="default" w:eastAsia="宋体"/>
+          <w:lang w:val="en-US" w:eastAsia="zh-CN"/>
+        </w:rPr>
+      </w:pPr>
+      <w:r>
+        <w:t>addResource 函数：解释它如何实现资源信息的上链和版权的确权（msg.sender 就是作者）</w:t>
+      </w:r>
+      <w:r>
+        <w:rPr>
+          <w:rFonts w:hint="eastAsia"/>
+          <w:lang w:val="en-US" w:eastAsia="zh-CN"/>
+        </w:rPr>
+        <w:t>如图1</w:t>
+      </w:r>
+    </w:p>
+    <w:p>
+      <w:pPr>
+        <w:pStyle w:val="11"/>
         <w:keepNext w:val="0"/>
         <w:keepLines w:val="0"/>
         <w:pageBreakBefore w:val="0"/>
@@ -2145,26 +4542,26 @@
         <w:adjustRightInd/>
         <w:snapToGrid/>
         <w:spacing w:before="0" w:beforeAutospacing="0" w:after="0" w:afterAutospacing="0" w:line="480" w:lineRule="auto"/>
-        <w:ind w:right="0" w:firstLine="240" w:firstLineChars="100"/>
+        <w:ind w:right="0"/>
         <w:textAlignment w:val="auto"/>
-        <w:rPr>
-          <w:rFonts w:hint="default" w:ascii="宋体" w:hAnsi="宋体" w:eastAsia="宋体" w:cs="宋体"/>
-          <w:sz w:val="24"/>
-          <w:lang w:val="en-US" w:eastAsia="zh-CN"/>
-        </w:rPr>
-      </w:pPr>
-      <w:r>
-        <w:rPr>
-          <w:rFonts w:hint="default" w:ascii="宋体" w:hAnsi="宋体" w:eastAsia="宋体" w:cs="宋体"/>
-          <w:sz w:val="24"/>
-          <w:lang w:val="en-US" w:eastAsia="zh-CN"/>
-        </w:rPr>
-        <w:t>解密与展示：前端使用此哈希从 IPFS 网络下载加密的文件，并通过安全的方式获取解密密钥（例如，密钥在购买成功后由贡献者点对点发送），最终将解密后的内容展示给用户。</w:t>
-      </w:r>
-    </w:p>
-    <w:p>
-      <w:pPr>
-        <w:pStyle w:val="5"/>
+      </w:pPr>
+      <w:r>
+        <w:pict>
+          <v:shape id="_x0000_i1025" o:spt="75" type="#_x0000_t75" style="height:171.55pt;width:467.45pt;" filled="f" stroked="f" coordsize="21600,21600">
+            <v:path/>
+            <v:fill on="f" focussize="0,0"/>
+            <v:stroke on="f"/>
+            <v:imagedata r:id="rId8" o:title=""/>
+            <o:lock v:ext="edit" aspectratio="t"/>
+            <w10:wrap type="none"/>
+            <w10:anchorlock/>
+          </v:shape>
+        </w:pict>
+      </w:r>
+    </w:p>
+    <w:p>
+      <w:pPr>
+        <w:pStyle w:val="11"/>
         <w:keepNext w:val="0"/>
         <w:keepLines w:val="0"/>
         <w:pageBreakBefore w:val="0"/>
@@ -2180,18 +4577,285 @@
         <w:adjustRightInd/>
         <w:snapToGrid/>
         <w:spacing w:before="0" w:beforeAutospacing="0" w:after="0" w:afterAutospacing="0" w:line="480" w:lineRule="auto"/>
-        <w:ind w:right="0" w:firstLine="240" w:firstLineChars="100"/>
+        <w:ind w:right="0"/>
+        <w:jc w:val="center"/>
         <w:textAlignment w:val="auto"/>
         <w:rPr>
-          <w:rFonts w:hint="default" w:ascii="宋体" w:hAnsi="宋体" w:eastAsia="宋体" w:cs="宋体"/>
-          <w:sz w:val="24"/>
-          <w:lang w:val="en-US" w:eastAsia="zh-CN"/>
-        </w:rPr>
-      </w:pPr>
-      <w:r>
-        <w:rPr>
-          <w:rFonts w:hint="default" w:ascii="宋体" w:hAnsi="宋体" w:eastAsia="宋体" w:cs="宋体"/>
-          <w:sz w:val="24"/>
+          <w:rFonts w:hint="default" w:eastAsia="宋体"/>
+          <w:lang w:val="en-US" w:eastAsia="zh-CN"/>
+        </w:rPr>
+      </w:pPr>
+      <w:r>
+        <w:rPr>
+          <w:rFonts w:hint="eastAsia"/>
+          <w:lang w:val="en-US" w:eastAsia="zh-CN"/>
+        </w:rPr>
+        <w:t>图1</w:t>
+      </w:r>
+    </w:p>
+    <w:p>
+      <w:pPr>
+        <w:pStyle w:val="11"/>
+        <w:keepNext w:val="0"/>
+        <w:keepLines w:val="0"/>
+        <w:widowControl/>
+        <w:suppressLineNumbers w:val="0"/>
+        <w:spacing w:before="0" w:beforeAutospacing="1" w:after="0" w:afterAutospacing="1"/>
+        <w:ind w:right="0"/>
+        <w:rPr>
+          <w:rFonts w:hint="default" w:eastAsia="宋体"/>
+          <w:lang w:val="en-US" w:eastAsia="zh-CN"/>
+        </w:rPr>
+      </w:pPr>
+      <w:r>
+        <w:t>grantAccess 函数：解释它如何通过 require(msg.value == resource.price) 和 resource.owner.transfer() 实现付费访问和收益的公平分配。</w:t>
+      </w:r>
+      <w:r>
+        <w:rPr>
+          <w:rFonts w:hint="eastAsia"/>
+          <w:lang w:val="en-US" w:eastAsia="zh-CN"/>
+        </w:rPr>
+        <w:t>如图2</w:t>
+      </w:r>
+    </w:p>
+    <w:p>
+      <w:pPr>
+        <w:pStyle w:val="11"/>
+        <w:keepNext w:val="0"/>
+        <w:keepLines w:val="0"/>
+        <w:widowControl/>
+        <w:suppressLineNumbers w:val="0"/>
+        <w:spacing w:before="0" w:beforeAutospacing="1" w:after="0" w:afterAutospacing="1"/>
+        <w:ind w:right="0"/>
+      </w:pPr>
+      <w:r>
+        <w:pict>
+          <v:shape id="_x0000_i1026" o:spt="75" type="#_x0000_t75" style="height:247pt;width:467.55pt;" filled="f" stroked="f" coordsize="21600,21600">
+            <v:path/>
+            <v:fill on="f" focussize="0,0"/>
+            <v:stroke on="f"/>
+            <v:imagedata r:id="rId9" o:title=""/>
+            <o:lock v:ext="edit" aspectratio="t"/>
+            <w10:wrap type="none"/>
+            <w10:anchorlock/>
+          </v:shape>
+        </w:pict>
+      </w:r>
+    </w:p>
+    <w:p>
+      <w:pPr>
+        <w:pStyle w:val="11"/>
+        <w:keepNext w:val="0"/>
+        <w:keepLines w:val="0"/>
+        <w:widowControl/>
+        <w:suppressLineNumbers w:val="0"/>
+        <w:spacing w:before="0" w:beforeAutospacing="1" w:after="0" w:afterAutospacing="1"/>
+        <w:ind w:right="0"/>
+        <w:jc w:val="center"/>
+        <w:rPr>
+          <w:rFonts w:hint="default" w:eastAsia="宋体"/>
+          <w:lang w:val="en-US" w:eastAsia="zh-CN"/>
+        </w:rPr>
+      </w:pPr>
+      <w:r>
+        <w:rPr>
+          <w:rFonts w:hint="eastAsia"/>
+          <w:lang w:val="en-US" w:eastAsia="zh-CN"/>
+        </w:rPr>
+        <w:t>图2</w:t>
+      </w:r>
+    </w:p>
+    <w:p>
+      <w:pPr>
+        <w:pStyle w:val="11"/>
+        <w:keepNext w:val="0"/>
+        <w:keepLines w:val="0"/>
+        <w:widowControl/>
+        <w:suppressLineNumbers w:val="0"/>
+        <w:spacing w:before="0" w:beforeAutospacing="1" w:after="0" w:afterAutospacing="1"/>
+        <w:ind w:right="0"/>
+      </w:pPr>
+      <w:r>
+        <w:t>安全与隐私保护：说明你是如何实现隐私保护的——“通过将实际的课程文件在链下加密后存入IPFS，链上只存储文件的哈希地址，从而避免了敏感内容直接上链，保护了用户隐私。”</w:t>
+      </w:r>
+    </w:p>
+    <w:p>
+      <w:pPr>
+        <w:pStyle w:val="11"/>
+        <w:keepNext w:val="0"/>
+        <w:keepLines w:val="0"/>
+        <w:widowControl/>
+        <w:suppressLineNumbers w:val="0"/>
+        <w:spacing w:before="0" w:beforeAutospacing="1" w:after="0" w:afterAutospacing="1"/>
+        <w:ind w:right="0"/>
+        <w:rPr>
+          <w:rFonts w:hint="eastAsia" w:eastAsia="宋体"/>
+          <w:lang w:val="en-US" w:eastAsia="zh-CN"/>
+        </w:rPr>
+      </w:pPr>
+      <w:r>
+        <w:t>性能优化：简单提一下，通过将大文件存储在链下的 IPFS，极大地降低了链上存储的成本和负担，是行业标准的性能优化方案</w:t>
+      </w:r>
+      <w:r>
+        <w:rPr>
+          <w:rFonts w:hint="eastAsia"/>
+          <w:lang w:val="en-US" w:eastAsia="zh-CN"/>
+        </w:rPr>
+        <w:t>.</w:t>
+      </w:r>
+    </w:p>
+    <w:p>
+      <w:pPr>
+        <w:pStyle w:val="32"/>
+        <w:numPr>
+          <w:ilvl w:val="1"/>
+          <w:numId w:val="0"/>
+        </w:numPr>
+        <w:bidi w:val="0"/>
+        <w:ind w:leftChars="200"/>
+        <w:rPr>
+          <w:rFonts w:hint="default"/>
+          <w:lang w:val="en-US" w:eastAsia="zh-CN"/>
+        </w:rPr>
+      </w:pPr>
+      <w:bookmarkStart w:id="23" w:name="_Toc2934"/>
+      <w:r>
+        <w:rPr>
+          <w:rFonts w:hint="eastAsia"/>
+          <w:lang w:val="en-US" w:eastAsia="zh-CN"/>
+        </w:rPr>
+        <w:t>2.3 系统流程</w:t>
+      </w:r>
+      <w:bookmarkEnd w:id="23"/>
+    </w:p>
+    <w:p>
+      <w:pPr>
+        <w:pStyle w:val="34"/>
+        <w:bidi w:val="0"/>
+        <w:rPr>
+          <w:rFonts w:hint="default"/>
+          <w:lang w:val="en-US" w:eastAsia="zh-CN"/>
+        </w:rPr>
+      </w:pPr>
+      <w:r>
+        <w:rPr>
+          <w:rFonts w:hint="default"/>
+          <w:lang w:val="en-US" w:eastAsia="zh-CN"/>
+        </w:rPr>
+        <w:t>本系统采用链上（On-Chain）与链下（Off-Chain）相结合的混合架构，旨在最大化利用区块链技术优势的同时，规避其在性能和成本上的局限性。</w:t>
+      </w:r>
+    </w:p>
+    <w:p>
+      <w:pPr>
+        <w:pStyle w:val="34"/>
+        <w:bidi w:val="0"/>
+        <w:rPr>
+          <w:rFonts w:hint="default"/>
+          <w:lang w:val="en-US" w:eastAsia="zh-CN"/>
+        </w:rPr>
+      </w:pPr>
+      <w:r>
+        <w:rPr>
+          <w:rFonts w:hint="default"/>
+          <w:lang w:val="en-US" w:eastAsia="zh-CN"/>
+        </w:rPr>
+        <w:t xml:space="preserve">发起购买：用户（消费者）在前端 DApp 浏览并选择一个资源进行购买。前端调用智能合约的 grantAccess 函数，并通过 </w:t>
+      </w:r>
+      <w:r>
+        <w:rPr>
+          <w:rFonts w:hint="eastAsia"/>
+          <w:lang w:val="en-US" w:eastAsia="zh-CN"/>
+        </w:rPr>
+        <w:t>Remix</w:t>
+      </w:r>
+      <w:r>
+        <w:rPr>
+          <w:rFonts w:hint="default"/>
+          <w:lang w:val="en-US" w:eastAsia="zh-CN"/>
+        </w:rPr>
+        <w:t>附加相应的费用（msg.value）。</w:t>
+      </w:r>
+    </w:p>
+    <w:p>
+      <w:pPr>
+        <w:pStyle w:val="34"/>
+        <w:bidi w:val="0"/>
+        <w:rPr>
+          <w:rFonts w:hint="default"/>
+          <w:lang w:val="en-US" w:eastAsia="zh-CN"/>
+        </w:rPr>
+      </w:pPr>
+      <w:r>
+        <w:rPr>
+          <w:rFonts w:hint="default"/>
+          <w:lang w:val="en-US" w:eastAsia="zh-CN"/>
+        </w:rPr>
+        <w:t>支付与授权：MetaMask 请求用户确认支付。确认后，交易被发送到以太坊网络。</w:t>
+      </w:r>
+    </w:p>
+    <w:p>
+      <w:pPr>
+        <w:pStyle w:val="34"/>
+        <w:bidi w:val="0"/>
+        <w:rPr>
+          <w:rFonts w:hint="default"/>
+          <w:lang w:val="en-US" w:eastAsia="zh-CN"/>
+        </w:rPr>
+      </w:pPr>
+      <w:r>
+        <w:rPr>
+          <w:rFonts w:hint="default"/>
+          <w:lang w:val="en-US" w:eastAsia="zh-CN"/>
+        </w:rPr>
+        <w:t>自动分配：智能合约执行，首先验证支付金额是否正确，然后自动将费用转给资源所有者（实现了公平分配），同时在合约内部记录下购买者对该资源的访问权限（实现了权限管理）。</w:t>
+      </w:r>
+    </w:p>
+    <w:p>
+      <w:pPr>
+        <w:pStyle w:val="34"/>
+        <w:bidi w:val="0"/>
+        <w:rPr>
+          <w:rFonts w:hint="default"/>
+          <w:lang w:val="en-US" w:eastAsia="zh-CN"/>
+        </w:rPr>
+      </w:pPr>
+      <w:r>
+        <w:rPr>
+          <w:rFonts w:hint="default"/>
+          <w:lang w:val="en-US" w:eastAsia="zh-CN"/>
+        </w:rPr>
+        <w:t>获取内容：购买成功后，前端先调用智能合约的 hasAccess 函数验证用户的访问权限。验证通过后，前端从智能合约读取到该资源的 IPFS 哈希。</w:t>
+      </w:r>
+    </w:p>
+    <w:p>
+      <w:pPr>
+        <w:pStyle w:val="34"/>
+        <w:bidi w:val="0"/>
+        <w:rPr>
+          <w:rFonts w:hint="default"/>
+          <w:lang w:val="en-US" w:eastAsia="zh-CN"/>
+        </w:rPr>
+      </w:pPr>
+      <w:r>
+        <w:rPr>
+          <w:rFonts w:hint="default"/>
+          <w:lang w:val="en-US" w:eastAsia="zh-CN"/>
+        </w:rPr>
+        <w:t>解密与展示：前端使用此哈希从 IPFS 网络下载加密的文件，并通过安全的方式获取解密密钥（例如，密钥在购买成功后由贡献者点对点发送），最终将解密后的内容展示给用户。</w:t>
+      </w:r>
+    </w:p>
+    <w:p>
+      <w:pPr>
+        <w:pStyle w:val="34"/>
+        <w:bidi w:val="0"/>
+        <w:rPr>
+          <w:rFonts w:hint="default"/>
+          <w:lang w:val="en-US" w:eastAsia="zh-CN"/>
+        </w:rPr>
+      </w:pPr>
+      <w:r>
+        <w:rPr>
+          <w:rFonts w:hint="default"/>
           <w:lang w:val="en-US" w:eastAsia="zh-CN"/>
         </w:rPr>
         <w:t>通过这种分工，我们实现了：将**“权、钱、法”（所有权、资金流转、访问规则）这些需要高度信任和透明的核心逻辑放在链上，而将“物”**（实际的文件）放在链下高效、经济的存储系统中，构成了稳健且高效的去中心化应用架构。</w:t>
@@ -2199,24 +4863,1087 @@
     </w:p>
     <w:p>
       <w:pPr>
-        <w:pStyle w:val="3"/>
-        <w:bidi w:val="0"/>
-        <w:rPr>
-          <w:rFonts w:hint="default"/>
-          <w:lang w:val="en-US" w:eastAsia="zh-CN"/>
-        </w:rPr>
-      </w:pPr>
-      <w:r>
-        <w:rPr>
-          <w:rFonts w:hint="eastAsia"/>
-          <w:lang w:val="en-US" w:eastAsia="zh-CN"/>
-        </w:rPr>
-        <w:t>2.2 系统技术实现</w:t>
-      </w:r>
-    </w:p>
-    <w:p>
-      <w:pPr>
-        <w:pStyle w:val="5"/>
+        <w:pStyle w:val="32"/>
+        <w:numPr>
+          <w:ilvl w:val="1"/>
+          <w:numId w:val="0"/>
+        </w:numPr>
+        <w:bidi w:val="0"/>
+        <w:ind w:leftChars="200"/>
+        <w:rPr>
+          <w:rFonts w:hint="eastAsia"/>
+          <w:lang w:val="en-US" w:eastAsia="zh-CN"/>
+        </w:rPr>
+      </w:pPr>
+      <w:bookmarkStart w:id="24" w:name="_Toc23080"/>
+      <w:r>
+        <w:rPr>
+          <w:rFonts w:hint="eastAsia"/>
+          <w:lang w:val="en-US" w:eastAsia="zh-CN"/>
+        </w:rPr>
+        <w:t>2.4 难点与解决方案</w:t>
+      </w:r>
+      <w:bookmarkEnd w:id="24"/>
+    </w:p>
+    <w:p>
+      <w:pPr>
+        <w:pStyle w:val="34"/>
+        <w:bidi w:val="0"/>
+      </w:pPr>
+      <w:r>
+        <w:rPr>
+          <w:rFonts w:hint="default"/>
+        </w:rPr>
+        <w:t xml:space="preserve">用户入门与私钥管理 </w:t>
+      </w:r>
+      <w:r>
+        <w:t>传统互联网用户习惯于“用户名+密码”或社交登录，而Web3的私钥和助记词体系对他们来说既陌生又危险。助记词一旦丢失，资产便永久丢失，这构成了大规模用户采纳的最高门槛。要求一位知识付费用户去理解和保管助记词，是不切实际的。</w:t>
+      </w:r>
+    </w:p>
+    <w:p>
+      <w:pPr>
+        <w:pStyle w:val="34"/>
+        <w:bidi w:val="0"/>
+      </w:pPr>
+    </w:p>
+    <w:p>
+      <w:pPr>
+        <w:pStyle w:val="34"/>
+        <w:bidi w:val="0"/>
+        <w:rPr>
+          <w:rFonts w:hint="default"/>
+        </w:rPr>
+      </w:pPr>
+      <w:r>
+        <w:rPr>
+          <w:rFonts w:hint="default"/>
+        </w:rPr>
+        <w:t>解决方案：采用账户抽象 (Account Abstraction, AA) 技术</w:t>
+      </w:r>
+      <w:r>
+        <w:rPr>
+          <w:rFonts w:hint="default"/>
+        </w:rPr>
+        <w:br w:type="textWrapping"/>
+      </w:r>
+      <w:r>
+        <w:rPr>
+          <w:rFonts w:hint="default"/>
+        </w:rPr>
+        <w:t>我们不直接使用传统的外部账户（EOA），而是为每位用户部署一个智能合约钱包，遵循ERC-4337标准。这带来了革命性的体验优化：</w:t>
+      </w:r>
+    </w:p>
+    <w:p>
+      <w:pPr>
+        <w:pStyle w:val="34"/>
+        <w:bidi w:val="0"/>
+        <w:rPr>
+          <w:rFonts w:hint="default"/>
+          <w:lang w:val="en-US" w:eastAsia="zh-CN"/>
+        </w:rPr>
+      </w:pPr>
+      <w:r>
+        <w:rPr>
+          <w:rFonts w:hint="default"/>
+        </w:rPr>
+        <w:t>社交恢复与登录：用户的“私钥”可以通过多方计算 (MPC) 技术进行分片管理，一部分由用户设备持有，另一部分由可信节点或用户自己的其他设备（如手机、电脑）持有。这使得**“邮箱/社交账号登录”和“忘记密码”**成为可能。用户不再需要直接管理复杂的助记词。Gas费代付 (Gas Sponsorship)：在用户首次进行购买等操作时，平台可以通过账户抽象的“Paymaster”机制为其代付Gas费，实现零成本冷启动，极大降低了新用户的心理和操作障碍。</w:t>
+      </w:r>
+    </w:p>
+    <w:p>
+      <w:pPr>
+        <w:pStyle w:val="30"/>
+        <w:bidi w:val="0"/>
+        <w:ind w:left="0" w:leftChars="0" w:firstLine="420" w:firstLineChars="0"/>
+        <w:outlineLvl w:val="0"/>
+      </w:pPr>
+      <w:r>
+        <w:rPr>
+          <w:rFonts w:hint="eastAsia"/>
+          <w:lang w:val="en-US" w:eastAsia="zh-CN"/>
+        </w:rPr>
+        <w:t xml:space="preserve"> </w:t>
+      </w:r>
+      <w:bookmarkStart w:id="25" w:name="_Toc26"/>
+      <w:bookmarkStart w:id="26" w:name="_Toc1638"/>
+      <w:r>
+        <w:t>创新性与应用价值</w:t>
+      </w:r>
+      <w:bookmarkEnd w:id="25"/>
+      <w:bookmarkEnd w:id="26"/>
+    </w:p>
+    <w:p>
+      <w:pPr>
+        <w:pStyle w:val="32"/>
+        <w:numPr>
+          <w:ilvl w:val="1"/>
+          <w:numId w:val="0"/>
+        </w:numPr>
+        <w:bidi w:val="0"/>
+        <w:ind w:leftChars="200"/>
+        <w:rPr>
+          <w:rFonts w:hint="default"/>
+          <w:lang w:val="en-US" w:eastAsia="zh-CN"/>
+        </w:rPr>
+      </w:pPr>
+      <w:bookmarkStart w:id="27" w:name="_Toc13598"/>
+      <w:r>
+        <w:rPr>
+          <w:rFonts w:hint="eastAsia"/>
+          <w:lang w:val="en-US" w:eastAsia="zh-CN"/>
+        </w:rPr>
+        <w:t>3.1 技术与场景创新点</w:t>
+      </w:r>
+      <w:bookmarkEnd w:id="27"/>
+    </w:p>
+    <w:p>
+      <w:pPr>
+        <w:pStyle w:val="34"/>
+        <w:bidi w:val="0"/>
+      </w:pPr>
+      <w:r>
+        <w:t>创新点：本项目通过智能合约将“激励机制”和“权限管理”完全自动化和去信任化，与传统平台依赖中心化服务器进行结算和管理的模式有本质区别。</w:t>
+      </w:r>
+    </w:p>
+    <w:p>
+      <w:pPr>
+        <w:pStyle w:val="34"/>
+        <w:bidi w:val="0"/>
+        <w:ind w:firstLine="420"/>
+      </w:pPr>
+      <w:r>
+        <w:t>传统中心化平台</w:t>
+      </w:r>
+      <w:r>
+        <w:rPr>
+          <w:rFonts w:hint="eastAsia"/>
+          <w:lang w:eastAsia="zh-CN"/>
+        </w:rPr>
+        <w:t>：</w:t>
+      </w:r>
+      <w:r>
+        <w:t>平台方作为强制信用中介，处理所有支付和权限管理。平台抽成高昂（通常为30%-50%），结算周期长，且存在跨境支付壁垒。用户权限由平台中心化数据库控制，存在单点故障和数据篡改风险。创作者面临内容被审查、下架甚至被封禁账号的风险，所有积累的声誉和用户关系都可能瞬间归零。</w:t>
+      </w:r>
+    </w:p>
+    <w:p>
+      <w:pPr>
+        <w:pStyle w:val="34"/>
+        <w:bidi w:val="0"/>
+        <w:ind w:firstLine="420"/>
+        <w:rPr>
+          <w:rFonts w:hint="default"/>
+        </w:rPr>
+      </w:pPr>
+      <w:r>
+        <w:t>本项目（去中心化方案）智能合约作为自动化、透明的“代码中介”，自动执行规则。消费者支付的费用直接进入创作者的加密钱包，仅需支付极低的区块链网络费（Gas Fee）。访问权限作为一种通证（Token）或状态记录在区块链上，不可篡改，永久有效。内容元数据和交易记录存于链上，实现了</w:t>
+      </w:r>
+      <w:r>
+        <w:rPr>
+          <w:rFonts w:hint="default"/>
+        </w:rPr>
+        <w:t>所有权与平台的分离。创作者真正拥有其数字资产和社交图谱。</w:t>
+      </w:r>
+    </w:p>
+    <w:p>
+      <w:pPr>
+        <w:pStyle w:val="34"/>
+        <w:bidi w:val="0"/>
+        <w:ind w:firstLine="420"/>
+        <w:rPr>
+          <w:rFonts w:hint="eastAsia"/>
+          <w:lang w:eastAsia="zh-CN"/>
+        </w:rPr>
+      </w:pPr>
+      <w:r>
+        <w:rPr>
+          <w:rFonts w:hint="eastAsia"/>
+          <w:lang w:val="en-US" w:eastAsia="zh-CN"/>
+        </w:rPr>
+        <w:t>所以本项目优势体现再</w:t>
+      </w:r>
+      <w:r>
+        <w:t>去信任化</w:t>
+      </w:r>
+      <w:r>
+        <w:rPr>
+          <w:rFonts w:hint="default"/>
+        </w:rPr>
+        <w:t>：无需信任任何第三方机构，规则由代码保证，公开透明。</w:t>
+      </w:r>
+      <w:r>
+        <w:t>经济高效</w:t>
+      </w:r>
+      <w:r>
+        <w:rPr>
+          <w:rFonts w:hint="default"/>
+        </w:rPr>
+        <w:t>：创作者收入大幅提升，资金近乎实时到账，天然支持全球无差别支付。权限记录公开可查、不可删除，杜绝了平台方单方面剥夺用户已购内容权限的可能。</w:t>
+      </w:r>
+    </w:p>
+    <w:p>
+      <w:pPr>
+        <w:pStyle w:val="32"/>
+        <w:numPr>
+          <w:ilvl w:val="1"/>
+          <w:numId w:val="0"/>
+        </w:numPr>
+        <w:bidi w:val="0"/>
+        <w:ind w:leftChars="200"/>
+        <w:rPr>
+          <w:rFonts w:hint="default"/>
+          <w:lang w:val="en-US" w:eastAsia="zh-CN"/>
+        </w:rPr>
+      </w:pPr>
+      <w:bookmarkStart w:id="28" w:name="_Toc22863"/>
+      <w:r>
+        <w:rPr>
+          <w:rFonts w:hint="eastAsia"/>
+          <w:lang w:val="en-US" w:eastAsia="zh-CN"/>
+        </w:rPr>
+        <w:t>3.2 应用价值</w:t>
+      </w:r>
+      <w:bookmarkEnd w:id="28"/>
+    </w:p>
+    <w:p>
+      <w:pPr>
+        <w:pStyle w:val="34"/>
+        <w:bidi w:val="0"/>
+      </w:pPr>
+      <w:r>
+        <w:t>本项目的应用价值在于为全球知识创作者和学习者赋能，构建一个更公平、透明、高效的知识共享生态系统。</w:t>
+      </w:r>
+    </w:p>
+    <w:p>
+      <w:pPr>
+        <w:pStyle w:val="34"/>
+        <w:bidi w:val="0"/>
+        <w:rPr>
+          <w:rFonts w:hint="default"/>
+        </w:rPr>
+      </w:pPr>
+      <w:r>
+        <w:rPr>
+          <w:rFonts w:hint="default"/>
+        </w:rPr>
+        <w:t>经济价值：大幅降低创作者的交易成本：以具体案例说明，一位课程创作者通过传统平台获得1000美元的销售额，在平台抽成30%后，实际到手仅700美元。而在本项目的模型下，创作者几乎可以获得100%的销售额（减去约几美元的网络交易费），直接将创作者的净收入提升了超过40%。激活全球长尾市场：对于发展中国家的创作者而言，他们可以绕过复杂的国际支付网关（如PayPal、Stripe）和高昂的货币兑换费用，直接向全球用户提供知识服务。例如，一位印度的编程教师可以轻松地将课程销售给一位阿根廷的学生，整个过程像发送一封邮件一样简单、快捷。</w:t>
+      </w:r>
+    </w:p>
+    <w:p>
+      <w:pPr>
+        <w:pStyle w:val="34"/>
+        <w:bidi w:val="0"/>
+        <w:rPr>
+          <w:rFonts w:hint="default"/>
+        </w:rPr>
+      </w:pPr>
+      <w:r>
+        <w:rPr>
+          <w:rFonts w:hint="default"/>
+        </w:rPr>
+        <w:t>社会价值：提升知识产权交易的透明度：所有购买和授权记录都在区块链上公开可查，这极大提升了整个系统的透明度。这类似于利用区块链技术提升供应链的透明度，本项目实现的是**“知识供应链”的透明化**，让价值从消费者到创作者的流动清晰可见、不可篡改。保障个体创作者的数字权利：在Web2.0时代，创作者的数据和社交关系实际上被平台所“拥有”。本项目通过去中心化身份和链上记录，将数据所有权归还给创作者本人，保障了其数字资产的安全性和可迁移性，为一个更开放和以用户为中心的互联网（Web3.0）奠定了基础。</w:t>
+      </w:r>
+    </w:p>
+    <w:p>
+      <w:pPr>
+        <w:pStyle w:val="34"/>
+        <w:bidi w:val="0"/>
+        <w:rPr>
+          <w:rFonts w:hint="default"/>
+          <w:lang w:val="en-US" w:eastAsia="zh-CN"/>
+        </w:rPr>
+      </w:pPr>
+      <w:r>
+        <w:rPr>
+          <w:rFonts w:hint="eastAsia"/>
+          <w:lang w:val="en-US" w:eastAsia="zh-CN"/>
+        </w:rPr>
+        <w:t>相关案例：如</w:t>
+      </w:r>
+      <w:r>
+        <w:rPr>
+          <w:rFonts w:hint="default"/>
+          <w:lang w:val="en-US" w:eastAsia="zh-CN"/>
+        </w:rPr>
+        <w:t>一位在人工智能伦理领域颇有建树的独立研究员。她完成了一篇关于“AI决策公平性”的前沿研究报告，并制作了一系列深度解析视频。她希望将这些知识成果分享给全球的AI从业者和学生，并获得合理的回报。</w:t>
+      </w:r>
+    </w:p>
+    <w:p>
+      <w:pPr>
+        <w:pStyle w:val="34"/>
+        <w:bidi w:val="0"/>
+        <w:rPr>
+          <w:rFonts w:hint="default"/>
+          <w:lang w:val="en-US" w:eastAsia="zh-CN"/>
+        </w:rPr>
+      </w:pPr>
+      <w:r>
+        <w:rPr>
+          <w:rFonts w:hint="default"/>
+          <w:lang w:val="en-US" w:eastAsia="zh-CN"/>
+        </w:rPr>
+        <w:t>在传统模式下，Dr. Eva面临以下障碍：高昂的渠道成本：若通过学术期刊发表，读者需支付高额订阅费，而她本人几乎没有直接收入。若放在在线教育平台，平台通常会抽取30%-50%的销售分成为“服务费”。复杂的跨境结算：一位阿根廷的学生想购买她的课程，必须通过信用卡或PayPal。整个过程涉及高昂的国际手续费、货币兑换损失，且结算周期漫长。不稳定的平台政策：平台可能因“内容小众”而降低其曝光度，或因政策变动单方面下架其内容，导致她的心血付之东流。所有权的丧失：她无法真正拥有自己的用户社群。学生的购买记录和联系方式都掌握在平台手中，一旦离开平台，所有积累都将清零。</w:t>
+      </w:r>
+    </w:p>
+    <w:p>
+      <w:pPr>
+        <w:pStyle w:val="34"/>
+        <w:bidi w:val="0"/>
+        <w:rPr>
+          <w:rFonts w:hint="default"/>
+          <w:lang w:val="en-US" w:eastAsia="zh-CN"/>
+        </w:rPr>
+      </w:pPr>
+      <w:r>
+        <w:rPr>
+          <w:rFonts w:hint="default"/>
+          <w:lang w:val="en-US" w:eastAsia="zh-CN"/>
+        </w:rPr>
+        <w:t>创新点：本项目如何为</w:t>
+      </w:r>
+      <w:r>
+        <w:rPr>
+          <w:rFonts w:hint="eastAsia"/>
+          <w:lang w:val="en-US" w:eastAsia="zh-CN"/>
+        </w:rPr>
+        <w:t>此案例</w:t>
+      </w:r>
+      <w:r>
+        <w:rPr>
+          <w:rFonts w:hint="default"/>
+          <w:lang w:val="en-US" w:eastAsia="zh-CN"/>
+        </w:rPr>
+        <w:t>破局</w:t>
+      </w:r>
+    </w:p>
+    <w:p>
+      <w:pPr>
+        <w:pStyle w:val="34"/>
+        <w:bidi w:val="0"/>
+        <w:rPr>
+          <w:rFonts w:hint="default"/>
+          <w:lang w:val="en-US" w:eastAsia="zh-CN"/>
+        </w:rPr>
+      </w:pPr>
+      <w:r>
+        <w:rPr>
+          <w:rFonts w:hint="default"/>
+          <w:lang w:val="en-US" w:eastAsia="zh-CN"/>
+        </w:rPr>
+        <w:t>本项目的核心创新在于利用智能合约，为Dr. Eva这样的个体知识创作者提供了一套去中心化的发行、交易与授权基础设施。这与传统方案存在本质区别。通过重构底层的信任机制和价值分配模式，真正赋能个体知识创作者，有望催生一个更加公平、透明、高效的全球知识共享生态系统。彻底移除中间商，将几乎100%的价值归还创作者。智能合约成为其永不停止、绝对忠诚的“自动化销售代理”。用户的访问权限变成了一种可验证、可拥有的数字资产，确保了其长期权益，这在传统模式下是无法想象的。</w:t>
+      </w:r>
+    </w:p>
+    <w:p>
+      <w:pPr>
+        <w:pStyle w:val="30"/>
+        <w:bidi w:val="0"/>
+        <w:ind w:left="0" w:leftChars="0" w:firstLine="420" w:firstLineChars="0"/>
+        <w:outlineLvl w:val="0"/>
+      </w:pPr>
+      <w:r>
+        <w:rPr>
+          <w:rFonts w:hint="eastAsia"/>
+          <w:lang w:val="en-US" w:eastAsia="zh-CN"/>
+        </w:rPr>
+        <w:t xml:space="preserve"> </w:t>
+      </w:r>
+      <w:bookmarkStart w:id="29" w:name="_Toc26014"/>
+      <w:bookmarkStart w:id="30" w:name="_Toc15269"/>
+      <w:r>
+        <w:t>测试与验证</w:t>
+      </w:r>
+      <w:bookmarkEnd w:id="29"/>
+      <w:bookmarkEnd w:id="30"/>
+    </w:p>
+    <w:p>
+      <w:pPr>
+        <w:pStyle w:val="34"/>
+        <w:bidi w:val="0"/>
+        <w:ind w:left="0" w:leftChars="0" w:firstLine="0" w:firstLineChars="0"/>
+        <w:rPr>
+          <w:rFonts w:hint="eastAsia" w:eastAsia="宋体"/>
+          <w:lang w:val="en-US" w:eastAsia="zh-CN"/>
+        </w:rPr>
+      </w:pPr>
+      <w:r>
+        <w:t>测试环境：Remix IDE, 测试网</w:t>
+      </w:r>
+      <w:r>
+        <w:rPr>
+          <w:rFonts w:hint="eastAsia"/>
+          <w:lang w:val="en-US" w:eastAsia="zh-CN"/>
+        </w:rPr>
+        <w:t>.</w:t>
+      </w:r>
+    </w:p>
+    <w:p>
+      <w:pPr>
+        <w:pStyle w:val="32"/>
+        <w:numPr>
+          <w:ilvl w:val="1"/>
+          <w:numId w:val="0"/>
+        </w:numPr>
+        <w:bidi w:val="0"/>
+        <w:ind w:leftChars="200"/>
+        <w:rPr>
+          <w:rFonts w:hint="eastAsia"/>
+          <w:lang w:eastAsia="zh-CN"/>
+        </w:rPr>
+      </w:pPr>
+      <w:bookmarkStart w:id="31" w:name="_Toc18451"/>
+      <w:r>
+        <w:rPr>
+          <w:rFonts w:hint="eastAsia"/>
+          <w:lang w:val="en-US" w:eastAsia="zh-CN"/>
+        </w:rPr>
+        <w:t>4.1</w:t>
+      </w:r>
+      <w:r>
+        <w:rPr>
+          <w:rFonts w:hint="eastAsia"/>
+          <w:lang w:eastAsia="zh-CN"/>
+        </w:rPr>
+        <w:t>测试用例与结果</w:t>
+      </w:r>
+      <w:bookmarkEnd w:id="31"/>
+    </w:p>
+    <w:p>
+      <w:pPr>
+        <w:pStyle w:val="34"/>
+        <w:bidi w:val="0"/>
+        <w:rPr>
+          <w:rFonts w:hint="eastAsia"/>
+          <w:lang w:eastAsia="zh-CN"/>
+        </w:rPr>
+      </w:pPr>
+      <w:r>
+        <w:rPr>
+          <w:rFonts w:hint="eastAsia"/>
+          <w:lang w:eastAsia="zh-CN"/>
+        </w:rPr>
+        <w:t>功能描述：资源所有者（Alice）能够将资源信息上传至区块链，并设定价格。</w:t>
+      </w:r>
+    </w:p>
+    <w:p>
+      <w:pPr>
+        <w:pStyle w:val="34"/>
+        <w:bidi w:val="0"/>
+        <w:rPr>
+          <w:rFonts w:hint="eastAsia"/>
+          <w:lang w:eastAsia="zh-CN"/>
+        </w:rPr>
+      </w:pPr>
+      <w:r>
+        <w:rPr>
+          <w:rFonts w:hint="eastAsia"/>
+          <w:lang w:eastAsia="zh-CN"/>
+        </w:rPr>
+        <w:t>操作步骤：确认身份： 在 ACCOUNT 下拉菜单中选择第一个账户 (Alice)。</w:t>
+      </w:r>
+    </w:p>
+    <w:p>
+      <w:pPr>
+        <w:pStyle w:val="34"/>
+        <w:bidi w:val="0"/>
+        <w:ind w:left="0" w:leftChars="0" w:firstLine="0" w:firstLineChars="0"/>
+        <w:rPr>
+          <w:rFonts w:hint="eastAsia"/>
+          <w:lang w:eastAsia="zh-CN"/>
+        </w:rPr>
+      </w:pPr>
+      <w:r>
+        <w:rPr>
+          <w:rFonts w:hint="eastAsia"/>
+          <w:lang w:eastAsia="zh-CN"/>
+        </w:rPr>
+        <w:t>调用函数： 在 "Deployed Contracts" 下找到 ResourceSharing 合约，展开并定位到 addResource 函数。</w:t>
+      </w:r>
+    </w:p>
+    <w:p>
+      <w:pPr>
+        <w:pStyle w:val="34"/>
+        <w:bidi w:val="0"/>
+        <w:rPr>
+          <w:rFonts w:hint="eastAsia"/>
+          <w:lang w:eastAsia="zh-CN"/>
+        </w:rPr>
+      </w:pPr>
+      <w:r>
+        <w:rPr>
+          <w:rFonts w:hint="eastAsia"/>
+          <w:lang w:eastAsia="zh-CN"/>
+        </w:rPr>
+        <w:t>输入参数：_name: "Introduction to Blockchain"</w:t>
+      </w:r>
+      <w:r>
+        <w:rPr>
+          <w:rFonts w:hint="eastAsia"/>
+          <w:lang w:val="en-US" w:eastAsia="zh-CN"/>
+        </w:rPr>
+        <w:t>,</w:t>
+      </w:r>
+      <w:r>
+        <w:rPr>
+          <w:rFonts w:hint="eastAsia"/>
+          <w:lang w:eastAsia="zh-CN"/>
+        </w:rPr>
+        <w:t>_ipfsHash: "10000000000000000"</w:t>
+      </w:r>
+    </w:p>
+    <w:p>
+      <w:pPr>
+        <w:pStyle w:val="34"/>
+        <w:bidi w:val="0"/>
+        <w:rPr>
+          <w:rFonts w:hint="eastAsia"/>
+          <w:lang w:eastAsia="zh-CN"/>
+        </w:rPr>
+      </w:pPr>
+      <w:r>
+        <w:rPr>
+          <w:rFonts w:hint="eastAsia"/>
+          <w:lang w:eastAsia="zh-CN"/>
+        </w:rPr>
+        <w:t>_price: 10000000000000000 (wei)</w:t>
+      </w:r>
+    </w:p>
+    <w:p>
+      <w:pPr>
+        <w:pStyle w:val="34"/>
+        <w:bidi w:val="0"/>
+        <w:rPr>
+          <w:rFonts w:hint="eastAsia"/>
+          <w:lang w:eastAsia="zh-CN"/>
+        </w:rPr>
+      </w:pPr>
+      <w:r>
+        <w:rPr>
+          <w:rFonts w:hint="eastAsia"/>
+          <w:lang w:eastAsia="zh-CN"/>
+        </w:rPr>
+        <w:t>验证： 点击橙色的 "transact" 按钮发起交易。</w:t>
+      </w:r>
+    </w:p>
+    <w:p>
+      <w:pPr>
+        <w:pStyle w:val="34"/>
+        <w:bidi w:val="0"/>
+        <w:rPr>
+          <w:rFonts w:hint="eastAsia"/>
+          <w:lang w:eastAsia="zh-CN"/>
+        </w:rPr>
+      </w:pPr>
+      <w:r>
+        <w:rPr>
+          <w:rFonts w:hint="eastAsia"/>
+          <w:lang w:eastAsia="zh-CN"/>
+        </w:rPr>
+        <w:t>预期结果： 交易成功，资源信息被成功记录在区块链上。</w:t>
+      </w:r>
+    </w:p>
+    <w:p>
+      <w:pPr>
+        <w:pStyle w:val="34"/>
+        <w:bidi w:val="0"/>
+        <w:rPr>
+          <w:rFonts w:hint="eastAsia"/>
+          <w:lang w:eastAsia="zh-CN"/>
+        </w:rPr>
+      </w:pPr>
+      <w:r>
+        <w:rPr>
+          <w:rFonts w:hint="eastAsia"/>
+          <w:lang w:eastAsia="zh-CN"/>
+        </w:rPr>
+        <w:t>实际结果： 交易立即成功，通过查询合约状态，可以验证新的资源已添加，且信息与输入一致。</w:t>
+      </w:r>
+    </w:p>
+    <w:p>
+      <w:pPr>
+        <w:pStyle w:val="34"/>
+        <w:bidi w:val="0"/>
+        <w:rPr>
+          <w:rFonts w:hint="eastAsia"/>
+          <w:lang w:eastAsia="zh-CN"/>
+        </w:rPr>
+      </w:pPr>
+      <w:r>
+        <w:rPr>
+          <w:rFonts w:hint="eastAsia"/>
+          <w:lang w:eastAsia="zh-CN"/>
+        </w:rPr>
+        <w:t>结论： 通过</w:t>
+      </w:r>
+    </w:p>
+    <w:p>
+      <w:pPr>
+        <w:pStyle w:val="11"/>
+        <w:keepNext w:val="0"/>
+        <w:keepLines w:val="0"/>
+        <w:widowControl/>
+        <w:suppressLineNumbers w:val="0"/>
+        <w:spacing w:before="0" w:beforeAutospacing="1" w:after="0" w:afterAutospacing="1"/>
+        <w:ind w:right="0"/>
+        <w:jc w:val="both"/>
+        <w:rPr>
+          <w:rFonts w:hint="eastAsia" w:eastAsia="宋体"/>
+          <w:lang w:eastAsia="zh-CN"/>
+        </w:rPr>
+      </w:pPr>
+      <w:r>
+        <w:rPr>
+          <w:rFonts w:hint="eastAsia" w:eastAsia="宋体"/>
+          <w:lang w:eastAsia="zh-CN"/>
+        </w:rPr>
+        <w:pict>
+          <v:shape id="_x0000_i1027" o:spt="75" alt="图片1" type="#_x0000_t75" style="height:261.2pt;width:467.35pt;" filled="f" o:preferrelative="t" stroked="f" coordsize="21600,21600">
+            <v:path/>
+            <v:fill on="f" focussize="0,0"/>
+            <v:stroke on="f"/>
+            <v:imagedata r:id="rId10" o:title="图片1"/>
+            <o:lock v:ext="edit" aspectratio="t"/>
+            <w10:wrap type="none"/>
+            <w10:anchorlock/>
+          </v:shape>
+        </w:pict>
+      </w:r>
+    </w:p>
+    <w:p>
+      <w:pPr>
+        <w:pStyle w:val="34"/>
+        <w:bidi w:val="0"/>
+        <w:rPr>
+          <w:rFonts w:hint="eastAsia"/>
+          <w:lang w:eastAsia="zh-CN"/>
+        </w:rPr>
+      </w:pPr>
+      <w:r>
+        <w:rPr>
+          <w:rFonts w:hint="eastAsia"/>
+          <w:lang w:eastAsia="zh-CN"/>
+        </w:rPr>
+        <w:t>功能描述：用户（Bob）可以支付指定费用，购买资源的访问权限。</w:t>
+      </w:r>
+    </w:p>
+    <w:p>
+      <w:pPr>
+        <w:pStyle w:val="34"/>
+        <w:bidi w:val="0"/>
+        <w:rPr>
+          <w:rFonts w:hint="eastAsia"/>
+          <w:lang w:eastAsia="zh-CN"/>
+        </w:rPr>
+      </w:pPr>
+      <w:r>
+        <w:rPr>
+          <w:rFonts w:hint="eastAsia"/>
+          <w:lang w:eastAsia="zh-CN"/>
+        </w:rPr>
+        <w:t>操作步骤：</w:t>
+      </w:r>
+    </w:p>
+    <w:p>
+      <w:pPr>
+        <w:pStyle w:val="34"/>
+        <w:bidi w:val="0"/>
+        <w:rPr>
+          <w:rFonts w:hint="eastAsia"/>
+          <w:lang w:eastAsia="zh-CN"/>
+        </w:rPr>
+      </w:pPr>
+      <w:r>
+        <w:rPr>
+          <w:rFonts w:hint="eastAsia"/>
+          <w:lang w:eastAsia="zh-CN"/>
+        </w:rPr>
+        <w:t>切换身份：ACCOUNT下拉菜单中选择第二个账户 (Bob)。准备支付：在VALUE输入框中输入10000000000000000，单位选择 wei。</w:t>
+      </w:r>
+    </w:p>
+    <w:p>
+      <w:pPr>
+        <w:pStyle w:val="34"/>
+        <w:bidi w:val="0"/>
+        <w:rPr>
+          <w:rFonts w:hint="eastAsia"/>
+          <w:lang w:eastAsia="zh-CN"/>
+        </w:rPr>
+      </w:pPr>
+      <w:r>
+        <w:rPr>
+          <w:rFonts w:hint="eastAsia"/>
+          <w:lang w:eastAsia="zh-CN"/>
+        </w:rPr>
+        <w:t>执行购买： 在已部署的合约中，找到 grantAccess 函数。</w:t>
+      </w:r>
+    </w:p>
+    <w:p>
+      <w:pPr>
+        <w:pStyle w:val="34"/>
+        <w:bidi w:val="0"/>
+        <w:rPr>
+          <w:rFonts w:hint="eastAsia"/>
+          <w:lang w:eastAsia="zh-CN"/>
+        </w:rPr>
+      </w:pPr>
+      <w:r>
+        <w:rPr>
+          <w:rFonts w:hint="eastAsia"/>
+          <w:lang w:eastAsia="zh-CN"/>
+        </w:rPr>
+        <w:t>输入参数：_resourceId: 1</w:t>
+      </w:r>
+    </w:p>
+    <w:p>
+      <w:pPr>
+        <w:pStyle w:val="34"/>
+        <w:bidi w:val="0"/>
+        <w:rPr>
+          <w:rFonts w:hint="eastAsia"/>
+          <w:lang w:eastAsia="zh-CN"/>
+        </w:rPr>
+      </w:pPr>
+      <w:r>
+        <w:rPr>
+          <w:rFonts w:hint="eastAsia"/>
+          <w:lang w:eastAsia="zh-CN"/>
+        </w:rPr>
+        <w:t>验证： 点击橙色的 "transact" 按钮发起交易。</w:t>
+      </w:r>
+    </w:p>
+    <w:p>
+      <w:pPr>
+        <w:pStyle w:val="34"/>
+        <w:bidi w:val="0"/>
+        <w:rPr>
+          <w:rFonts w:hint="eastAsia"/>
+          <w:lang w:eastAsia="zh-CN"/>
+        </w:rPr>
+      </w:pPr>
+      <w:r>
+        <w:rPr>
+          <w:rFonts w:hint="eastAsia"/>
+          <w:lang w:eastAsia="zh-CN"/>
+        </w:rPr>
+        <w:t>预期结果：</w:t>
+      </w:r>
+    </w:p>
+    <w:p>
+      <w:pPr>
+        <w:pStyle w:val="34"/>
+        <w:bidi w:val="0"/>
+        <w:rPr>
+          <w:rFonts w:hint="eastAsia"/>
+          <w:lang w:eastAsia="zh-CN"/>
+        </w:rPr>
+      </w:pPr>
+      <w:r>
+        <w:rPr>
+          <w:rFonts w:hint="eastAsia"/>
+          <w:lang w:eastAsia="zh-CN"/>
+        </w:rPr>
+        <w:t>Bob 成功获得资源 ID 为 1 的访问权限。Bob 的账户余额相应减少。</w:t>
+      </w:r>
+    </w:p>
+    <w:p>
+      <w:pPr>
+        <w:pStyle w:val="34"/>
+        <w:bidi w:val="0"/>
+        <w:rPr>
+          <w:rFonts w:hint="eastAsia"/>
+          <w:lang w:eastAsia="zh-CN"/>
+        </w:rPr>
+      </w:pPr>
+      <w:r>
+        <w:rPr>
+          <w:rFonts w:hint="eastAsia"/>
+          <w:lang w:eastAsia="zh-CN"/>
+        </w:rPr>
+        <w:t>实际结果： 交易立即成功。查询合约状态显示 Bob 已拥有对资源 1 的访问权限。查看账户余额，Alice 成功收到了费用，Bob 的余额也已扣除相应数额。</w:t>
+      </w:r>
+    </w:p>
+    <w:p>
+      <w:pPr>
+        <w:pStyle w:val="34"/>
+        <w:bidi w:val="0"/>
+        <w:rPr>
+          <w:rFonts w:hint="eastAsia"/>
+          <w:lang w:eastAsia="zh-CN"/>
+        </w:rPr>
+      </w:pPr>
+      <w:r>
+        <w:rPr>
+          <w:rFonts w:hint="eastAsia"/>
+          <w:lang w:eastAsia="zh-CN"/>
+        </w:rPr>
+        <w:t>结论： 通过</w:t>
+      </w:r>
+    </w:p>
+    <w:p>
+      <w:pPr>
+        <w:pStyle w:val="11"/>
+        <w:keepNext w:val="0"/>
+        <w:keepLines w:val="0"/>
+        <w:widowControl/>
+        <w:suppressLineNumbers w:val="0"/>
+        <w:spacing w:before="0" w:beforeAutospacing="1" w:after="0" w:afterAutospacing="1"/>
+        <w:ind w:right="0"/>
+        <w:jc w:val="both"/>
+        <w:rPr>
+          <w:rFonts w:hint="eastAsia" w:eastAsia="宋体"/>
+          <w:lang w:eastAsia="zh-CN"/>
+        </w:rPr>
+      </w:pPr>
+      <w:r>
+        <w:rPr>
+          <w:rFonts w:hint="eastAsia" w:eastAsia="宋体"/>
+          <w:lang w:eastAsia="zh-CN"/>
+        </w:rPr>
+        <w:pict>
+          <v:shape id="_x0000_i1028" o:spt="75" alt="图片2" type="#_x0000_t75" style="height:150.4pt;width:467.3pt;" filled="f" o:preferrelative="t" stroked="f" coordsize="21600,21600">
+            <v:path/>
+            <v:fill on="f" focussize="0,0"/>
+            <v:stroke on="f"/>
+            <v:imagedata r:id="rId11" o:title="图片2"/>
+            <o:lock v:ext="edit" aspectratio="t"/>
+            <w10:wrap type="none"/>
+            <w10:anchorlock/>
+          </v:shape>
+        </w:pict>
+      </w:r>
+    </w:p>
+    <w:p>
+      <w:pPr>
+        <w:pStyle w:val="30"/>
+        <w:numPr>
+          <w:ilvl w:val="0"/>
+          <w:numId w:val="0"/>
+        </w:numPr>
+        <w:bidi w:val="0"/>
+        <w:ind w:left="420" w:leftChars="0"/>
+      </w:pPr>
+      <w:bookmarkStart w:id="32" w:name="_Toc27670"/>
+      <w:bookmarkStart w:id="33" w:name="_Toc26599"/>
+      <w:r>
+        <w:rPr>
+          <w:rFonts w:hint="eastAsia"/>
+          <w:lang w:val="en-US" w:eastAsia="zh-CN"/>
+        </w:rPr>
+        <w:t>参考</w:t>
+      </w:r>
+      <w:r>
+        <w:t>文献</w:t>
+      </w:r>
+      <w:bookmarkEnd w:id="32"/>
+      <w:bookmarkEnd w:id="33"/>
+      <w:r>
+        <w:t xml:space="preserve"> </w:t>
+      </w:r>
+    </w:p>
+    <w:p>
+      <w:pPr>
+        <w:pStyle w:val="11"/>
+        <w:keepNext w:val="0"/>
+        <w:keepLines w:val="0"/>
+        <w:pageBreakBefore w:val="0"/>
+        <w:widowControl/>
+        <w:numPr>
+          <w:ilvl w:val="0"/>
+          <w:numId w:val="4"/>
+        </w:numPr>
+        <w:suppressLineNumbers w:val="0"/>
+        <w:kinsoku/>
+        <w:wordWrap/>
+        <w:overflowPunct/>
+        <w:topLinePunct w:val="0"/>
+        <w:autoSpaceDE/>
+        <w:autoSpaceDN/>
+        <w:bidi w:val="0"/>
+        <w:adjustRightInd/>
+        <w:snapToGrid/>
+        <w:spacing w:line="360" w:lineRule="auto"/>
+        <w:textAlignment w:val="auto"/>
+        <w:rPr>
+          <w:rFonts w:hint="eastAsia" w:ascii="宋体" w:hAnsi="宋体" w:eastAsia="宋体" w:cs="宋体"/>
+        </w:rPr>
+      </w:pPr>
+      <w:r>
+        <w:rPr>
+          <w:rFonts w:hint="eastAsia" w:ascii="宋体" w:hAnsi="宋体" w:eastAsia="宋体" w:cs="宋体"/>
+        </w:rPr>
+        <w:t>闫莺, 郑凯, 郭众鑫. 以太坊技术详解与实战 [M]. 北京: 机械工业出版社, 2018.</w:t>
+      </w:r>
+    </w:p>
+    <w:p>
+      <w:pPr>
+        <w:pStyle w:val="11"/>
+        <w:keepNext w:val="0"/>
+        <w:keepLines w:val="0"/>
+        <w:pageBreakBefore w:val="0"/>
+        <w:widowControl/>
+        <w:numPr>
+          <w:ilvl w:val="0"/>
+          <w:numId w:val="4"/>
+        </w:numPr>
+        <w:suppressLineNumbers w:val="0"/>
+        <w:kinsoku/>
+        <w:wordWrap/>
+        <w:overflowPunct/>
+        <w:topLinePunct w:val="0"/>
+        <w:autoSpaceDE/>
+        <w:autoSpaceDN/>
+        <w:bidi w:val="0"/>
+        <w:adjustRightInd/>
+        <w:snapToGrid/>
+        <w:spacing w:line="360" w:lineRule="auto"/>
+        <w:textAlignment w:val="auto"/>
+        <w:rPr>
+          <w:rFonts w:hint="eastAsia" w:ascii="宋体" w:hAnsi="宋体" w:eastAsia="宋体" w:cs="宋体"/>
+        </w:rPr>
+      </w:pPr>
+      <w:r>
+        <w:rPr>
+          <w:rFonts w:hint="eastAsia" w:ascii="宋体" w:hAnsi="宋体" w:eastAsia="宋体" w:cs="宋体"/>
+        </w:rPr>
+        <w:t xml:space="preserve">长铗, 韩锋. 区块链: 从数字货币到信用社会 [M]. 北京: 中信出版社, 2016. </w:t>
+      </w:r>
+    </w:p>
+    <w:p>
+      <w:pPr>
+        <w:pStyle w:val="11"/>
+        <w:keepNext w:val="0"/>
+        <w:keepLines w:val="0"/>
+        <w:pageBreakBefore w:val="0"/>
+        <w:widowControl/>
+        <w:numPr>
+          <w:ilvl w:val="0"/>
+          <w:numId w:val="4"/>
+        </w:numPr>
+        <w:suppressLineNumbers w:val="0"/>
+        <w:kinsoku/>
+        <w:wordWrap/>
+        <w:overflowPunct/>
+        <w:topLinePunct w:val="0"/>
+        <w:autoSpaceDE/>
+        <w:autoSpaceDN/>
+        <w:bidi w:val="0"/>
+        <w:adjustRightInd/>
+        <w:snapToGrid/>
+        <w:spacing w:line="360" w:lineRule="auto"/>
+        <w:textAlignment w:val="auto"/>
+        <w:rPr>
+          <w:rFonts w:hint="eastAsia" w:ascii="宋体" w:hAnsi="宋体" w:eastAsia="宋体" w:cs="宋体"/>
+        </w:rPr>
+      </w:pPr>
+      <w:r>
+        <w:rPr>
+          <w:rFonts w:hint="eastAsia" w:ascii="宋体" w:hAnsi="宋体" w:eastAsia="宋体" w:cs="宋体"/>
+        </w:rPr>
+        <w:t xml:space="preserve">张健. 区块链：定义未来金融与经济新格局 [M]. 北京: 机械工业出版社, 2016. </w:t>
+      </w:r>
+    </w:p>
+    <w:p>
+      <w:pPr>
+        <w:pStyle w:val="11"/>
+        <w:keepNext w:val="0"/>
+        <w:keepLines w:val="0"/>
+        <w:pageBreakBefore w:val="0"/>
+        <w:widowControl/>
+        <w:numPr>
+          <w:ilvl w:val="0"/>
+          <w:numId w:val="4"/>
+        </w:numPr>
+        <w:suppressLineNumbers w:val="0"/>
+        <w:kinsoku/>
+        <w:wordWrap/>
+        <w:overflowPunct/>
+        <w:topLinePunct w:val="0"/>
+        <w:autoSpaceDE/>
+        <w:autoSpaceDN/>
+        <w:bidi w:val="0"/>
+        <w:adjustRightInd/>
+        <w:snapToGrid/>
+        <w:spacing w:line="360" w:lineRule="auto"/>
+        <w:textAlignment w:val="auto"/>
+        <w:rPr>
+          <w:rFonts w:hint="eastAsia" w:ascii="宋体" w:hAnsi="宋体" w:eastAsia="宋体" w:cs="宋体"/>
+        </w:rPr>
+      </w:pPr>
+      <w:r>
+        <w:rPr>
+          <w:rFonts w:hint="eastAsia" w:ascii="宋体" w:hAnsi="宋体" w:eastAsia="宋体" w:cs="宋体"/>
+        </w:rPr>
+        <w:t>何帅, 黄襄念, 陈晓亮. 区块链跨链技术发展及应用研究综述 [J]. 西华大学学报(自然科学版), 2021, 40(3): 1-14.</w:t>
+      </w:r>
+    </w:p>
+    <w:p>
+      <w:pPr>
+        <w:pStyle w:val="11"/>
+        <w:keepNext w:val="0"/>
+        <w:keepLines w:val="0"/>
+        <w:pageBreakBefore w:val="0"/>
+        <w:widowControl/>
+        <w:numPr>
+          <w:ilvl w:val="0"/>
+          <w:numId w:val="4"/>
+        </w:numPr>
+        <w:suppressLineNumbers w:val="0"/>
+        <w:kinsoku/>
+        <w:wordWrap/>
+        <w:overflowPunct/>
+        <w:topLinePunct w:val="0"/>
+        <w:autoSpaceDE/>
+        <w:autoSpaceDN/>
+        <w:bidi w:val="0"/>
+        <w:adjustRightInd/>
+        <w:snapToGrid/>
+        <w:spacing w:line="360" w:lineRule="auto"/>
+        <w:textAlignment w:val="auto"/>
+        <w:rPr>
+          <w:rFonts w:hint="eastAsia" w:ascii="宋体" w:hAnsi="宋体" w:eastAsia="宋体" w:cs="宋体"/>
+        </w:rPr>
+      </w:pPr>
+      <w:r>
+        <w:rPr>
+          <w:rFonts w:hint="eastAsia" w:ascii="宋体" w:hAnsi="宋体" w:eastAsia="宋体" w:cs="宋体"/>
+        </w:rPr>
+        <w:t>黄俊飞, 刘杰. 区块链技术研究综述 [J]. 北京邮电大学学报, 2018, 41(4): 1-10.</w:t>
+      </w:r>
+    </w:p>
+    <w:p>
+      <w:pPr>
+        <w:pStyle w:val="11"/>
+        <w:keepNext w:val="0"/>
+        <w:keepLines w:val="0"/>
+        <w:pageBreakBefore w:val="0"/>
+        <w:widowControl/>
+        <w:numPr>
+          <w:ilvl w:val="0"/>
+          <w:numId w:val="4"/>
+        </w:numPr>
+        <w:suppressLineNumbers w:val="0"/>
+        <w:kinsoku/>
+        <w:wordWrap/>
+        <w:overflowPunct/>
+        <w:topLinePunct w:val="0"/>
+        <w:autoSpaceDE/>
+        <w:autoSpaceDN/>
+        <w:bidi w:val="0"/>
+        <w:adjustRightInd/>
+        <w:snapToGrid/>
+        <w:spacing w:line="360" w:lineRule="auto"/>
+        <w:textAlignment w:val="auto"/>
+        <w:rPr>
+          <w:rFonts w:hint="eastAsia" w:ascii="宋体" w:hAnsi="宋体" w:eastAsia="宋体" w:cs="宋体"/>
+        </w:rPr>
+      </w:pPr>
+      <w:r>
+        <w:rPr>
+          <w:rFonts w:hint="eastAsia" w:ascii="宋体" w:hAnsi="宋体" w:eastAsia="宋体" w:cs="宋体"/>
+        </w:rPr>
+        <w:t>刘懿中, 刘建伟, 张宗洋, 等. 区块链共识机制研究综述 [J]. 密码学报, 2019, 6(4): 395-432.</w:t>
+      </w:r>
+    </w:p>
+    <w:p>
+      <w:pPr>
+        <w:pStyle w:val="11"/>
         <w:keepNext w:val="0"/>
         <w:keepLines w:val="0"/>
         <w:pageBreakBefore w:val="0"/>
@@ -2231,1091 +5958,17 @@
         <w:bidi w:val="0"/>
         <w:adjustRightInd/>
         <w:snapToGrid/>
-        <w:spacing w:before="0" w:beforeAutospacing="0" w:after="0" w:afterAutospacing="0" w:line="480" w:lineRule="auto"/>
-        <w:ind w:right="0"/>
+        <w:spacing w:before="0" w:beforeAutospacing="1" w:after="0" w:afterAutospacing="1" w:line="360" w:lineRule="auto"/>
+        <w:ind w:left="0" w:right="0"/>
         <w:textAlignment w:val="auto"/>
         <w:rPr>
           <w:rFonts w:hint="eastAsia" w:ascii="宋体" w:hAnsi="宋体" w:eastAsia="宋体" w:cs="宋体"/>
+          <w:kern w:val="2"/>
           <w:sz w:val="24"/>
-        </w:rPr>
-      </w:pPr>
-      <w:r>
-        <w:rPr>
-          <w:rFonts w:hint="eastAsia" w:ascii="宋体" w:hAnsi="宋体" w:eastAsia="宋体" w:cs="宋体"/>
-          <w:sz w:val="24"/>
-        </w:rPr>
-        <w:t>核心组件设计：</w:t>
-      </w:r>
-    </w:p>
-    <w:p>
-      <w:pPr>
-        <w:pStyle w:val="5"/>
-        <w:keepNext w:val="0"/>
-        <w:keepLines w:val="0"/>
-        <w:pageBreakBefore w:val="0"/>
-        <w:widowControl/>
-        <w:suppressLineNumbers w:val="0"/>
-        <w:kinsoku/>
-        <w:wordWrap/>
-        <w:overflowPunct/>
-        <w:topLinePunct w:val="0"/>
-        <w:autoSpaceDE/>
-        <w:autoSpaceDN/>
-        <w:bidi w:val="0"/>
-        <w:adjustRightInd/>
-        <w:snapToGrid/>
-        <w:spacing w:before="0" w:beforeAutospacing="0" w:after="0" w:afterAutospacing="0" w:line="480" w:lineRule="auto"/>
-        <w:ind w:right="0"/>
-        <w:textAlignment w:val="auto"/>
-        <w:rPr>
-          <w:rFonts w:hint="default" w:ascii="宋体" w:hAnsi="宋体" w:eastAsia="宋体" w:cs="宋体"/>
-          <w:sz w:val="24"/>
-        </w:rPr>
-      </w:pPr>
-      <w:r>
-        <w:rPr>
-          <w:rFonts w:hint="default" w:ascii="宋体" w:hAnsi="宋体" w:eastAsia="宋体" w:cs="宋体"/>
-          <w:sz w:val="24"/>
-        </w:rPr>
-        <w:t>用户 (User)：系统的最终使用者，如课程资源的上传者（贡献者）和购买者（消费者）。</w:t>
-      </w:r>
-    </w:p>
-    <w:p>
-      <w:pPr>
-        <w:pStyle w:val="5"/>
-        <w:keepNext w:val="0"/>
-        <w:keepLines w:val="0"/>
-        <w:pageBreakBefore w:val="0"/>
-        <w:widowControl/>
-        <w:suppressLineNumbers w:val="0"/>
-        <w:kinsoku/>
-        <w:wordWrap/>
-        <w:overflowPunct/>
-        <w:topLinePunct w:val="0"/>
-        <w:autoSpaceDE/>
-        <w:autoSpaceDN/>
-        <w:bidi w:val="0"/>
-        <w:adjustRightInd/>
-        <w:snapToGrid/>
-        <w:spacing w:before="0" w:beforeAutospacing="0" w:after="0" w:afterAutospacing="0" w:line="480" w:lineRule="auto"/>
-        <w:ind w:right="0"/>
-        <w:textAlignment w:val="auto"/>
-        <w:rPr>
-          <w:rFonts w:hint="default" w:ascii="宋体" w:hAnsi="宋体" w:eastAsia="宋体" w:cs="宋体"/>
-          <w:sz w:val="24"/>
-        </w:rPr>
-      </w:pPr>
-      <w:r>
-        <w:rPr>
-          <w:rFonts w:hint="default" w:ascii="宋体" w:hAnsi="宋体" w:eastAsia="宋体" w:cs="宋体"/>
-          <w:sz w:val="24"/>
-        </w:rPr>
-        <w:t>前端 DApp (Browser)：去中心化应用的用户界面，运行在用户的浏览器中。它负责与用户进行交互，并作为连接链上和链下世界的桥梁。</w:t>
-      </w:r>
-    </w:p>
-    <w:p>
-      <w:pPr>
-        <w:pStyle w:val="5"/>
-        <w:keepNext w:val="0"/>
-        <w:keepLines w:val="0"/>
-        <w:pageBreakBefore w:val="0"/>
-        <w:widowControl/>
-        <w:suppressLineNumbers w:val="0"/>
-        <w:kinsoku/>
-        <w:wordWrap/>
-        <w:overflowPunct/>
-        <w:topLinePunct w:val="0"/>
-        <w:autoSpaceDE/>
-        <w:autoSpaceDN/>
-        <w:bidi w:val="0"/>
-        <w:adjustRightInd/>
-        <w:snapToGrid/>
-        <w:spacing w:before="0" w:beforeAutospacing="0" w:after="0" w:afterAutospacing="0" w:line="480" w:lineRule="auto"/>
-        <w:ind w:right="0"/>
-        <w:textAlignment w:val="auto"/>
-        <w:rPr>
-          <w:rFonts w:hint="default" w:ascii="宋体" w:hAnsi="宋体" w:eastAsia="宋体" w:cs="宋体"/>
-          <w:sz w:val="24"/>
-        </w:rPr>
-      </w:pPr>
-      <w:r>
-        <w:rPr>
-          <w:rFonts w:hint="eastAsia" w:ascii="宋体" w:hAnsi="宋体" w:cs="宋体"/>
-          <w:sz w:val="24"/>
-          <w:lang w:val="en-US" w:eastAsia="zh-CN"/>
-        </w:rPr>
-        <w:t>Remix</w:t>
-      </w:r>
-      <w:r>
-        <w:rPr>
-          <w:rFonts w:hint="default" w:ascii="宋体" w:hAnsi="宋体" w:eastAsia="宋体" w:cs="宋体"/>
-          <w:sz w:val="24"/>
-        </w:rPr>
-        <w:t>：作为浏览器插件，它管理用户的账户（私钥），并帮助用户对交易进行签名和授权，是用户在区块链世界的数字身份和钱包。</w:t>
-      </w:r>
-    </w:p>
-    <w:p>
-      <w:pPr>
-        <w:pStyle w:val="5"/>
-        <w:keepNext w:val="0"/>
-        <w:keepLines w:val="0"/>
-        <w:pageBreakBefore w:val="0"/>
-        <w:widowControl/>
-        <w:suppressLineNumbers w:val="0"/>
-        <w:kinsoku/>
-        <w:wordWrap/>
-        <w:overflowPunct/>
-        <w:topLinePunct w:val="0"/>
-        <w:autoSpaceDE/>
-        <w:autoSpaceDN/>
-        <w:bidi w:val="0"/>
-        <w:adjustRightInd/>
-        <w:snapToGrid/>
-        <w:spacing w:before="0" w:beforeAutospacing="0" w:after="0" w:afterAutospacing="0" w:line="480" w:lineRule="auto"/>
-        <w:ind w:right="0"/>
-        <w:textAlignment w:val="auto"/>
-        <w:rPr>
-          <w:rFonts w:hint="default" w:ascii="宋体" w:hAnsi="宋体" w:eastAsia="宋体" w:cs="宋体"/>
-          <w:sz w:val="24"/>
-        </w:rPr>
-      </w:pPr>
-      <w:r>
-        <w:rPr>
-          <w:rFonts w:hint="default" w:ascii="宋体" w:hAnsi="宋体" w:eastAsia="宋体" w:cs="宋体"/>
-          <w:sz w:val="24"/>
-        </w:rPr>
-        <w:t>IPFS (链下存储)：星际文件系统（InterPlanetary File System）是一个点对点的分布式文件存储网络。它负责存储大体积的实际课程文件（如PDF、视频等）。文件存储后会返回一个唯一的哈希地址。</w:t>
-      </w:r>
-    </w:p>
-    <w:p>
-      <w:pPr>
-        <w:pStyle w:val="5"/>
-        <w:keepNext w:val="0"/>
-        <w:keepLines w:val="0"/>
-        <w:pageBreakBefore w:val="0"/>
-        <w:widowControl/>
-        <w:suppressLineNumbers w:val="0"/>
-        <w:kinsoku/>
-        <w:wordWrap/>
-        <w:overflowPunct/>
-        <w:topLinePunct w:val="0"/>
-        <w:autoSpaceDE/>
-        <w:autoSpaceDN/>
-        <w:bidi w:val="0"/>
-        <w:adjustRightInd/>
-        <w:snapToGrid/>
-        <w:spacing w:before="0" w:beforeAutospacing="0" w:after="0" w:afterAutospacing="0" w:line="480" w:lineRule="auto"/>
-        <w:ind w:right="0"/>
-        <w:textAlignment w:val="auto"/>
-        <w:rPr>
-          <w:rFonts w:hint="default" w:ascii="宋体" w:hAnsi="宋体" w:eastAsia="宋体" w:cs="宋体"/>
-          <w:sz w:val="24"/>
-        </w:rPr>
-      </w:pPr>
-      <w:r>
-        <w:rPr>
-          <w:rFonts w:hint="default" w:ascii="宋体" w:hAnsi="宋体" w:eastAsia="宋体" w:cs="宋体"/>
-          <w:sz w:val="24"/>
-        </w:rPr>
-        <w:t>智能合约 (链上逻辑)：部署在以太坊区块链上的核心业务逻辑。它是一个不可篡改的程序，负责管理资源元数据、访问权限和价值转移，是整个系统的“信任机器”。</w:t>
-      </w:r>
-    </w:p>
-    <w:p>
-      <w:pPr>
-        <w:pStyle w:val="5"/>
-        <w:keepNext w:val="0"/>
-        <w:keepLines w:val="0"/>
-        <w:pageBreakBefore w:val="0"/>
-        <w:widowControl/>
-        <w:suppressLineNumbers w:val="0"/>
-        <w:kinsoku/>
-        <w:wordWrap/>
-        <w:overflowPunct/>
-        <w:topLinePunct w:val="0"/>
-        <w:autoSpaceDE/>
-        <w:autoSpaceDN/>
-        <w:bidi w:val="0"/>
-        <w:adjustRightInd/>
-        <w:snapToGrid/>
-        <w:spacing w:before="0" w:beforeAutospacing="0" w:after="0" w:afterAutospacing="0" w:line="480" w:lineRule="auto"/>
-        <w:ind w:right="0"/>
-        <w:textAlignment w:val="auto"/>
-        <w:rPr>
-          <w:sz w:val="24"/>
-        </w:rPr>
-      </w:pPr>
-      <w:r>
-        <w:rPr>
-          <w:rFonts w:hint="default" w:ascii="宋体" w:hAnsi="宋体" w:eastAsia="宋体" w:cs="宋体"/>
-          <w:sz w:val="24"/>
-        </w:rPr>
-        <w:t>以太坊区块链 (链上账本)：一个公开、去中心化的账本，负责安全地记录所有交易和智能合约的状态变更。</w:t>
-      </w:r>
-    </w:p>
-    <w:p>
-      <w:pPr>
-        <w:pStyle w:val="5"/>
-        <w:keepNext w:val="0"/>
-        <w:keepLines w:val="0"/>
-        <w:pageBreakBefore w:val="0"/>
-        <w:widowControl/>
-        <w:suppressLineNumbers w:val="0"/>
-        <w:kinsoku/>
-        <w:wordWrap/>
-        <w:overflowPunct/>
-        <w:topLinePunct w:val="0"/>
-        <w:autoSpaceDE/>
-        <w:autoSpaceDN/>
-        <w:bidi w:val="0"/>
-        <w:adjustRightInd/>
-        <w:snapToGrid/>
-        <w:spacing w:before="0" w:beforeAutospacing="0" w:after="0" w:afterAutospacing="0" w:line="480" w:lineRule="auto"/>
-        <w:ind w:right="0"/>
-        <w:textAlignment w:val="auto"/>
-        <w:rPr>
-          <w:sz w:val="24"/>
-        </w:rPr>
-      </w:pPr>
-      <w:r>
-        <w:rPr>
-          <w:sz w:val="24"/>
-        </w:rPr>
-        <w:t>Resource 结构体：解释你如何设计链上存储的数据结构。</w:t>
-      </w:r>
-    </w:p>
-    <w:p>
-      <w:pPr>
-        <w:pStyle w:val="5"/>
-        <w:keepNext w:val="0"/>
-        <w:keepLines w:val="0"/>
-        <w:pageBreakBefore w:val="0"/>
-        <w:widowControl/>
-        <w:suppressLineNumbers w:val="0"/>
-        <w:kinsoku/>
-        <w:wordWrap/>
-        <w:overflowPunct/>
-        <w:topLinePunct w:val="0"/>
-        <w:autoSpaceDE/>
-        <w:autoSpaceDN/>
-        <w:bidi w:val="0"/>
-        <w:adjustRightInd/>
-        <w:snapToGrid/>
-        <w:spacing w:before="0" w:beforeAutospacing="0" w:after="0" w:afterAutospacing="0" w:line="480" w:lineRule="auto"/>
-        <w:ind w:right="0"/>
-        <w:textAlignment w:val="auto"/>
-        <w:rPr>
-          <w:sz w:val="24"/>
-        </w:rPr>
-      </w:pPr>
-      <w:r>
-        <w:rPr>
-          <w:sz w:val="24"/>
-        </w:rPr>
-        <w:t>addResource 函数：解释它如何实现资源信息的上链和版权的确权（msg.sender 就是作者）。</w:t>
-      </w:r>
-    </w:p>
-    <w:p>
-      <w:pPr>
-        <w:pStyle w:val="5"/>
-        <w:keepNext w:val="0"/>
-        <w:keepLines w:val="0"/>
-        <w:pageBreakBefore w:val="0"/>
-        <w:widowControl/>
-        <w:suppressLineNumbers w:val="0"/>
-        <w:kinsoku/>
-        <w:wordWrap/>
-        <w:overflowPunct/>
-        <w:topLinePunct w:val="0"/>
-        <w:autoSpaceDE/>
-        <w:autoSpaceDN/>
-        <w:bidi w:val="0"/>
-        <w:adjustRightInd/>
-        <w:snapToGrid/>
-        <w:spacing w:before="0" w:beforeAutospacing="0" w:after="0" w:afterAutospacing="0" w:line="480" w:lineRule="auto"/>
-        <w:ind w:right="0"/>
-        <w:textAlignment w:val="auto"/>
-        <w:rPr>
-          <w:sz w:val="24"/>
-        </w:rPr>
-      </w:pPr>
-      <w:r>
-        <w:pict>
-          <v:shape id="_x0000_i1027" o:spt="75" type="#_x0000_t75" style="height:171.55pt;width:467.45pt;" filled="f" stroked="f" coordsize="21600,21600">
-            <v:path/>
-            <v:fill on="f" focussize="0,0"/>
-            <v:stroke on="f"/>
-            <v:imagedata r:id="rId4" o:title=""/>
-            <o:lock v:ext="edit" aspectratio="t"/>
-            <w10:wrap type="none"/>
-            <w10:anchorlock/>
-          </v:shape>
-        </w:pict>
-      </w:r>
-    </w:p>
-    <w:p>
-      <w:pPr>
-        <w:pStyle w:val="5"/>
-        <w:keepNext w:val="0"/>
-        <w:keepLines w:val="0"/>
-        <w:widowControl/>
-        <w:suppressLineNumbers w:val="0"/>
-        <w:spacing w:before="0" w:beforeAutospacing="1" w:after="0" w:afterAutospacing="1"/>
-        <w:ind w:right="0"/>
-      </w:pPr>
-      <w:r>
-        <w:t>grantAccess 函数：解释它如何通过 require(msg.value == resource.price) 和 resource.owner.transfer() 实现付费访问和收益的公平分配。</w:t>
-      </w:r>
-    </w:p>
-    <w:p>
-      <w:pPr>
-        <w:pStyle w:val="5"/>
-        <w:keepNext w:val="0"/>
-        <w:keepLines w:val="0"/>
-        <w:widowControl/>
-        <w:suppressLineNumbers w:val="0"/>
-        <w:spacing w:before="0" w:beforeAutospacing="1" w:after="0" w:afterAutospacing="1"/>
-        <w:ind w:right="0"/>
-      </w:pPr>
-      <w:r>
-        <w:pict>
-          <v:shape id="_x0000_i1028" o:spt="75" type="#_x0000_t75" style="height:247pt;width:467.55pt;" filled="f" stroked="f" coordsize="21600,21600">
-            <v:path/>
-            <v:fill on="f" focussize="0,0"/>
-            <v:stroke on="f"/>
-            <v:imagedata r:id="rId5" o:title=""/>
-            <o:lock v:ext="edit" aspectratio="t"/>
-            <w10:wrap type="none"/>
-            <w10:anchorlock/>
-          </v:shape>
-        </w:pict>
-      </w:r>
-      <w:bookmarkStart w:id="0" w:name="_GoBack"/>
-      <w:bookmarkEnd w:id="0"/>
-    </w:p>
-    <w:p>
-      <w:pPr>
-        <w:pStyle w:val="5"/>
-        <w:keepNext w:val="0"/>
-        <w:keepLines w:val="0"/>
-        <w:widowControl/>
-        <w:suppressLineNumbers w:val="0"/>
-        <w:spacing w:before="0" w:beforeAutospacing="1" w:after="0" w:afterAutospacing="1"/>
-        <w:ind w:right="0"/>
-      </w:pPr>
-      <w:r>
-        <w:t>安全与隐私保护：说明你是如何实现隐私保护的——“通过将实际的课程文件在链下加密后存入IPFS，链上只存储文件的哈希地址，从而避免了敏感内容直接上链，保护了用户隐私。”</w:t>
-      </w:r>
-    </w:p>
-    <w:p>
-      <w:pPr>
-        <w:pStyle w:val="5"/>
-        <w:keepNext w:val="0"/>
-        <w:keepLines w:val="0"/>
-        <w:widowControl/>
-        <w:suppressLineNumbers w:val="0"/>
-        <w:spacing w:before="0" w:beforeAutospacing="1" w:after="0" w:afterAutospacing="1"/>
-        <w:ind w:right="0"/>
-        <w:rPr>
-          <w:rFonts w:hint="eastAsia" w:eastAsia="宋体"/>
-          <w:lang w:val="en-US" w:eastAsia="zh-CN"/>
-        </w:rPr>
-      </w:pPr>
-      <w:r>
-        <w:t>性能优化：简单提一下，通过将大文件存储在链下的 IPFS，极大地降低了链上存储的成本和负担，是行业标准的性能优化方案</w:t>
-      </w:r>
-      <w:r>
-        <w:rPr>
-          <w:rFonts w:hint="eastAsia"/>
-          <w:lang w:val="en-US" w:eastAsia="zh-CN"/>
-        </w:rPr>
-        <w:t>.</w:t>
-      </w:r>
-    </w:p>
-    <w:p>
-      <w:pPr>
-        <w:pStyle w:val="2"/>
-        <w:bidi w:val="0"/>
-      </w:pPr>
-      <w:r>
-        <w:t>三、创新性与应用价值</w:t>
-      </w:r>
-    </w:p>
-    <w:p>
-      <w:pPr>
-        <w:pStyle w:val="5"/>
-        <w:keepNext w:val="0"/>
-        <w:keepLines w:val="0"/>
-        <w:widowControl/>
-        <w:suppressLineNumbers w:val="0"/>
-        <w:spacing w:before="0" w:beforeAutospacing="1" w:after="0" w:afterAutospacing="1"/>
-        <w:ind w:right="0"/>
-      </w:pPr>
-      <w:r>
-        <w:t>创新点：本项目通过智能合约将“激励机制”和“权限管理”完全自动化和去信任化，与传统平台依赖中心化服务器进行结算和管理的模式有本质区别。</w:t>
-      </w:r>
-    </w:p>
-    <w:p>
-      <w:pPr>
-        <w:pStyle w:val="5"/>
-        <w:keepNext w:val="0"/>
-        <w:keepLines w:val="0"/>
-        <w:widowControl/>
-        <w:suppressLineNumbers w:val="0"/>
-        <w:spacing w:before="0" w:beforeAutospacing="1" w:after="0" w:afterAutospacing="1"/>
-        <w:ind w:right="0"/>
-      </w:pPr>
-      <w:r>
-        <w:t>应用价值：赋能个体知识创作者，构建一个更加公平、透明、高效的知识共享生态。</w:t>
-      </w:r>
-    </w:p>
-    <w:p>
-      <w:pPr>
-        <w:pStyle w:val="2"/>
-        <w:bidi w:val="0"/>
-      </w:pPr>
-      <w:r>
-        <w:t>四、测试与验证</w:t>
-      </w:r>
-    </w:p>
-    <w:p>
-      <w:pPr>
-        <w:pStyle w:val="5"/>
-        <w:keepNext w:val="0"/>
-        <w:keepLines w:val="0"/>
-        <w:widowControl/>
-        <w:suppressLineNumbers w:val="0"/>
-        <w:spacing w:before="0" w:beforeAutospacing="1" w:after="0" w:afterAutospacing="1"/>
-        <w:ind w:right="0"/>
-      </w:pPr>
-      <w:r>
-        <w:t>功能测试报告：这里就是把你录制视频时的操作步骤，用文字和截图的形式写下来。</w:t>
-      </w:r>
-    </w:p>
-    <w:p>
-      <w:pPr>
-        <w:pStyle w:val="5"/>
-        <w:keepNext w:val="0"/>
-        <w:keepLines w:val="0"/>
-        <w:widowControl/>
-        <w:suppressLineNumbers w:val="0"/>
-        <w:spacing w:before="0" w:beforeAutospacing="1" w:after="0" w:afterAutospacing="1"/>
-        <w:ind w:right="0"/>
-      </w:pPr>
-      <w:r>
-        <w:t>测试环境：Remix IDE, 测试网,。</w:t>
-      </w:r>
-    </w:p>
-    <w:p>
-      <w:pPr>
-        <w:pStyle w:val="5"/>
-        <w:keepNext w:val="0"/>
-        <w:keepLines w:val="0"/>
-        <w:widowControl/>
-        <w:suppressLineNumbers w:val="0"/>
-        <w:spacing w:before="0" w:beforeAutospacing="1" w:after="0" w:afterAutospacing="1"/>
-        <w:ind w:right="0"/>
-      </w:pPr>
-      <w:r>
-        <w:t>测试用例1：上传资源。</w:t>
-      </w:r>
-    </w:p>
-    <w:p>
-      <w:pPr>
-        <w:pStyle w:val="5"/>
-        <w:keepNext w:val="0"/>
-        <w:keepLines w:val="0"/>
-        <w:widowControl/>
-        <w:suppressLineNumbers w:val="0"/>
-        <w:spacing w:before="0" w:beforeAutospacing="1" w:after="0" w:afterAutospacing="1"/>
-        <w:ind w:right="0"/>
-        <w:rPr>
-          <w:rFonts w:hint="default"/>
-        </w:rPr>
-      </w:pPr>
-      <w:r>
-        <w:rPr>
-          <w:rFonts w:hint="default"/>
-        </w:rPr>
-        <w:t>确认身份：确保 ACCOUNT 下拉菜单中选择的是第一个账户（余额 100 Ether）。</w:t>
-      </w:r>
-    </w:p>
-    <w:p>
-      <w:pPr>
-        <w:pStyle w:val="5"/>
-        <w:keepNext w:val="0"/>
-        <w:keepLines w:val="0"/>
-        <w:widowControl/>
-        <w:suppressLineNumbers w:val="0"/>
-        <w:spacing w:before="0" w:beforeAutospacing="1" w:after="0" w:afterAutospacing="1"/>
-        <w:ind w:right="0"/>
-        <w:rPr>
-          <w:rFonts w:hint="default"/>
-        </w:rPr>
-      </w:pPr>
-      <w:r>
-        <w:rPr>
-          <w:rFonts w:hint="default"/>
-        </w:rPr>
-        <w:t>调用函数：在 "Deployed Contracts" 下找到你的合约并展开。</w:t>
-      </w:r>
-    </w:p>
-    <w:p>
-      <w:pPr>
-        <w:pStyle w:val="5"/>
-        <w:keepNext w:val="0"/>
-        <w:keepLines w:val="0"/>
-        <w:widowControl/>
-        <w:suppressLineNumbers w:val="0"/>
-        <w:spacing w:before="0" w:beforeAutospacing="1" w:after="0" w:afterAutospacing="1"/>
-        <w:ind w:right="0"/>
-        <w:rPr>
-          <w:rFonts w:hint="default"/>
-        </w:rPr>
-      </w:pPr>
-      <w:r>
-        <w:rPr>
-          <w:rFonts w:hint="default"/>
-        </w:rPr>
-        <w:t>在 </w:t>
-      </w:r>
-      <w:r>
-        <w:t>addResource</w:t>
-      </w:r>
-      <w:r>
-        <w:rPr>
-          <w:rFonts w:hint="default"/>
-        </w:rPr>
-        <w:t> 函数的输入框中填入信息：</w:t>
-      </w:r>
-    </w:p>
-    <w:p>
-      <w:pPr>
-        <w:pStyle w:val="5"/>
-        <w:keepNext w:val="0"/>
-        <w:keepLines w:val="0"/>
-        <w:widowControl/>
-        <w:suppressLineNumbers w:val="0"/>
-        <w:spacing w:before="0" w:beforeAutospacing="1" w:after="0" w:afterAutospacing="1"/>
-        <w:ind w:right="0"/>
-        <w:rPr>
-          <w:rFonts w:hint="default"/>
-        </w:rPr>
-      </w:pPr>
-      <w:r>
-        <w:rPr>
-          <w:rFonts w:hint="default"/>
-        </w:rPr>
-        <w:t>_name: "Introduction to Blockchain"</w:t>
-      </w:r>
-    </w:p>
-    <w:p>
-      <w:pPr>
-        <w:pStyle w:val="5"/>
-        <w:keepNext w:val="0"/>
-        <w:keepLines w:val="0"/>
-        <w:widowControl/>
-        <w:suppressLineNumbers w:val="0"/>
-        <w:spacing w:before="0" w:beforeAutospacing="1" w:after="0" w:afterAutospacing="1"/>
-        <w:ind w:right="0"/>
-        <w:rPr>
-          <w:rFonts w:hint="default"/>
-        </w:rPr>
-      </w:pPr>
-      <w:r>
-        <w:rPr>
-          <w:rFonts w:hint="default"/>
-        </w:rPr>
-        <w:t>_ipfsHash: "10000000000000000"</w:t>
-      </w:r>
-    </w:p>
-    <w:p>
-      <w:pPr>
-        <w:pStyle w:val="5"/>
-        <w:keepNext w:val="0"/>
-        <w:keepLines w:val="0"/>
-        <w:widowControl/>
-        <w:suppressLineNumbers w:val="0"/>
-        <w:spacing w:before="0" w:beforeAutospacing="1" w:after="0" w:afterAutospacing="1"/>
-        <w:ind w:right="0"/>
-        <w:rPr>
-          <w:rFonts w:hint="default"/>
-        </w:rPr>
-      </w:pPr>
-      <w:r>
-        <w:rPr>
-          <w:rFonts w:hint="default"/>
-        </w:rPr>
-        <w:t>_price: 10000000000000000 </w:t>
-      </w:r>
-    </w:p>
-    <w:p>
-      <w:pPr>
-        <w:pStyle w:val="5"/>
-        <w:keepNext w:val="0"/>
-        <w:keepLines w:val="0"/>
-        <w:widowControl/>
-        <w:suppressLineNumbers w:val="0"/>
-        <w:spacing w:before="0" w:beforeAutospacing="1" w:after="0" w:afterAutospacing="1"/>
-        <w:ind w:right="0"/>
-        <w:rPr>
-          <w:rFonts w:hint="default"/>
-        </w:rPr>
-      </w:pPr>
-      <w:r>
-        <w:rPr>
-          <w:rFonts w:hint="default"/>
-        </w:rPr>
-        <w:t>验证：点击橙色的 "transact" 按钮。交易会立即成功。</w:t>
-      </w:r>
-    </w:p>
-    <w:p>
-      <w:pPr>
-        <w:pStyle w:val="5"/>
-        <w:keepNext w:val="0"/>
-        <w:keepLines w:val="0"/>
-        <w:widowControl/>
-        <w:suppressLineNumbers w:val="0"/>
-        <w:spacing w:before="0" w:beforeAutospacing="1" w:after="0" w:afterAutospacing="1"/>
-        <w:ind w:right="0"/>
-      </w:pPr>
-      <w:r>
-        <w:t>预期结果：资源信息成功上链</w:t>
-      </w:r>
-      <w:r>
-        <w:rPr>
-          <w:rFonts w:hint="default"/>
-        </w:rPr>
-        <w:t>交易会立即成功</w:t>
-      </w:r>
-      <w:r>
-        <w:t>。</w:t>
-      </w:r>
-    </w:p>
-    <w:p>
-      <w:pPr>
-        <w:pStyle w:val="5"/>
-        <w:keepNext w:val="0"/>
-        <w:keepLines w:val="0"/>
-        <w:widowControl/>
-        <w:suppressLineNumbers w:val="0"/>
-        <w:spacing w:before="0" w:beforeAutospacing="1" w:after="0" w:afterAutospacing="1"/>
-        <w:ind w:right="0"/>
-        <w:jc w:val="both"/>
-        <w:rPr>
-          <w:rFonts w:hint="eastAsia" w:eastAsia="宋体"/>
-          <w:lang w:eastAsia="zh-CN"/>
-        </w:rPr>
-      </w:pPr>
-      <w:r>
-        <w:rPr>
-          <w:rFonts w:hint="eastAsia" w:eastAsia="宋体"/>
-          <w:lang w:eastAsia="zh-CN"/>
-        </w:rPr>
-        <w:pict>
-          <v:shape id="_x0000_i1025" o:spt="75" alt="图片1" type="#_x0000_t75" style="height:261.2pt;width:467.35pt;" filled="f" o:preferrelative="t" stroked="f" coordsize="21600,21600">
-            <v:path/>
-            <v:fill on="f" focussize="0,0"/>
-            <v:stroke on="f"/>
-            <v:imagedata r:id="rId6" o:title="图片1"/>
-            <o:lock v:ext="edit" aspectratio="t"/>
-            <w10:wrap type="none"/>
-            <w10:anchorlock/>
-          </v:shape>
-        </w:pict>
-      </w:r>
-    </w:p>
-    <w:p>
-      <w:pPr>
-        <w:pStyle w:val="5"/>
-        <w:keepNext w:val="0"/>
-        <w:keepLines w:val="0"/>
-        <w:widowControl/>
-        <w:suppressLineNumbers w:val="0"/>
-        <w:spacing w:before="0" w:beforeAutospacing="1" w:after="0" w:afterAutospacing="1"/>
-        <w:ind w:right="0"/>
-        <w:rPr/>
-      </w:pPr>
-      <w:r>
-        <w:t>测试用例2：购买资源。预期结果：Bob成功获得权限，Alice成功收到费用</w:t>
-      </w:r>
-    </w:p>
-    <w:p>
-      <w:pPr>
-        <w:pStyle w:val="5"/>
-        <w:keepNext w:val="0"/>
-        <w:keepLines w:val="0"/>
-        <w:widowControl/>
-        <w:suppressLineNumbers w:val="0"/>
-        <w:spacing w:before="0" w:beforeAutospacing="1" w:after="0" w:afterAutospacing="1"/>
-        <w:ind w:right="0"/>
-        <w:rPr>
-          <w:rFonts w:hint="default"/>
-        </w:rPr>
-      </w:pPr>
-      <w:r>
-        <w:rPr>
-          <w:rFonts w:hint="default"/>
-        </w:rPr>
-        <w:t>切换身份：回到顶部的 ACCOUNT 下拉菜单，选择列表中的第二个账户。现在，你操作的身份就是 "Bob" 了。</w:t>
-      </w:r>
-    </w:p>
-    <w:p>
-      <w:pPr>
-        <w:pStyle w:val="5"/>
-        <w:keepNext w:val="0"/>
-        <w:keepLines w:val="0"/>
-        <w:widowControl/>
-        <w:suppressLineNumbers w:val="0"/>
-        <w:spacing w:before="0" w:beforeAutospacing="1" w:after="0" w:afterAutospacing="1"/>
-        <w:ind w:right="0"/>
-        <w:rPr>
-          <w:rFonts w:hint="default"/>
-        </w:rPr>
-      </w:pPr>
-      <w:r>
-        <w:rPr>
-          <w:rFonts w:hint="default"/>
-        </w:rPr>
-        <w:t>准备支付：在左侧的 </w:t>
-      </w:r>
-      <w:r>
-        <w:t>VALUE</w:t>
-      </w:r>
-      <w:r>
-        <w:rPr>
-          <w:rFonts w:hint="default"/>
-        </w:rPr>
-        <w:t> 输入框中，输入 10000000000000000，单位选择 wei。</w:t>
-      </w:r>
-    </w:p>
-    <w:p>
-      <w:pPr>
-        <w:pStyle w:val="5"/>
-        <w:keepNext w:val="0"/>
-        <w:keepLines w:val="0"/>
-        <w:widowControl/>
-        <w:suppressLineNumbers w:val="0"/>
-        <w:spacing w:before="0" w:beforeAutospacing="1" w:after="0" w:afterAutospacing="1"/>
-        <w:ind w:right="0"/>
-        <w:rPr>
-          <w:rFonts w:hint="default"/>
-        </w:rPr>
-      </w:pPr>
-      <w:r>
-        <w:rPr>
-          <w:rFonts w:hint="default"/>
-        </w:rPr>
-        <w:t>执行购买：在已部署的合约中，找到 grantAccess 函数。</w:t>
-      </w:r>
-    </w:p>
-    <w:p>
-      <w:pPr>
-        <w:pStyle w:val="5"/>
-        <w:keepNext w:val="0"/>
-        <w:keepLines w:val="0"/>
-        <w:widowControl/>
-        <w:suppressLineNumbers w:val="0"/>
-        <w:spacing w:before="0" w:beforeAutospacing="1" w:after="0" w:afterAutospacing="1"/>
-        <w:ind w:right="0"/>
-        <w:rPr>
-          <w:rFonts w:hint="default"/>
-        </w:rPr>
-      </w:pPr>
-      <w:r>
-        <w:rPr>
-          <w:rFonts w:hint="default"/>
-        </w:rPr>
-        <w:t>_resourceId: 输入 1</w:t>
-      </w:r>
-    </w:p>
-    <w:p>
-      <w:pPr>
-        <w:pStyle w:val="5"/>
-        <w:keepNext w:val="0"/>
-        <w:keepLines w:val="0"/>
-        <w:widowControl/>
-        <w:suppressLineNumbers w:val="0"/>
-        <w:spacing w:before="0" w:beforeAutospacing="1" w:after="0" w:afterAutospacing="1"/>
-        <w:ind w:right="0"/>
-        <w:rPr>
-          <w:rFonts w:hint="default"/>
-        </w:rPr>
-      </w:pPr>
-      <w:r>
-        <w:rPr>
-          <w:rFonts w:hint="eastAsia"/>
-          <w:lang w:val="en-US" w:eastAsia="zh-CN"/>
-        </w:rPr>
-        <w:t>验证：</w:t>
-      </w:r>
-      <w:r>
-        <w:rPr>
-          <w:rFonts w:hint="default"/>
-        </w:rPr>
-        <w:t>点击橙色的 "transact" 按钮。交易会再次立即成功。</w:t>
-      </w:r>
-    </w:p>
-    <w:p>
-      <w:pPr>
-        <w:pStyle w:val="5"/>
-        <w:keepNext w:val="0"/>
-        <w:keepLines w:val="0"/>
-        <w:widowControl/>
-        <w:suppressLineNumbers w:val="0"/>
-        <w:spacing w:before="0" w:beforeAutospacing="1" w:after="0" w:afterAutospacing="1"/>
-        <w:ind w:right="0"/>
-        <w:rPr>
-          <w:rFonts w:hint="eastAsia" w:eastAsia="宋体"/>
-          <w:lang w:val="en-US" w:eastAsia="zh-CN"/>
-        </w:rPr>
-      </w:pPr>
-      <w:r>
-        <w:rPr>
-          <w:rFonts w:hint="eastAsia"/>
-          <w:lang w:val="en-US" w:eastAsia="zh-CN"/>
-        </w:rPr>
-        <w:t>结果：</w:t>
-      </w:r>
-      <w:r>
-        <w:rPr>
-          <w:rFonts w:hint="default"/>
-        </w:rPr>
-        <w:t>交易会再次立即成功</w:t>
-      </w:r>
-    </w:p>
-    <w:p>
-      <w:pPr>
-        <w:pStyle w:val="5"/>
-        <w:keepNext w:val="0"/>
-        <w:keepLines w:val="0"/>
-        <w:widowControl/>
-        <w:suppressLineNumbers w:val="0"/>
-        <w:spacing w:before="0" w:beforeAutospacing="1" w:after="0" w:afterAutospacing="1"/>
-        <w:ind w:right="0"/>
-        <w:jc w:val="both"/>
-        <w:rPr>
-          <w:rFonts w:hint="eastAsia" w:eastAsia="宋体"/>
-          <w:lang w:eastAsia="zh-CN"/>
-        </w:rPr>
-      </w:pPr>
-      <w:r>
-        <w:rPr>
-          <w:rFonts w:hint="eastAsia" w:eastAsia="宋体"/>
-          <w:lang w:eastAsia="zh-CN"/>
-        </w:rPr>
-        <w:pict>
-          <v:shape id="_x0000_i1026" o:spt="75" alt="图片2" type="#_x0000_t75" style="height:150.4pt;width:467.3pt;" filled="f" o:preferrelative="t" stroked="f" coordsize="21600,21600">
-            <v:path/>
-            <v:fill on="f" focussize="0,0"/>
-            <v:stroke on="f"/>
-            <v:imagedata r:id="rId7" o:title="图片2"/>
-            <o:lock v:ext="edit" aspectratio="t"/>
-            <w10:wrap type="none"/>
-            <w10:anchorlock/>
-          </v:shape>
-        </w:pict>
-      </w:r>
-    </w:p>
-    <w:p>
-      <w:pPr>
-        <w:pStyle w:val="3"/>
-        <w:keepNext w:val="0"/>
-        <w:keepLines w:val="0"/>
-        <w:widowControl/>
-        <w:suppressLineNumbers w:val="0"/>
-      </w:pPr>
-      <w:r>
-        <w:rPr>
-          <w:rFonts w:hint="eastAsia"/>
-          <w:lang w:val="en-US" w:eastAsia="zh-CN"/>
-        </w:rPr>
-        <w:t>参考</w:t>
-      </w:r>
-      <w:r>
-        <w:t xml:space="preserve">文献 </w:t>
-      </w:r>
-    </w:p>
-    <w:p>
-      <w:pPr>
-        <w:pStyle w:val="5"/>
-        <w:keepNext w:val="0"/>
-        <w:keepLines w:val="0"/>
-        <w:widowControl/>
-        <w:suppressLineNumbers w:val="0"/>
-        <w:spacing w:before="0" w:beforeAutospacing="1" w:after="0" w:afterAutospacing="1"/>
-        <w:ind w:left="0" w:right="0"/>
-      </w:pPr>
-      <w:r>
-        <w:t xml:space="preserve">BUTERIN V. Ethereum White Paper: A Next Generation Smart Contract and Decentralized Application Platform[EB/OL]. (2014-07-24)[2025-11-02]. </w:t>
-      </w:r>
-      <w:r>
-        <w:fldChar w:fldCharType="begin"/>
-      </w:r>
-      <w:r>
-        <w:instrText xml:space="preserve"> HYPERLINK "https://www.google.com/url?sa=E&amp;q=https://ethereum.org/en/whitepaper/" \t "https://aistudio.google.com/prompts/_blank" </w:instrText>
-      </w:r>
-      <w:r>
-        <w:fldChar w:fldCharType="separate"/>
-      </w:r>
-      <w:r>
-        <w:rPr>
-          <w:rStyle w:val="8"/>
-        </w:rPr>
-        <w:t>https://ethereum.org/en/whitepaper/</w:t>
-      </w:r>
-      <w:r>
-        <w:fldChar w:fldCharType="end"/>
-      </w:r>
-      <w:r>
-        <w:t>.</w:t>
-      </w:r>
-    </w:p>
-    <w:p>
-      <w:pPr>
-        <w:pStyle w:val="5"/>
-        <w:keepNext w:val="0"/>
-        <w:keepLines w:val="0"/>
-        <w:widowControl/>
-        <w:suppressLineNumbers w:val="0"/>
-        <w:spacing w:before="0" w:beforeAutospacing="1" w:after="0" w:afterAutospacing="1"/>
-        <w:ind w:left="0" w:right="0"/>
-      </w:pPr>
-      <w:r>
-        <w:t>WOOD G. Ethereum: A Secure Decentralised Generalised Transaction Ledger[J]. Ethereum Yellow Paper, 2022.</w:t>
-      </w:r>
-    </w:p>
-    <w:p>
-      <w:pPr>
-        <w:pStyle w:val="5"/>
-        <w:keepNext w:val="0"/>
-        <w:keepLines w:val="0"/>
-        <w:widowControl/>
-        <w:suppressLineNumbers w:val="0"/>
-        <w:spacing w:before="0" w:beforeAutospacing="1" w:after="0" w:afterAutospacing="1"/>
-        <w:ind w:left="0" w:right="0"/>
-      </w:pPr>
-      <w:r>
-        <w:t xml:space="preserve">The Solidity Team. Solidity Language Documentation[EB/OL]. (2023-10-25)[2025-11-02]. </w:t>
-      </w:r>
-      <w:r>
-        <w:fldChar w:fldCharType="begin"/>
-      </w:r>
-      <w:r>
-        <w:instrText xml:space="preserve"> HYPERLINK "https://www.google.com/url?sa=E&amp;q=https://docs.soliditylang.org/" \t "https://aistudio.google.com/prompts/_blank" </w:instrText>
-      </w:r>
-      <w:r>
-        <w:fldChar w:fldCharType="separate"/>
-      </w:r>
-      <w:r>
-        <w:rPr>
-          <w:rStyle w:val="8"/>
-        </w:rPr>
-        <w:t>https://docs.soliditylang.org/</w:t>
-      </w:r>
-      <w:r>
-        <w:fldChar w:fldCharType="end"/>
-      </w:r>
-      <w:r>
-        <w:t>.</w:t>
-      </w:r>
-    </w:p>
-    <w:p>
-      <w:pPr>
-        <w:pStyle w:val="5"/>
-        <w:keepNext w:val="0"/>
-        <w:keepLines w:val="0"/>
-        <w:widowControl/>
-        <w:suppressLineNumbers w:val="0"/>
-        <w:spacing w:before="0" w:beforeAutospacing="1" w:after="0" w:afterAutospacing="1"/>
-        <w:ind w:left="0" w:right="0"/>
-      </w:pPr>
-      <w:r>
-        <w:t xml:space="preserve">BENET J. IPFS - Content Addressed, Versioned, P2P File System[EB/OL]. (2014-07-14)[2025-11-02]. </w:t>
-      </w:r>
-      <w:r>
-        <w:fldChar w:fldCharType="begin"/>
-      </w:r>
-      <w:r>
-        <w:instrText xml:space="preserve"> HYPERLINK "https://www.google.com/url?sa=E&amp;q=https://ipfs.tech/ipfs/QmR7GSMercury1A1ADoV9Y7zAkaCs4goUXaDBBCs-Ym5iV6w/ipfs.draft3.pdf" \t "https://aistudio.google.com/prompts/_blank" </w:instrText>
-      </w:r>
-      <w:r>
-        <w:fldChar w:fldCharType="separate"/>
-      </w:r>
-      <w:r>
-        <w:rPr>
-          <w:rStyle w:val="8"/>
-        </w:rPr>
-        <w:t>https://ipfs.tech/ipfs/QmR7GSMercury1A1ADoV9Y7zAkaCs4goUXaDBBCs-Ym5iV6w/ipfs.draft3.pdf</w:t>
-      </w:r>
-      <w:r>
-        <w:fldChar w:fldCharType="end"/>
-      </w:r>
-      <w:r>
-        <w:t>.</w:t>
-      </w:r>
-    </w:p>
-    <w:p>
-      <w:pPr>
-        <w:pStyle w:val="5"/>
-        <w:keepNext w:val="0"/>
-        <w:keepLines w:val="0"/>
-        <w:widowControl/>
-        <w:suppressLineNumbers w:val="0"/>
-        <w:spacing w:before="0" w:beforeAutospacing="1" w:after="0" w:afterAutospacing="1"/>
-        <w:ind w:left="0" w:right="0"/>
-      </w:pPr>
-      <w:r>
-        <w:t xml:space="preserve">NAKAMOTO S. Bitcoin: A Peer-to-Peer Electronic Cash System[EB/OL]. (2008-10-31)[2025-11-02]. </w:t>
-      </w:r>
-      <w:r>
-        <w:fldChar w:fldCharType="begin"/>
-      </w:r>
-      <w:r>
-        <w:instrText xml:space="preserve"> HYPERLINK "https://www.google.com/url?sa=E&amp;q=https://bitcoin.org/bitcoin.pdf" \t "https://aistudio.google.com/prompts/_blank" </w:instrText>
-      </w:r>
-      <w:r>
-        <w:fldChar w:fldCharType="separate"/>
-      </w:r>
-      <w:r>
-        <w:rPr>
-          <w:rStyle w:val="8"/>
-        </w:rPr>
-        <w:t>https://bitcoin.org/bitcoin.pdf</w:t>
-      </w:r>
-      <w:r>
-        <w:fldChar w:fldCharType="end"/>
-      </w:r>
-      <w:r>
-        <w:t>.</w:t>
-      </w:r>
-    </w:p>
-    <w:p>
-      <w:pPr>
-        <w:pStyle w:val="5"/>
-        <w:keepNext w:val="0"/>
-        <w:keepLines w:val="0"/>
-        <w:widowControl/>
-        <w:suppressLineNumbers w:val="0"/>
-        <w:spacing w:before="0" w:beforeAutospacing="1" w:after="0" w:afterAutospacing="1"/>
-        <w:ind w:left="0" w:right="0"/>
-      </w:pPr>
-      <w:r>
-        <w:t>ANTONOPOULOS A M. Mastering Ethereum: Building Smart Contracts and DApps[M]. Sebastopol: O'Reilly Media, 2018.</w:t>
-      </w:r>
-    </w:p>
-    <w:p>
-      <w:pPr>
-        <w:pStyle w:val="5"/>
-        <w:keepNext w:val="0"/>
-        <w:keepLines w:val="0"/>
-        <w:widowControl/>
-        <w:suppressLineNumbers w:val="0"/>
-        <w:spacing w:before="0" w:beforeAutospacing="1" w:after="0" w:afterAutospacing="1"/>
-        <w:ind w:left="0" w:right="0"/>
-      </w:pPr>
-      <w:r>
-        <w:t>WANG S, WANG X, ZHANG Y. A survey on smart contract: architecture, applications, and challenges[J]. IEEE Access, 2018, 6: 64897-64908.</w:t>
-      </w:r>
+          <w:szCs w:val="24"/>
+          <w:lang w:val="en-US" w:eastAsia="zh-CN" w:bidi="ar-SA"/>
+        </w:rPr>
+      </w:pPr>
     </w:p>
     <w:p>
       <w:pPr>
@@ -3361,14 +6014,99 @@
       </w:pPr>
     </w:p>
     <w:sectPr>
+      <w:footerReference r:id="rId6" w:type="default"/>
       <w:pgSz w:w="11906" w:h="16838"/>
       <w:pgMar w:top="1134" w:right="1134" w:bottom="1134" w:left="1418" w:header="851" w:footer="992" w:gutter="0"/>
-      <w:pgNumType w:start="1"/>
+      <w:pgBorders>
+        <w:top w:val="none" w:sz="0" w:space="0"/>
+        <w:left w:val="none" w:sz="0" w:space="0"/>
+        <w:bottom w:val="none" w:sz="0" w:space="0"/>
+        <w:right w:val="none" w:sz="0" w:space="0"/>
+      </w:pgBorders>
+      <w:pgNumType w:fmt="decimal" w:start="1"/>
       <w:cols w:space="720" w:num="1"/>
       <w:docGrid w:type="lines" w:linePitch="312" w:charSpace="0"/>
     </w:sectPr>
   </w:body>
 </w:document>
+</file>
+
+<file path=word/footer1.xml><?xml version="1.0" encoding="utf-8"?>
+<w:ftr xmlns:wpc="http://schemas.microsoft.com/office/word/2010/wordprocessingCanvas" xmlns:mc="http://schemas.openxmlformats.org/markup-compatibility/2006" xmlns:o="urn:schemas-microsoft-com:office:office" xmlns:r="http://schemas.openxmlformats.org/officeDocument/2006/relationships" xmlns:m="http://schemas.openxmlformats.org/officeDocument/2006/math" xmlns:v="urn:schemas-microsoft-com:vml" xmlns:wp14="http://schemas.microsoft.com/office/word/2010/wordprocessingDrawing" xmlns:wp="http://schemas.openxmlformats.org/drawingml/2006/wordprocessingDrawing" xmlns:w10="urn:schemas-microsoft-com:office:word" xmlns:w="http://schemas.openxmlformats.org/wordprocessingml/2006/main" xmlns:w14="http://schemas.microsoft.com/office/word/2010/wordml" xmlns:w15="http://schemas.microsoft.com/office/word/2012/wordml" xmlns:wpg="http://schemas.microsoft.com/office/word/2010/wordprocessingGroup" xmlns:wpi="http://schemas.microsoft.com/office/word/2010/wordprocessingInk" xmlns:wne="http://schemas.microsoft.com/office/word/2006/wordml" xmlns:wps="http://schemas.microsoft.com/office/word/2010/wordprocessingShape" xmlns:wpsCustomData="http://www.wps.cn/officeDocument/2013/wpsCustomData" mc:Ignorable="w14 w15 wp14">
+  <w:p>
+    <w:pPr>
+      <w:pStyle w:val="7"/>
+    </w:pPr>
+  </w:p>
+</w:ftr>
+</file>
+
+<file path=word/footer2.xml><?xml version="1.0" encoding="utf-8"?>
+<w:ftr xmlns:wpc="http://schemas.microsoft.com/office/word/2010/wordprocessingCanvas" xmlns:mc="http://schemas.openxmlformats.org/markup-compatibility/2006" xmlns:o="urn:schemas-microsoft-com:office:office" xmlns:r="http://schemas.openxmlformats.org/officeDocument/2006/relationships" xmlns:m="http://schemas.openxmlformats.org/officeDocument/2006/math" xmlns:v="urn:schemas-microsoft-com:vml" xmlns:wp14="http://schemas.microsoft.com/office/word/2010/wordprocessingDrawing" xmlns:wp="http://schemas.openxmlformats.org/drawingml/2006/wordprocessingDrawing" xmlns:w10="urn:schemas-microsoft-com:office:word" xmlns:w="http://schemas.openxmlformats.org/wordprocessingml/2006/main" xmlns:w14="http://schemas.microsoft.com/office/word/2010/wordml" xmlns:w15="http://schemas.microsoft.com/office/word/2012/wordml" xmlns:wpg="http://schemas.microsoft.com/office/word/2010/wordprocessingGroup" xmlns:wpi="http://schemas.microsoft.com/office/word/2010/wordprocessingInk" xmlns:wne="http://schemas.microsoft.com/office/word/2006/wordml" xmlns:wps="http://schemas.microsoft.com/office/word/2010/wordprocessingShape" xmlns:wpsCustomData="http://www.wps.cn/officeDocument/2013/wpsCustomData" mc:Ignorable="w14 w15 wp14">
+  <w:p>
+    <w:pPr>
+      <w:pStyle w:val="7"/>
+    </w:pPr>
+  </w:p>
+</w:ftr>
+</file>
+
+<file path=word/footer3.xml><?xml version="1.0" encoding="utf-8"?>
+<w:ftr xmlns:wpc="http://schemas.microsoft.com/office/word/2010/wordprocessingCanvas" xmlns:mc="http://schemas.openxmlformats.org/markup-compatibility/2006" xmlns:o="urn:schemas-microsoft-com:office:office" xmlns:r="http://schemas.openxmlformats.org/officeDocument/2006/relationships" xmlns:m="http://schemas.openxmlformats.org/officeDocument/2006/math" xmlns:v="urn:schemas-microsoft-com:vml" xmlns:wp14="http://schemas.microsoft.com/office/word/2010/wordprocessingDrawing" xmlns:wp="http://schemas.openxmlformats.org/drawingml/2006/wordprocessingDrawing" xmlns:w10="urn:schemas-microsoft-com:office:word" xmlns:w="http://schemas.openxmlformats.org/wordprocessingml/2006/main" xmlns:w14="http://schemas.microsoft.com/office/word/2010/wordml" xmlns:w15="http://schemas.microsoft.com/office/word/2012/wordml" xmlns:wpg="http://schemas.microsoft.com/office/word/2010/wordprocessingGroup" xmlns:wpi="http://schemas.microsoft.com/office/word/2010/wordprocessingInk" xmlns:wne="http://schemas.microsoft.com/office/word/2006/wordml" xmlns:wps="http://schemas.microsoft.com/office/word/2010/wordprocessingShape" xmlns:wpsCustomData="http://www.wps.cn/officeDocument/2013/wpsCustomData" mc:Ignorable="w14 w15 wp14">
+  <w:p>
+    <w:pPr>
+      <w:pStyle w:val="7"/>
+    </w:pPr>
+  </w:p>
+</w:ftr>
+</file>
+
+<file path=word/footer4.xml><?xml version="1.0" encoding="utf-8"?>
+<w:ftr xmlns:wpc="http://schemas.microsoft.com/office/word/2010/wordprocessingCanvas" xmlns:mc="http://schemas.openxmlformats.org/markup-compatibility/2006" xmlns:o="urn:schemas-microsoft-com:office:office" xmlns:r="http://schemas.openxmlformats.org/officeDocument/2006/relationships" xmlns:m="http://schemas.openxmlformats.org/officeDocument/2006/math" xmlns:v="urn:schemas-microsoft-com:vml" xmlns:wp14="http://schemas.microsoft.com/office/word/2010/wordprocessingDrawing" xmlns:wp="http://schemas.openxmlformats.org/drawingml/2006/wordprocessingDrawing" xmlns:w10="urn:schemas-microsoft-com:office:word" xmlns:w="http://schemas.openxmlformats.org/wordprocessingml/2006/main" xmlns:w14="http://schemas.microsoft.com/office/word/2010/wordml" xmlns:w15="http://schemas.microsoft.com/office/word/2012/wordml" xmlns:wpg="http://schemas.microsoft.com/office/word/2010/wordprocessingGroup" xmlns:wpi="http://schemas.microsoft.com/office/word/2010/wordprocessingInk" xmlns:wne="http://schemas.microsoft.com/office/word/2006/wordml" xmlns:wps="http://schemas.microsoft.com/office/word/2010/wordprocessingShape" xmlns:wpsCustomData="http://www.wps.cn/officeDocument/2013/wpsCustomData" mc:Ignorable="w14 w15 wp14">
+  <w:p>
+    <w:pPr>
+      <w:pStyle w:val="7"/>
+    </w:pPr>
+    <w:r>
+      <w:rPr>
+        <w:sz w:val="18"/>
+      </w:rPr>
+      <w:pict>
+        <v:shape id="_x0000_s4097" o:spid="_x0000_s4097" o:spt="202" type="#_x0000_t202" style="position:absolute;left:0pt;margin-top:0pt;height:144pt;width:144pt;mso-position-horizontal:center;mso-position-horizontal-relative:margin;mso-wrap-style:none;z-index:251659264;mso-width-relative:page;mso-height-relative:page;" filled="f" stroked="f" coordsize="21600,21600">
+          <v:path/>
+          <v:fill on="f" focussize="0,0"/>
+          <v:stroke on="f"/>
+          <v:imagedata o:title=""/>
+          <o:lock v:ext="edit" aspectratio="f"/>
+          <v:textbox inset="0mm,0mm,0mm,0mm" style="mso-fit-shape-to-text:t;">
+            <w:txbxContent>
+              <w:p>
+                <w:pPr>
+                  <w:pStyle w:val="7"/>
+                </w:pPr>
+                <w:r>
+                  <w:fldChar w:fldCharType="begin"/>
+                </w:r>
+                <w:r>
+                  <w:instrText xml:space="preserve"> PAGE  \* MERGEFORMAT </w:instrText>
+                </w:r>
+                <w:r>
+                  <w:fldChar w:fldCharType="separate"/>
+                </w:r>
+                <w:r>
+                  <w:t>1</w:t>
+                </w:r>
+                <w:r>
+                  <w:fldChar w:fldCharType="end"/>
+                </w:r>
+              </w:p>
+            </w:txbxContent>
+          </v:textbox>
+        </v:shape>
+      </w:pict>
+    </w:r>
+  </w:p>
+</w:ftr>
 </file>
 
 <file path=word/numbering.xml><?xml version="1.0" encoding="utf-8"?>
@@ -3393,6 +6131,7 @@
     <w:lvl w:ilvl="1" w:tentative="0">
       <w:start w:val="1"/>
       <w:numFmt w:val="decimal"/>
+      <w:pStyle w:val="32"/>
       <w:suff w:val="space"/>
       <w:lvlText w:val="%1.%2"/>
       <w:lvlJc w:val="left"/>
@@ -3496,21 +6235,144 @@
     </w:lvl>
   </w:abstractNum>
   <w:abstractNum w:abstractNumId="1">
-    <w:nsid w:val="5C94C4D8"/>
+    <w:nsid w:val="F4819900"/>
     <w:multiLevelType w:val="singleLevel"/>
-    <w:tmpl w:val="5C94C4D8"/>
+    <w:tmpl w:val="F4819900"/>
     <w:lvl w:ilvl="0" w:tentative="0">
-      <w:start w:val="2"/>
-      <w:numFmt w:val="chineseCounting"/>
+      <w:start w:val="1"/>
+      <w:numFmt w:val="decimal"/>
+      <w:suff w:val="space"/>
+      <w:lvlText w:val="[%1]"/>
+      <w:lvlJc w:val="left"/>
+    </w:lvl>
+  </w:abstractNum>
+  <w:abstractNum w:abstractNumId="2">
+    <w:nsid w:val="3AB12A2F"/>
+    <w:multiLevelType w:val="multilevel"/>
+    <w:tmpl w:val="3AB12A2F"/>
+    <w:lvl w:ilvl="0" w:tentative="0">
+      <w:start w:val="1"/>
+      <w:numFmt w:val="decimal"/>
+      <w:pStyle w:val="30"/>
       <w:suff w:val="nothing"/>
-      <w:lvlText w:val="%1、"/>
+      <w:lvlText w:val="%1."/>
       <w:lvlJc w:val="left"/>
+      <w:pPr>
+        <w:tabs>
+          <w:tab w:val="left" w:pos="0"/>
+        </w:tabs>
+        <w:ind w:left="0" w:firstLine="420"/>
+      </w:pPr>
       <w:rPr>
-        <w:rFonts w:hint="eastAsia"/>
+        <w:rFonts w:hint="default"/>
+      </w:rPr>
+    </w:lvl>
+    <w:lvl w:ilvl="1" w:tentative="0">
+      <w:start w:val="1"/>
+      <w:numFmt w:val="decimal"/>
+      <w:suff w:val="space"/>
+      <w:lvlText w:val="%1.%2"/>
+      <w:lvlJc w:val="left"/>
+      <w:pPr>
+        <w:ind w:left="0" w:leftChars="0" w:firstLine="0" w:firstLineChars="0"/>
+      </w:pPr>
+      <w:rPr>
+        <w:rFonts w:hint="default"/>
+      </w:rPr>
+    </w:lvl>
+    <w:lvl w:ilvl="2" w:tentative="0">
+      <w:start w:val="1"/>
+      <w:numFmt w:val="decimal"/>
+      <w:suff w:val="space"/>
+      <w:lvlText w:val="%1.%2.%3"/>
+      <w:lvlJc w:val="left"/>
+      <w:pPr>
+        <w:ind w:left="0" w:leftChars="0" w:firstLine="0" w:firstLineChars="0"/>
+      </w:pPr>
+      <w:rPr>
+        <w:rFonts w:hint="default"/>
+      </w:rPr>
+    </w:lvl>
+    <w:lvl w:ilvl="3" w:tentative="0">
+      <w:start w:val="1"/>
+      <w:numFmt w:val="decimal"/>
+      <w:suff w:val="space"/>
+      <w:lvlText w:val="%1.%2.%3.%4"/>
+      <w:lvlJc w:val="left"/>
+      <w:pPr>
+        <w:ind w:left="0" w:leftChars="0" w:firstLine="0" w:firstLineChars="0"/>
+      </w:pPr>
+      <w:rPr>
+        <w:rFonts w:hint="default"/>
+      </w:rPr>
+    </w:lvl>
+    <w:lvl w:ilvl="4" w:tentative="0">
+      <w:start w:val="1"/>
+      <w:numFmt w:val="decimal"/>
+      <w:suff w:val="space"/>
+      <w:lvlText w:val="%1.%2.%3.%4.%5"/>
+      <w:lvlJc w:val="left"/>
+      <w:pPr>
+        <w:ind w:left="0" w:leftChars="0" w:firstLine="0" w:firstLineChars="0"/>
+      </w:pPr>
+      <w:rPr>
+        <w:rFonts w:hint="default"/>
+      </w:rPr>
+    </w:lvl>
+    <w:lvl w:ilvl="5" w:tentative="0">
+      <w:start w:val="1"/>
+      <w:numFmt w:val="decimal"/>
+      <w:suff w:val="space"/>
+      <w:lvlText w:val="%1.%2.%3.%4.%5.%6"/>
+      <w:lvlJc w:val="left"/>
+      <w:pPr>
+        <w:ind w:left="0" w:leftChars="0" w:firstLine="0" w:firstLineChars="0"/>
+      </w:pPr>
+      <w:rPr>
+        <w:rFonts w:hint="default"/>
+      </w:rPr>
+    </w:lvl>
+    <w:lvl w:ilvl="6" w:tentative="0">
+      <w:start w:val="1"/>
+      <w:numFmt w:val="decimal"/>
+      <w:suff w:val="space"/>
+      <w:lvlText w:val="%1.%2.%3.%4.%5.%6.%7"/>
+      <w:lvlJc w:val="left"/>
+      <w:pPr>
+        <w:ind w:left="0" w:leftChars="0" w:firstLine="0" w:firstLineChars="0"/>
+      </w:pPr>
+      <w:rPr>
+        <w:rFonts w:hint="default"/>
+      </w:rPr>
+    </w:lvl>
+    <w:lvl w:ilvl="7" w:tentative="0">
+      <w:start w:val="1"/>
+      <w:numFmt w:val="decimal"/>
+      <w:suff w:val="space"/>
+      <w:lvlText w:val="%1.%2.%3.%4.%5.%6.%7.%8"/>
+      <w:lvlJc w:val="left"/>
+      <w:pPr>
+        <w:ind w:left="0" w:leftChars="0" w:firstLine="0" w:firstLineChars="0"/>
+      </w:pPr>
+      <w:rPr>
+        <w:rFonts w:hint="default"/>
+      </w:rPr>
+    </w:lvl>
+    <w:lvl w:ilvl="8" w:tentative="0">
+      <w:start w:val="1"/>
+      <w:numFmt w:val="decimal"/>
+      <w:suff w:val="space"/>
+      <w:lvlText w:val="%1.%2.%3.%4.%5.%6.%7.%8.%9"/>
+      <w:lvlJc w:val="left"/>
+      <w:pPr>
+        <w:ind w:left="0" w:leftChars="0" w:firstLine="0" w:firstLineChars="0"/>
+      </w:pPr>
+      <w:rPr>
+        <w:rFonts w:hint="default"/>
       </w:rPr>
     </w:lvl>
   </w:abstractNum>
-  <w:abstractNum w:abstractNumId="2">
+  <w:abstractNum w:abstractNumId="3">
     <w:nsid w:val="740B2ABE"/>
     <w:multiLevelType w:val="multilevel"/>
     <w:tmpl w:val="740B2ABE"/>
@@ -3603,6 +6465,9 @@
     <w:abstractNumId w:val="0"/>
   </w:num>
   <w:num w:numId="3">
+    <w:abstractNumId w:val="3"/>
+  </w:num>
+  <w:num w:numId="4">
     <w:abstractNumId w:val="1"/>
   </w:num>
 </w:numbering>
@@ -3638,9 +6503,9 @@
     <w:lsdException w:unhideWhenUsed="0" w:uiPriority="0" w:semiHidden="0" w:name="index 7"/>
     <w:lsdException w:unhideWhenUsed="0" w:uiPriority="0" w:semiHidden="0" w:name="index 8"/>
     <w:lsdException w:unhideWhenUsed="0" w:uiPriority="0" w:semiHidden="0" w:name="index 9"/>
-    <w:lsdException w:unhideWhenUsed="0" w:uiPriority="0" w:semiHidden="0" w:name="toc 1"/>
+    <w:lsdException w:qFormat="1" w:unhideWhenUsed="0" w:uiPriority="0" w:semiHidden="0" w:name="toc 1"/>
     <w:lsdException w:unhideWhenUsed="0" w:uiPriority="0" w:semiHidden="0" w:name="toc 2"/>
-    <w:lsdException w:unhideWhenUsed="0" w:uiPriority="0" w:semiHidden="0" w:name="toc 3"/>
+    <w:lsdException w:qFormat="1" w:unhideWhenUsed="0" w:uiPriority="0" w:semiHidden="0" w:name="toc 3"/>
     <w:lsdException w:unhideWhenUsed="0" w:uiPriority="0" w:semiHidden="0" w:name="toc 4"/>
     <w:lsdException w:unhideWhenUsed="0" w:uiPriority="0" w:semiHidden="0" w:name="toc 5"/>
     <w:lsdException w:unhideWhenUsed="0" w:uiPriority="0" w:semiHidden="0" w:name="toc 6"/>
@@ -3650,8 +6515,8 @@
     <w:lsdException w:unhideWhenUsed="0" w:uiPriority="0" w:semiHidden="0" w:name="Normal Indent"/>
     <w:lsdException w:unhideWhenUsed="0" w:uiPriority="0" w:semiHidden="0" w:name="footnote text"/>
     <w:lsdException w:unhideWhenUsed="0" w:uiPriority="0" w:semiHidden="0" w:name="annotation text"/>
-    <w:lsdException w:unhideWhenUsed="0" w:uiPriority="0" w:semiHidden="0" w:name="header"/>
-    <w:lsdException w:unhideWhenUsed="0" w:uiPriority="0" w:semiHidden="0" w:name="footer"/>
+    <w:lsdException w:qFormat="1" w:unhideWhenUsed="0" w:uiPriority="0" w:semiHidden="0" w:name="header"/>
+    <w:lsdException w:qFormat="1" w:unhideWhenUsed="0" w:uiPriority="0" w:semiHidden="0" w:name="footer"/>
     <w:lsdException w:unhideWhenUsed="0" w:uiPriority="0" w:semiHidden="0" w:name="index heading"/>
     <w:lsdException w:qFormat="1" w:uiPriority="0" w:name="caption"/>
     <w:lsdException w:unhideWhenUsed="0" w:uiPriority="0" w:semiHidden="0" w:name="table of figures"/>
@@ -3870,7 +6735,7 @@
   </w:latentStyles>
   <w:style w:type="paragraph" w:default="1" w:styleId="1">
     <w:name w:val="Normal"/>
-    <w:link w:val="14"/>
+    <w:link w:val="20"/>
     <w:qFormat/>
     <w:uiPriority w:val="0"/>
     <w:pPr>
@@ -3886,6 +6751,25 @@
     </w:rPr>
   </w:style>
   <w:style w:type="paragraph" w:styleId="2">
+    <w:name w:val="heading 1"/>
+    <w:basedOn w:val="1"/>
+    <w:next w:val="1"/>
+    <w:link w:val="31"/>
+    <w:qFormat/>
+    <w:uiPriority w:val="0"/>
+    <w:pPr>
+      <w:keepNext/>
+      <w:keepLines/>
+      <w:spacing w:before="340" w:beforeLines="0" w:beforeAutospacing="0" w:after="330" w:afterLines="0" w:afterAutospacing="0" w:line="576" w:lineRule="auto"/>
+      <w:outlineLvl w:val="0"/>
+    </w:pPr>
+    <w:rPr>
+      <w:b/>
+      <w:kern w:val="44"/>
+      <w:sz w:val="44"/>
+    </w:rPr>
+  </w:style>
+  <w:style w:type="paragraph" w:styleId="3">
     <w:name w:val="heading 2"/>
     <w:basedOn w:val="1"/>
     <w:next w:val="1"/>
@@ -3904,7 +6788,7 @@
       <w:sz w:val="32"/>
     </w:rPr>
   </w:style>
-  <w:style w:type="paragraph" w:styleId="3">
+  <w:style w:type="paragraph" w:styleId="4">
     <w:name w:val="heading 3"/>
     <w:basedOn w:val="1"/>
     <w:next w:val="1"/>
@@ -3925,7 +6809,7 @@
       <w:lang w:val="en-US" w:eastAsia="zh-CN" w:bidi="ar"/>
     </w:rPr>
   </w:style>
-  <w:style w:type="paragraph" w:styleId="4">
+  <w:style w:type="paragraph" w:styleId="5">
     <w:name w:val="heading 4"/>
     <w:basedOn w:val="1"/>
     <w:next w:val="1"/>
@@ -3947,13 +6831,13 @@
       <w:lang w:val="en-US" w:eastAsia="zh-CN" w:bidi="ar"/>
     </w:rPr>
   </w:style>
-  <w:style w:type="character" w:default="1" w:styleId="7">
+  <w:style w:type="character" w:default="1" w:styleId="13">
     <w:name w:val="Default Paragraph Font"/>
     <w:semiHidden/>
     <w:qFormat/>
     <w:uiPriority w:val="0"/>
   </w:style>
-  <w:style w:type="table" w:default="1" w:styleId="6">
+  <w:style w:type="table" w:default="1" w:styleId="12">
     <w:name w:val="Normal Table"/>
     <w:semiHidden/>
     <w:qFormat/>
@@ -3967,18 +6851,93 @@
       </w:tblCellMar>
     </w:tblPr>
   </w:style>
-  <w:style w:type="paragraph" w:styleId="5">
+  <w:style w:type="paragraph" w:styleId="6">
+    <w:name w:val="toc 3"/>
+    <w:basedOn w:val="1"/>
+    <w:next w:val="1"/>
+    <w:qFormat/>
+    <w:uiPriority w:val="0"/>
+    <w:pPr>
+      <w:ind w:left="840" w:leftChars="400"/>
+    </w:pPr>
+  </w:style>
+  <w:style w:type="paragraph" w:styleId="7">
+    <w:name w:val="footer"/>
+    <w:basedOn w:val="1"/>
+    <w:qFormat/>
+    <w:uiPriority w:val="0"/>
+    <w:pPr>
+      <w:tabs>
+        <w:tab w:val="center" w:pos="4153"/>
+        <w:tab w:val="right" w:pos="8306"/>
+      </w:tabs>
+      <w:snapToGrid w:val="0"/>
+      <w:jc w:val="left"/>
+    </w:pPr>
+    <w:rPr>
+      <w:sz w:val="18"/>
+    </w:rPr>
+  </w:style>
+  <w:style w:type="paragraph" w:styleId="8">
+    <w:name w:val="header"/>
+    <w:basedOn w:val="1"/>
+    <w:qFormat/>
+    <w:uiPriority w:val="0"/>
+    <w:pPr>
+      <w:pBdr>
+        <w:top w:val="none" w:color="auto" w:sz="0" w:space="1"/>
+        <w:left w:val="none" w:color="auto" w:sz="0" w:space="4"/>
+        <w:bottom w:val="none" w:color="auto" w:sz="0" w:space="1"/>
+        <w:right w:val="none" w:color="auto" w:sz="0" w:space="4"/>
+      </w:pBdr>
+      <w:tabs>
+        <w:tab w:val="center" w:pos="4153"/>
+        <w:tab w:val="right" w:pos="8306"/>
+      </w:tabs>
+      <w:snapToGrid w:val="0"/>
+      <w:spacing w:line="240" w:lineRule="auto"/>
+      <w:jc w:val="both"/>
+      <w:outlineLvl w:val="9"/>
+    </w:pPr>
+    <w:rPr>
+      <w:sz w:val="18"/>
+    </w:rPr>
+  </w:style>
+  <w:style w:type="paragraph" w:styleId="9">
+    <w:name w:val="toc 1"/>
+    <w:basedOn w:val="1"/>
+    <w:next w:val="1"/>
+    <w:qFormat/>
+    <w:uiPriority w:val="0"/>
+  </w:style>
+  <w:style w:type="paragraph" w:styleId="10">
+    <w:name w:val="toc 2"/>
+    <w:basedOn w:val="1"/>
+    <w:next w:val="1"/>
+    <w:uiPriority w:val="0"/>
+    <w:pPr>
+      <w:ind w:left="420" w:leftChars="200"/>
+    </w:pPr>
+  </w:style>
+  <w:style w:type="paragraph" w:styleId="11">
     <w:name w:val="Normal (Web)"/>
     <w:basedOn w:val="1"/>
     <w:qFormat/>
     <w:uiPriority w:val="0"/>
+    <w:pPr>
+      <w:spacing w:before="0" w:beforeAutospacing="1" w:after="0" w:afterAutospacing="1"/>
+      <w:ind w:left="0" w:right="0"/>
+      <w:jc w:val="left"/>
+    </w:pPr>
     <w:rPr>
+      <w:kern w:val="0"/>
       <w:sz w:val="24"/>
+      <w:lang w:val="en-US" w:eastAsia="zh-CN" w:bidi="ar"/>
     </w:rPr>
   </w:style>
-  <w:style w:type="character" w:styleId="8">
+  <w:style w:type="character" w:styleId="14">
     <w:name w:val="Hyperlink"/>
-    <w:basedOn w:val="7"/>
+    <w:basedOn w:val="13"/>
     <w:qFormat/>
     <w:uiPriority w:val="0"/>
     <w:rPr>
@@ -3986,21 +6945,21 @@
       <w:u w:val="single"/>
     </w:rPr>
   </w:style>
-  <w:style w:type="character" w:customStyle="1" w:styleId="9">
+  <w:style w:type="character" w:customStyle="1" w:styleId="15">
     <w:name w:val="默认段落字体1"/>
     <w:link w:val="1"/>
     <w:qFormat/>
     <w:uiPriority w:val="0"/>
   </w:style>
-  <w:style w:type="table" w:customStyle="1" w:styleId="10">
+  <w:style w:type="table" w:customStyle="1" w:styleId="16">
     <w:name w:val="普通表格1"/>
     <w:semiHidden/>
     <w:qFormat/>
     <w:uiPriority w:val="0"/>
   </w:style>
-  <w:style w:type="character" w:customStyle="1" w:styleId="11">
+  <w:style w:type="character" w:customStyle="1" w:styleId="17">
     <w:name w:val="页眉 字符"/>
-    <w:link w:val="12"/>
+    <w:link w:val="18"/>
     <w:qFormat/>
     <w:uiPriority w:val="0"/>
     <w:rPr>
@@ -4009,10 +6968,10 @@
       <w:szCs w:val="18"/>
     </w:rPr>
   </w:style>
-  <w:style w:type="paragraph" w:customStyle="1" w:styleId="12">
+  <w:style w:type="paragraph" w:customStyle="1" w:styleId="18">
     <w:name w:val="页眉1"/>
     <w:basedOn w:val="1"/>
-    <w:link w:val="11"/>
+    <w:link w:val="17"/>
     <w:qFormat/>
     <w:uiPriority w:val="0"/>
     <w:pPr>
@@ -4032,14 +6991,14 @@
       <w:szCs w:val="18"/>
     </w:rPr>
   </w:style>
-  <w:style w:type="character" w:customStyle="1" w:styleId="13">
+  <w:style w:type="character" w:customStyle="1" w:styleId="19">
     <w:name w:val="页码1"/>
-    <w:basedOn w:val="9"/>
+    <w:basedOn w:val="15"/>
     <w:link w:val="1"/>
     <w:qFormat/>
     <w:uiPriority w:val="0"/>
   </w:style>
-  <w:style w:type="character" w:customStyle="1" w:styleId="14">
+  <w:style w:type="character" w:customStyle="1" w:styleId="20">
     <w:name w:val="批注引用1"/>
     <w:link w:val="1"/>
     <w:qFormat/>
@@ -4049,9 +7008,9 @@
       <w:szCs w:val="21"/>
     </w:rPr>
   </w:style>
-  <w:style w:type="character" w:customStyle="1" w:styleId="15">
+  <w:style w:type="character" w:customStyle="1" w:styleId="21">
     <w:name w:val="批注框文本 字符"/>
-    <w:link w:val="16"/>
+    <w:link w:val="22"/>
     <w:qFormat/>
     <w:uiPriority w:val="0"/>
     <w:rPr>
@@ -4061,10 +7020,10 @@
       <w:szCs w:val="18"/>
     </w:rPr>
   </w:style>
-  <w:style w:type="paragraph" w:customStyle="1" w:styleId="16">
+  <w:style w:type="paragraph" w:customStyle="1" w:styleId="22">
     <w:name w:val="批注框文本1"/>
     <w:basedOn w:val="1"/>
-    <w:link w:val="15"/>
+    <w:link w:val="21"/>
     <w:qFormat/>
     <w:uiPriority w:val="0"/>
     <w:rPr>
@@ -4072,9 +7031,9 @@
       <w:szCs w:val="18"/>
     </w:rPr>
   </w:style>
-  <w:style w:type="character" w:customStyle="1" w:styleId="17">
+  <w:style w:type="character" w:customStyle="1" w:styleId="23">
     <w:name w:val="页脚 字符"/>
-    <w:link w:val="18"/>
+    <w:link w:val="24"/>
     <w:qFormat/>
     <w:uiPriority w:val="0"/>
     <w:rPr>
@@ -4083,10 +7042,10 @@
       <w:szCs w:val="18"/>
     </w:rPr>
   </w:style>
-  <w:style w:type="paragraph" w:customStyle="1" w:styleId="18">
+  <w:style w:type="paragraph" w:customStyle="1" w:styleId="24">
     <w:name w:val="页脚1"/>
     <w:basedOn w:val="1"/>
-    <w:link w:val="17"/>
+    <w:link w:val="23"/>
     <w:qFormat/>
     <w:uiPriority w:val="0"/>
     <w:pPr>
@@ -4103,9 +7062,9 @@
       <w:szCs w:val="18"/>
     </w:rPr>
   </w:style>
-  <w:style w:type="character" w:customStyle="1" w:styleId="19">
+  <w:style w:type="character" w:customStyle="1" w:styleId="25">
     <w:name w:val="批注文字 字符"/>
-    <w:link w:val="20"/>
+    <w:link w:val="26"/>
     <w:qFormat/>
     <w:uiPriority w:val="0"/>
     <w:rPr>
@@ -4115,19 +7074,19 @@
       <w:szCs w:val="24"/>
     </w:rPr>
   </w:style>
-  <w:style w:type="paragraph" w:customStyle="1" w:styleId="20">
+  <w:style w:type="paragraph" w:customStyle="1" w:styleId="26">
     <w:name w:val="批注文字1"/>
     <w:basedOn w:val="1"/>
-    <w:link w:val="19"/>
+    <w:link w:val="25"/>
     <w:qFormat/>
     <w:uiPriority w:val="0"/>
     <w:pPr>
       <w:jc w:val="left"/>
     </w:pPr>
   </w:style>
-  <w:style w:type="character" w:customStyle="1" w:styleId="21">
+  <w:style w:type="character" w:customStyle="1" w:styleId="27">
     <w:name w:val="批注主题 字符"/>
-    <w:link w:val="22"/>
+    <w:link w:val="28"/>
     <w:qFormat/>
     <w:uiPriority w:val="0"/>
     <w:rPr>
@@ -4139,10 +7098,10 @@
       <w:szCs w:val="24"/>
     </w:rPr>
   </w:style>
-  <w:style w:type="paragraph" w:customStyle="1" w:styleId="22">
+  <w:style w:type="paragraph" w:customStyle="1" w:styleId="28">
     <w:name w:val="批注主题1"/>
-    <w:basedOn w:val="20"/>
-    <w:link w:val="21"/>
+    <w:basedOn w:val="26"/>
+    <w:link w:val="27"/>
     <w:qFormat/>
     <w:uiPriority w:val="0"/>
     <w:rPr>
@@ -4150,7 +7109,7 @@
       <w:bCs/>
     </w:rPr>
   </w:style>
-  <w:style w:type="paragraph" w:customStyle="1" w:styleId="23">
+  <w:style w:type="paragraph" w:customStyle="1" w:styleId="29">
     <w:name w:val="普通(网站)1"/>
     <w:basedOn w:val="1"/>
     <w:qFormat/>
@@ -4163,6 +7122,95 @@
     <w:rPr>
       <w:rFonts w:ascii="宋体" w:hAnsi="宋体"/>
       <w:kern w:val="0"/>
+      <w:sz w:val="24"/>
+    </w:rPr>
+  </w:style>
+  <w:style w:type="paragraph" w:customStyle="1" w:styleId="30">
+    <w:name w:val="标题1"/>
+    <w:basedOn w:val="1"/>
+    <w:next w:val="1"/>
+    <w:qFormat/>
+    <w:uiPriority w:val="0"/>
+    <w:pPr>
+      <w:keepNext/>
+      <w:keepLines/>
+      <w:numPr>
+        <w:ilvl w:val="0"/>
+        <w:numId w:val="1"/>
+      </w:numPr>
+      <w:spacing w:before="260" w:beforeLines="0" w:after="260" w:afterLines="0" w:line="413" w:lineRule="auto"/>
+      <w:ind w:firstLine="420"/>
+      <w:outlineLvl w:val="1"/>
+    </w:pPr>
+    <w:rPr>
+      <w:rFonts w:ascii="Arial" w:hAnsi="Arial" w:eastAsia="黑体"/>
+      <w:b/>
+      <w:sz w:val="32"/>
+    </w:rPr>
+  </w:style>
+  <w:style w:type="character" w:customStyle="1" w:styleId="31">
+    <w:name w:val="标题 1 Char"/>
+    <w:link w:val="2"/>
+    <w:uiPriority w:val="0"/>
+    <w:rPr>
+      <w:b/>
+      <w:kern w:val="44"/>
+      <w:sz w:val="44"/>
+    </w:rPr>
+  </w:style>
+  <w:style w:type="paragraph" w:customStyle="1" w:styleId="32">
+    <w:name w:val="标题2"/>
+    <w:basedOn w:val="1"/>
+    <w:next w:val="1"/>
+    <w:qFormat/>
+    <w:uiPriority w:val="0"/>
+    <w:pPr>
+      <w:numPr>
+        <w:ilvl w:val="1"/>
+        <w:numId w:val="2"/>
+      </w:numPr>
+      <w:spacing w:beforeAutospacing="1" w:afterAutospacing="1"/>
+      <w:ind w:firstLine="542" w:firstLineChars="200"/>
+      <w:jc w:val="left"/>
+      <w:outlineLvl w:val="2"/>
+    </w:pPr>
+    <w:rPr>
+      <w:rFonts w:hint="eastAsia" w:ascii="宋体" w:hAnsi="宋体" w:cs="宋体"/>
+      <w:b/>
+      <w:bCs/>
+      <w:kern w:val="0"/>
+      <w:sz w:val="27"/>
+      <w:szCs w:val="27"/>
+      <w:lang w:bidi="ar"/>
+    </w:rPr>
+  </w:style>
+  <w:style w:type="paragraph" w:customStyle="1" w:styleId="33">
+    <w:name w:val="正文1"/>
+    <w:basedOn w:val="1"/>
+    <w:qFormat/>
+    <w:uiPriority w:val="0"/>
+    <w:pPr>
+      <w:widowControl/>
+      <w:spacing w:line="480" w:lineRule="auto"/>
+      <w:ind w:firstLine="420" w:firstLineChars="200"/>
+    </w:pPr>
+    <w:rPr>
+      <w:rFonts w:ascii="宋体" w:hAnsi="宋体" w:cs="宋体"/>
+      <w:sz w:val="24"/>
+    </w:rPr>
+  </w:style>
+  <w:style w:type="paragraph" w:customStyle="1" w:styleId="34">
+    <w:name w:val="正文222222222"/>
+    <w:basedOn w:val="1"/>
+    <w:qFormat/>
+    <w:uiPriority w:val="0"/>
+    <w:pPr>
+      <w:widowControl/>
+      <w:spacing w:line="480" w:lineRule="auto"/>
+      <w:ind w:firstLine="420" w:firstLineChars="200"/>
+    </w:pPr>
+    <w:rPr>
+      <w:rFonts w:ascii="宋体" w:hAnsi="宋体" w:cs="宋体"/>
       <w:sz w:val="24"/>
     </w:rPr>
   </w:style>
@@ -4451,4 +7499,26 @@
   </a:themeElements>
   <a:objectDefaults/>
 </a:theme>
+</file>
+
+<file path=customXml/item1.xml><?xml version="1.0" encoding="utf-8"?>
+<s:customData xmlns="http://www.wps.cn/officeDocument/2013/wpsCustomData" xmlns:s="http://www.wps.cn/officeDocument/2013/wpsCustomData">
+  <customSectProps>
+    <customSectPr/>
+    <customSectPr/>
+    <customSectPr/>
+    <customSectPr/>
+  </customSectProps>
+  <customShpExts>
+    <customShpInfo spid="_x0000_s4097" textRotate="1"/>
+  </customShpExts>
+</s:customData>
+</file>
+
+<file path=customXml/itemProps1.xml><?xml version="1.0" encoding="utf-8"?>
+<ds:datastoreItem xmlns:ds="http://schemas.openxmlformats.org/officeDocument/2006/customXml" ds:itemID="{B1977F7D-205B-4081-913C-38D41E755F92}">
+  <ds:schemaRefs>
+    <ds:schemaRef ds:uri="http://www.wps.cn/officeDocument/2013/wpsCustomData"/>
+  </ds:schemaRefs>
+</ds:datastoreItem>
 </file>